--- a/templates/plananual/CCSS 1° A 5°/CCSS 4° - PLANIFICACIÓN ANUAL 2026.docx
+++ b/templates/plananual/CCSS 1° A 5°/CCSS 4° - PLANIFICACIÓN ANUAL 2026.docx
@@ -11834,7 +11834,7 @@
     <w:tbl>
       <w:tblPr>
         <w:tblStyle w:val="Tablaconcuadrcula"/>
-        <w:tblW w:w="14850" w:type="dxa"/>
+        <w:tblW w:w="14851" w:type="dxa"/>
         <w:jc w:val="center"/>
         <w:tblBorders>
           <w:top w:val="double" w:sz="4" w:space="0" w:color="47D459" w:themeColor="accent3" w:themeTint="99"/>
@@ -11848,7 +11848,7 @@
         <w:tblLook w:val="04A0" w:firstRow="1" w:lastRow="0" w:firstColumn="1" w:lastColumn="0" w:noHBand="0" w:noVBand="1"/>
       </w:tblPr>
       <w:tblGrid>
-        <w:gridCol w:w="874"/>
+        <w:gridCol w:w="875"/>
         <w:gridCol w:w="1095"/>
         <w:gridCol w:w="1726"/>
         <w:gridCol w:w="6169"/>
@@ -11864,33 +11864,30 @@
         <w:tc>
           <w:tcPr>
             <w:tcW w:w="875" w:type="dxa"/>
-            <w:tcBorders>
-              <w:top w:val="double" w:sz="4" w:space="0" w:color="47D459" w:themeColor="accent3" w:themeTint="99"/>
-              <w:left w:val="double" w:sz="4" w:space="0" w:color="47D459" w:themeColor="accent3" w:themeTint="99"/>
-              <w:bottom w:val="double" w:sz="4" w:space="0" w:color="47D459" w:themeColor="accent3" w:themeTint="99"/>
-              <w:right w:val="double" w:sz="4" w:space="0" w:color="47D459" w:themeColor="accent3" w:themeTint="99"/>
-            </w:tcBorders>
             <w:shd w:val="clear" w:color="auto" w:fill="C1F0C7" w:themeFill="accent3" w:themeFillTint="33"/>
             <w:vAlign w:val="center"/>
-            <w:hideMark/>
-          </w:tcPr>
-          <w:p>
-            <w:pPr>
-              <w:pStyle w:val="Sinespaciado"/>
-              <w:spacing w:line="276" w:lineRule="auto"/>
-              <w:rPr>
-                <w:rFonts w:ascii="Arial Nova Cond Light" w:hAnsi="Arial Nova Cond Light"/>
-                <w:b/>
-                <w:bCs/>
-                <w:sz w:val="20"/>
-                <w:szCs w:val="20"/>
-              </w:rPr>
-            </w:pPr>
-            <w:r>
-              <w:rPr>
-                <w:rFonts w:ascii="Arial Nova Cond Light" w:hAnsi="Arial Nova Cond Light"/>
-                <w:b/>
-                <w:bCs/>
+          </w:tcPr>
+          <w:p>
+            <w:pPr>
+              <w:pStyle w:val="Prrafodelista"/>
+              <w:ind w:left="0"/>
+              <w:jc w:val="center"/>
+              <w:rPr>
+                <w:rFonts w:ascii="Arial Nova Cond" w:hAnsi="Arial Nova Cond" w:cs="Times New Roman"/>
+                <w:b/>
+                <w:bCs/>
+                <w:color w:val="000000" w:themeColor="text1"/>
+                <w:sz w:val="20"/>
+                <w:szCs w:val="20"/>
+              </w:rPr>
+            </w:pPr>
+            <w:bookmarkStart w:id="1" w:name="_Hlk227075175"/>
+            <w:r>
+              <w:rPr>
+                <w:rFonts w:ascii="Arial Nova Cond" w:hAnsi="Arial Nova Cond" w:cs="Times New Roman"/>
+                <w:b/>
+                <w:bCs/>
+                <w:color w:val="000000" w:themeColor="text1"/>
                 <w:sz w:val="20"/>
                 <w:szCs w:val="20"/>
               </w:rPr>
@@ -11901,33 +11898,29 @@
         <w:tc>
           <w:tcPr>
             <w:tcW w:w="1095" w:type="dxa"/>
-            <w:tcBorders>
-              <w:top w:val="double" w:sz="4" w:space="0" w:color="47D459" w:themeColor="accent3" w:themeTint="99"/>
-              <w:left w:val="double" w:sz="4" w:space="0" w:color="47D459" w:themeColor="accent3" w:themeTint="99"/>
-              <w:bottom w:val="double" w:sz="4" w:space="0" w:color="47D459" w:themeColor="accent3" w:themeTint="99"/>
-              <w:right w:val="double" w:sz="4" w:space="0" w:color="47D459" w:themeColor="accent3" w:themeTint="99"/>
-            </w:tcBorders>
             <w:shd w:val="clear" w:color="auto" w:fill="C1F0C7" w:themeFill="accent3" w:themeFillTint="33"/>
             <w:vAlign w:val="center"/>
-            <w:hideMark/>
-          </w:tcPr>
-          <w:p>
-            <w:pPr>
-              <w:pStyle w:val="Sinespaciado"/>
-              <w:spacing w:line="276" w:lineRule="auto"/>
-              <w:rPr>
-                <w:rFonts w:ascii="Arial Nova Cond Light" w:hAnsi="Arial Nova Cond Light"/>
-                <w:b/>
-                <w:bCs/>
-                <w:sz w:val="20"/>
-                <w:szCs w:val="20"/>
-              </w:rPr>
-            </w:pPr>
-            <w:r>
-              <w:rPr>
-                <w:rFonts w:ascii="Arial Nova Cond Light" w:hAnsi="Arial Nova Cond Light"/>
-                <w:b/>
-                <w:bCs/>
+          </w:tcPr>
+          <w:p>
+            <w:pPr>
+              <w:pStyle w:val="Prrafodelista"/>
+              <w:ind w:left="0"/>
+              <w:jc w:val="center"/>
+              <w:rPr>
+                <w:rFonts w:ascii="Arial Nova Cond" w:hAnsi="Arial Nova Cond" w:cs="Times New Roman"/>
+                <w:b/>
+                <w:bCs/>
+                <w:color w:val="000000" w:themeColor="text1"/>
+                <w:sz w:val="20"/>
+                <w:szCs w:val="20"/>
+              </w:rPr>
+            </w:pPr>
+            <w:r>
+              <w:rPr>
+                <w:rFonts w:ascii="Arial Nova Cond" w:hAnsi="Arial Nova Cond" w:cs="Times New Roman"/>
+                <w:b/>
+                <w:bCs/>
+                <w:color w:val="000000" w:themeColor="text1"/>
                 <w:sz w:val="20"/>
                 <w:szCs w:val="20"/>
               </w:rPr>
@@ -11938,33 +11931,29 @@
         <w:tc>
           <w:tcPr>
             <w:tcW w:w="1726" w:type="dxa"/>
-            <w:tcBorders>
-              <w:top w:val="double" w:sz="4" w:space="0" w:color="47D459" w:themeColor="accent3" w:themeTint="99"/>
-              <w:left w:val="double" w:sz="4" w:space="0" w:color="47D459" w:themeColor="accent3" w:themeTint="99"/>
-              <w:bottom w:val="double" w:sz="4" w:space="0" w:color="47D459" w:themeColor="accent3" w:themeTint="99"/>
-              <w:right w:val="double" w:sz="4" w:space="0" w:color="47D459" w:themeColor="accent3" w:themeTint="99"/>
-            </w:tcBorders>
             <w:shd w:val="clear" w:color="auto" w:fill="C1F0C7" w:themeFill="accent3" w:themeFillTint="33"/>
             <w:vAlign w:val="center"/>
-            <w:hideMark/>
-          </w:tcPr>
-          <w:p>
-            <w:pPr>
-              <w:pStyle w:val="Sinespaciado"/>
-              <w:spacing w:line="276" w:lineRule="auto"/>
-              <w:rPr>
-                <w:rFonts w:ascii="Arial Nova Cond Light" w:hAnsi="Arial Nova Cond Light"/>
-                <w:b/>
-                <w:bCs/>
-                <w:sz w:val="20"/>
-                <w:szCs w:val="20"/>
-              </w:rPr>
-            </w:pPr>
-            <w:r>
-              <w:rPr>
-                <w:rFonts w:ascii="Arial Nova Cond Light" w:hAnsi="Arial Nova Cond Light"/>
-                <w:b/>
-                <w:bCs/>
+          </w:tcPr>
+          <w:p>
+            <w:pPr>
+              <w:pStyle w:val="Prrafodelista"/>
+              <w:ind w:left="0"/>
+              <w:jc w:val="center"/>
+              <w:rPr>
+                <w:rFonts w:ascii="Arial Nova Cond" w:hAnsi="Arial Nova Cond" w:cs="Times New Roman"/>
+                <w:b/>
+                <w:bCs/>
+                <w:color w:val="000000" w:themeColor="text1"/>
+                <w:sz w:val="20"/>
+                <w:szCs w:val="20"/>
+              </w:rPr>
+            </w:pPr>
+            <w:r>
+              <w:rPr>
+                <w:rFonts w:ascii="Arial Nova Cond" w:hAnsi="Arial Nova Cond" w:cs="Times New Roman"/>
+                <w:b/>
+                <w:bCs/>
+                <w:color w:val="000000" w:themeColor="text1"/>
                 <w:sz w:val="20"/>
                 <w:szCs w:val="20"/>
               </w:rPr>
@@ -11975,107 +11964,150 @@
         <w:tc>
           <w:tcPr>
             <w:tcW w:w="6169" w:type="dxa"/>
-            <w:tcBorders>
-              <w:top w:val="double" w:sz="4" w:space="0" w:color="47D459" w:themeColor="accent3" w:themeTint="99"/>
-              <w:left w:val="double" w:sz="4" w:space="0" w:color="47D459" w:themeColor="accent3" w:themeTint="99"/>
-              <w:bottom w:val="double" w:sz="4" w:space="0" w:color="47D459" w:themeColor="accent3" w:themeTint="99"/>
-              <w:right w:val="double" w:sz="4" w:space="0" w:color="47D459" w:themeColor="accent3" w:themeTint="99"/>
-            </w:tcBorders>
             <w:shd w:val="clear" w:color="auto" w:fill="C1F0C7" w:themeFill="accent3" w:themeFillTint="33"/>
             <w:vAlign w:val="center"/>
-            <w:hideMark/>
-          </w:tcPr>
-          <w:p>
-            <w:pPr>
-              <w:pStyle w:val="Sinespaciado"/>
-              <w:spacing w:line="276" w:lineRule="auto"/>
-              <w:rPr>
-                <w:rFonts w:ascii="Arial Nova Cond Light" w:hAnsi="Arial Nova Cond Light"/>
-                <w:b/>
-                <w:bCs/>
-                <w:sz w:val="20"/>
-                <w:szCs w:val="20"/>
-              </w:rPr>
-            </w:pPr>
-            <w:r>
-              <w:rPr>
-                <w:rFonts w:ascii="Arial Nova Cond Light" w:hAnsi="Arial Nova Cond Light"/>
-                <w:b/>
-                <w:bCs/>
-                <w:sz w:val="20"/>
-                <w:szCs w:val="20"/>
-              </w:rPr>
-              <w:t>SITUACIÓN SIGNIFICATIVA</w:t>
+          </w:tcPr>
+          <w:p>
+            <w:pPr>
+              <w:pStyle w:val="Prrafodelista"/>
+              <w:ind w:left="0"/>
+              <w:jc w:val="center"/>
+              <w:rPr>
+                <w:rFonts w:ascii="Arial Nova Cond" w:hAnsi="Arial Nova Cond" w:cs="Times New Roman"/>
+                <w:b/>
+                <w:bCs/>
+                <w:color w:val="000000" w:themeColor="text1"/>
+                <w:sz w:val="20"/>
+                <w:szCs w:val="20"/>
+              </w:rPr>
+            </w:pPr>
+            <w:r>
+              <w:rPr>
+                <w:rFonts w:ascii="Arial Nova Cond" w:hAnsi="Arial Nova Cond" w:cs="Times New Roman"/>
+                <w:b/>
+                <w:bCs/>
+                <w:color w:val="000000" w:themeColor="text1"/>
+                <w:sz w:val="20"/>
+                <w:szCs w:val="20"/>
+              </w:rPr>
+              <w:t>SITUACIÓN SIGNIF</w:t>
+            </w:r>
+            <w:r>
+              <w:rPr>
+                <w:rFonts w:ascii="Arial Nova Cond" w:hAnsi="Arial Nova Cond" w:cs="Times New Roman"/>
+                <w:b/>
+                <w:bCs/>
+                <w:color w:val="000000" w:themeColor="text1"/>
+                <w:sz w:val="20"/>
+                <w:szCs w:val="20"/>
+              </w:rPr>
+              <w:t>I</w:t>
+            </w:r>
+            <w:r>
+              <w:rPr>
+                <w:rFonts w:ascii="Arial Nova Cond" w:hAnsi="Arial Nova Cond" w:cs="Times New Roman"/>
+                <w:b/>
+                <w:bCs/>
+                <w:color w:val="000000" w:themeColor="text1"/>
+                <w:sz w:val="20"/>
+                <w:szCs w:val="20"/>
+              </w:rPr>
+              <w:t>CATIVA</w:t>
             </w:r>
           </w:p>
         </w:tc>
         <w:tc>
           <w:tcPr>
             <w:tcW w:w="2015" w:type="dxa"/>
-            <w:tcBorders>
-              <w:top w:val="double" w:sz="4" w:space="0" w:color="47D459" w:themeColor="accent3" w:themeTint="99"/>
-              <w:left w:val="double" w:sz="4" w:space="0" w:color="47D459" w:themeColor="accent3" w:themeTint="99"/>
-              <w:bottom w:val="double" w:sz="4" w:space="0" w:color="47D459" w:themeColor="accent3" w:themeTint="99"/>
-              <w:right w:val="double" w:sz="4" w:space="0" w:color="47D459" w:themeColor="accent3" w:themeTint="99"/>
-            </w:tcBorders>
             <w:shd w:val="clear" w:color="auto" w:fill="C1F0C7" w:themeFill="accent3" w:themeFillTint="33"/>
             <w:vAlign w:val="center"/>
-            <w:hideMark/>
-          </w:tcPr>
-          <w:p>
-            <w:pPr>
-              <w:pStyle w:val="Sinespaciado"/>
-              <w:spacing w:line="276" w:lineRule="auto"/>
-              <w:rPr>
-                <w:rFonts w:ascii="Arial Nova Cond Light" w:hAnsi="Arial Nova Cond Light"/>
-                <w:b/>
-                <w:bCs/>
-                <w:sz w:val="20"/>
-                <w:szCs w:val="20"/>
-              </w:rPr>
-            </w:pPr>
-            <w:r>
-              <w:rPr>
-                <w:rFonts w:ascii="Arial Nova Cond Light" w:hAnsi="Arial Nova Cond Light"/>
-                <w:b/>
-                <w:bCs/>
-                <w:sz w:val="20"/>
-                <w:szCs w:val="20"/>
-              </w:rPr>
-              <w:t>TÍTULO DE LA UNIDAD DIDÁCTICA.</w:t>
+          </w:tcPr>
+          <w:p>
+            <w:pPr>
+              <w:pStyle w:val="Prrafodelista"/>
+              <w:ind w:left="0"/>
+              <w:jc w:val="center"/>
+              <w:rPr>
+                <w:rFonts w:ascii="Arial Nova Cond" w:hAnsi="Arial Nova Cond" w:cs="Times New Roman"/>
+                <w:b/>
+                <w:bCs/>
+                <w:color w:val="000000" w:themeColor="text1"/>
+                <w:sz w:val="20"/>
+                <w:szCs w:val="20"/>
+              </w:rPr>
+            </w:pPr>
+            <w:r>
+              <w:rPr>
+                <w:rFonts w:ascii="Arial Nova Cond" w:hAnsi="Arial Nova Cond" w:cs="Times New Roman"/>
+                <w:b/>
+                <w:bCs/>
+                <w:color w:val="000000" w:themeColor="text1"/>
+                <w:sz w:val="20"/>
+                <w:szCs w:val="20"/>
+              </w:rPr>
+              <w:t>TÍTULO DE LA UNIDAD DID</w:t>
+            </w:r>
+            <w:r>
+              <w:rPr>
+                <w:rFonts w:ascii="Arial Nova Cond" w:hAnsi="Arial Nova Cond" w:cs="Times New Roman"/>
+                <w:b/>
+                <w:bCs/>
+                <w:color w:val="000000" w:themeColor="text1"/>
+                <w:sz w:val="20"/>
+                <w:szCs w:val="20"/>
+              </w:rPr>
+              <w:t>Á</w:t>
+            </w:r>
+            <w:r>
+              <w:rPr>
+                <w:rFonts w:ascii="Arial Nova Cond" w:hAnsi="Arial Nova Cond" w:cs="Times New Roman"/>
+                <w:b/>
+                <w:bCs/>
+                <w:color w:val="000000" w:themeColor="text1"/>
+                <w:sz w:val="20"/>
+                <w:szCs w:val="20"/>
+              </w:rPr>
+              <w:t>CTICA</w:t>
+            </w:r>
+            <w:r>
+              <w:rPr>
+                <w:rFonts w:ascii="Arial Nova Cond" w:hAnsi="Arial Nova Cond" w:cs="Times New Roman"/>
+                <w:b/>
+                <w:bCs/>
+                <w:color w:val="000000" w:themeColor="text1"/>
+                <w:sz w:val="20"/>
+                <w:szCs w:val="20"/>
+              </w:rPr>
+              <w:t>.</w:t>
             </w:r>
           </w:p>
         </w:tc>
         <w:tc>
           <w:tcPr>
             <w:tcW w:w="1634" w:type="dxa"/>
-            <w:tcBorders>
-              <w:top w:val="double" w:sz="4" w:space="0" w:color="47D459" w:themeColor="accent3" w:themeTint="99"/>
-              <w:left w:val="double" w:sz="4" w:space="0" w:color="47D459" w:themeColor="accent3" w:themeTint="99"/>
-              <w:bottom w:val="double" w:sz="4" w:space="0" w:color="47D459" w:themeColor="accent3" w:themeTint="99"/>
-              <w:right w:val="double" w:sz="4" w:space="0" w:color="47D459" w:themeColor="accent3" w:themeTint="99"/>
-            </w:tcBorders>
             <w:shd w:val="clear" w:color="auto" w:fill="C1F0C7" w:themeFill="accent3" w:themeFillTint="33"/>
             <w:vAlign w:val="center"/>
-            <w:hideMark/>
-          </w:tcPr>
-          <w:p>
-            <w:pPr>
-              <w:pStyle w:val="Sinespaciado"/>
-              <w:spacing w:line="276" w:lineRule="auto"/>
-              <w:rPr>
-                <w:rFonts w:ascii="Arial Nova Cond Light" w:hAnsi="Arial Nova Cond Light"/>
-                <w:b/>
-                <w:bCs/>
-                <w:sz w:val="20"/>
-                <w:szCs w:val="20"/>
-              </w:rPr>
-            </w:pPr>
-            <w:r>
-              <w:rPr>
-                <w:rFonts w:ascii="Arial Nova Cond Light" w:hAnsi="Arial Nova Cond Light"/>
-                <w:b/>
-                <w:bCs/>
+          </w:tcPr>
+          <w:p>
+            <w:pPr>
+              <w:pStyle w:val="Prrafodelista"/>
+              <w:ind w:left="0"/>
+              <w:jc w:val="center"/>
+              <w:rPr>
+                <w:rFonts w:ascii="Arial Nova Cond" w:hAnsi="Arial Nova Cond" w:cs="Times New Roman"/>
+                <w:b/>
+                <w:bCs/>
+                <w:color w:val="000000" w:themeColor="text1"/>
+                <w:sz w:val="20"/>
+                <w:szCs w:val="20"/>
+              </w:rPr>
+            </w:pPr>
+            <w:r>
+              <w:rPr>
+                <w:rFonts w:ascii="Arial Nova Cond" w:hAnsi="Arial Nova Cond" w:cs="Times New Roman"/>
+                <w:b/>
+                <w:bCs/>
+                <w:color w:val="000000" w:themeColor="text1"/>
                 <w:sz w:val="20"/>
                 <w:szCs w:val="20"/>
               </w:rPr>
@@ -12086,33 +12118,29 @@
         <w:tc>
           <w:tcPr>
             <w:tcW w:w="1337" w:type="dxa"/>
-            <w:tcBorders>
-              <w:top w:val="double" w:sz="4" w:space="0" w:color="47D459" w:themeColor="accent3" w:themeTint="99"/>
-              <w:left w:val="double" w:sz="4" w:space="0" w:color="47D459" w:themeColor="accent3" w:themeTint="99"/>
-              <w:bottom w:val="double" w:sz="4" w:space="0" w:color="47D459" w:themeColor="accent3" w:themeTint="99"/>
-              <w:right w:val="double" w:sz="4" w:space="0" w:color="47D459" w:themeColor="accent3" w:themeTint="99"/>
-            </w:tcBorders>
             <w:shd w:val="clear" w:color="auto" w:fill="C1F0C7" w:themeFill="accent3" w:themeFillTint="33"/>
             <w:vAlign w:val="center"/>
-            <w:hideMark/>
-          </w:tcPr>
-          <w:p>
-            <w:pPr>
-              <w:pStyle w:val="Sinespaciado"/>
-              <w:spacing w:line="276" w:lineRule="auto"/>
-              <w:rPr>
-                <w:rFonts w:ascii="Arial Nova Cond Light" w:hAnsi="Arial Nova Cond Light"/>
-                <w:b/>
-                <w:bCs/>
-                <w:sz w:val="20"/>
-                <w:szCs w:val="20"/>
-              </w:rPr>
-            </w:pPr>
-            <w:r>
-              <w:rPr>
-                <w:rFonts w:ascii="Arial Nova Cond Light" w:hAnsi="Arial Nova Cond Light"/>
-                <w:b/>
-                <w:bCs/>
+          </w:tcPr>
+          <w:p>
+            <w:pPr>
+              <w:pStyle w:val="Prrafodelista"/>
+              <w:ind w:left="0"/>
+              <w:jc w:val="center"/>
+              <w:rPr>
+                <w:rFonts w:ascii="Arial Nova Cond" w:hAnsi="Arial Nova Cond" w:cs="Times New Roman"/>
+                <w:b/>
+                <w:bCs/>
+                <w:color w:val="000000" w:themeColor="text1"/>
+                <w:sz w:val="20"/>
+                <w:szCs w:val="20"/>
+              </w:rPr>
+            </w:pPr>
+            <w:r>
+              <w:rPr>
+                <w:rFonts w:ascii="Arial Nova Cond" w:hAnsi="Arial Nova Cond" w:cs="Times New Roman"/>
+                <w:b/>
+                <w:bCs/>
+                <w:color w:val="000000" w:themeColor="text1"/>
                 <w:sz w:val="20"/>
                 <w:szCs w:val="20"/>
               </w:rPr>
@@ -12130,20 +12158,21 @@
           <w:tcPr>
             <w:tcW w:w="875" w:type="dxa"/>
             <w:vMerge w:val="restart"/>
-            <w:tcBorders>
-              <w:top w:val="double" w:sz="4" w:space="0" w:color="47D459" w:themeColor="accent3" w:themeTint="99"/>
-              <w:left w:val="double" w:sz="4" w:space="0" w:color="47D459" w:themeColor="accent3" w:themeTint="99"/>
-              <w:bottom w:val="double" w:sz="4" w:space="0" w:color="47D459" w:themeColor="accent3" w:themeTint="99"/>
-              <w:right w:val="double" w:sz="4" w:space="0" w:color="47D459" w:themeColor="accent3" w:themeTint="99"/>
-            </w:tcBorders>
-            <w:vAlign w:val="center"/>
-            <w:hideMark/>
-          </w:tcPr>
-          <w:p>
-            <w:pPr>
-              <w:pStyle w:val="Sinespaciado"/>
-              <w:rPr>
-                <w:rFonts w:ascii="Arial Nova Cond Light" w:hAnsi="Arial Nova Cond Light"/>
+            <w:vAlign w:val="center"/>
+          </w:tcPr>
+          <w:p>
+            <w:pPr>
+              <w:pStyle w:val="Prrafodelista"/>
+              <w:tabs>
+                <w:tab w:val="left" w:pos="0"/>
+                <w:tab w:val="left" w:pos="142"/>
+                <w:tab w:val="left" w:pos="284"/>
+              </w:tabs>
+              <w:spacing w:line="276" w:lineRule="auto"/>
+              <w:ind w:left="0"/>
+              <w:jc w:val="center"/>
+              <w:rPr>
+                <w:rFonts w:ascii="Arial Nova Cond" w:eastAsia="Calibri" w:hAnsi="Arial Nova Cond" w:cs="Times New Roman"/>
                 <w:b/>
                 <w:bCs/>
                 <w:sz w:val="20"/>
@@ -12153,7 +12182,7 @@
             </w:pPr>
             <w:r>
               <w:rPr>
-                <w:rFonts w:ascii="Arial Nova Cond Light" w:hAnsi="Arial Nova Cond Light"/>
+                <w:rFonts w:ascii="Arial Nova Cond" w:eastAsia="Calibri" w:hAnsi="Arial Nova Cond" w:cs="Times New Roman"/>
                 <w:b/>
                 <w:bCs/>
                 <w:sz w:val="20"/>
@@ -12167,20 +12196,21 @@
         <w:tc>
           <w:tcPr>
             <w:tcW w:w="1095" w:type="dxa"/>
-            <w:tcBorders>
-              <w:top w:val="double" w:sz="4" w:space="0" w:color="47D459" w:themeColor="accent3" w:themeTint="99"/>
-              <w:left w:val="double" w:sz="4" w:space="0" w:color="47D459" w:themeColor="accent3" w:themeTint="99"/>
-              <w:bottom w:val="double" w:sz="4" w:space="0" w:color="47D459" w:themeColor="accent3" w:themeTint="99"/>
-              <w:right w:val="double" w:sz="4" w:space="0" w:color="47D459" w:themeColor="accent3" w:themeTint="99"/>
-            </w:tcBorders>
-            <w:vAlign w:val="center"/>
-            <w:hideMark/>
-          </w:tcPr>
-          <w:p>
-            <w:pPr>
-              <w:pStyle w:val="Sinespaciado"/>
-              <w:rPr>
-                <w:rFonts w:ascii="Arial Nova Cond Light" w:hAnsi="Arial Nova Cond Light"/>
+            <w:vAlign w:val="center"/>
+          </w:tcPr>
+          <w:p>
+            <w:pPr>
+              <w:pStyle w:val="Prrafodelista"/>
+              <w:tabs>
+                <w:tab w:val="left" w:pos="0"/>
+                <w:tab w:val="left" w:pos="142"/>
+                <w:tab w:val="left" w:pos="284"/>
+              </w:tabs>
+              <w:spacing w:line="276" w:lineRule="auto"/>
+              <w:ind w:left="0"/>
+              <w:jc w:val="center"/>
+              <w:rPr>
+                <w:rFonts w:ascii="Arial Nova Cond" w:eastAsia="Calibri" w:hAnsi="Arial Nova Cond" w:cs="Times New Roman"/>
                 <w:b/>
                 <w:bCs/>
                 <w:sz w:val="20"/>
@@ -12190,7 +12220,7 @@
             </w:pPr>
             <w:r>
               <w:rPr>
-                <w:rFonts w:ascii="Arial Nova Cond Light" w:hAnsi="Arial Nova Cond Light"/>
+                <w:rFonts w:ascii="Arial Nova Cond" w:eastAsia="Calibri" w:hAnsi="Arial Nova Cond" w:cs="Times New Roman"/>
                 <w:b/>
                 <w:bCs/>
                 <w:sz w:val="20"/>
@@ -12204,20 +12234,21 @@
         <w:tc>
           <w:tcPr>
             <w:tcW w:w="1726" w:type="dxa"/>
-            <w:tcBorders>
-              <w:top w:val="double" w:sz="4" w:space="0" w:color="47D459" w:themeColor="accent3" w:themeTint="99"/>
-              <w:left w:val="double" w:sz="4" w:space="0" w:color="47D459" w:themeColor="accent3" w:themeTint="99"/>
-              <w:bottom w:val="double" w:sz="4" w:space="0" w:color="47D459" w:themeColor="accent3" w:themeTint="99"/>
-              <w:right w:val="double" w:sz="4" w:space="0" w:color="47D459" w:themeColor="accent3" w:themeTint="99"/>
-            </w:tcBorders>
-            <w:vAlign w:val="center"/>
-            <w:hideMark/>
-          </w:tcPr>
-          <w:p>
-            <w:pPr>
-              <w:pStyle w:val="Sinespaciado"/>
-              <w:rPr>
-                <w:rFonts w:ascii="Arial Nova Cond Light" w:hAnsi="Arial Nova Cond Light"/>
+            <w:vAlign w:val="center"/>
+          </w:tcPr>
+          <w:p>
+            <w:pPr>
+              <w:pStyle w:val="Prrafodelista"/>
+              <w:tabs>
+                <w:tab w:val="left" w:pos="0"/>
+                <w:tab w:val="left" w:pos="142"/>
+                <w:tab w:val="left" w:pos="284"/>
+              </w:tabs>
+              <w:spacing w:line="276" w:lineRule="auto"/>
+              <w:ind w:left="0"/>
+              <w:jc w:val="both"/>
+              <w:rPr>
+                <w:rFonts w:ascii="Arial Nova Cond" w:eastAsia="Calibri" w:hAnsi="Arial Nova Cond" w:cs="Times New Roman"/>
                 <w:sz w:val="20"/>
                 <w:szCs w:val="20"/>
                 <w:lang w:val="es-ES_tradnl"/>
@@ -12225,7 +12256,7 @@
             </w:pPr>
             <w:r>
               <w:rPr>
-                <w:rFonts w:ascii="Arial Nova Cond Light" w:hAnsi="Arial Nova Cond Light"/>
+                <w:rFonts w:ascii="Arial Nova Cond" w:eastAsia="Calibri" w:hAnsi="Arial Nova Cond" w:cs="Times New Roman"/>
                 <w:sz w:val="20"/>
                 <w:szCs w:val="20"/>
                 <w:lang w:val="es-ES_tradnl"/>
@@ -12237,20 +12268,21 @@
         <w:tc>
           <w:tcPr>
             <w:tcW w:w="6169" w:type="dxa"/>
-            <w:tcBorders>
-              <w:top w:val="double" w:sz="4" w:space="0" w:color="47D459" w:themeColor="accent3" w:themeTint="99"/>
-              <w:left w:val="double" w:sz="4" w:space="0" w:color="47D459" w:themeColor="accent3" w:themeTint="99"/>
-              <w:bottom w:val="double" w:sz="4" w:space="0" w:color="47D459" w:themeColor="accent3" w:themeTint="99"/>
-              <w:right w:val="double" w:sz="4" w:space="0" w:color="47D459" w:themeColor="accent3" w:themeTint="99"/>
-            </w:tcBorders>
-            <w:vAlign w:val="center"/>
-            <w:hideMark/>
-          </w:tcPr>
-          <w:p>
-            <w:pPr>
-              <w:pStyle w:val="Sinespaciado"/>
-              <w:rPr>
-                <w:rFonts w:ascii="Arial Nova Cond Light" w:hAnsi="Arial Nova Cond Light"/>
+            <w:vAlign w:val="center"/>
+          </w:tcPr>
+          <w:p>
+            <w:pPr>
+              <w:pStyle w:val="Prrafodelista"/>
+              <w:tabs>
+                <w:tab w:val="left" w:pos="0"/>
+                <w:tab w:val="left" w:pos="142"/>
+                <w:tab w:val="left" w:pos="284"/>
+              </w:tabs>
+              <w:spacing w:line="276" w:lineRule="auto"/>
+              <w:ind w:left="0"/>
+              <w:jc w:val="both"/>
+              <w:rPr>
+                <w:rFonts w:ascii="Arial Nova Cond" w:eastAsia="Calibri" w:hAnsi="Arial Nova Cond" w:cs="Times New Roman"/>
                 <w:sz w:val="20"/>
                 <w:szCs w:val="20"/>
                 <w:lang w:val="es-ES_tradnl"/>
@@ -12258,7 +12290,7 @@
             </w:pPr>
             <w:r>
               <w:rPr>
-                <w:rFonts w:ascii="Arial Nova Cond Light" w:hAnsi="Arial Nova Cond Light"/>
+                <w:rFonts w:ascii="Arial Nova Cond" w:eastAsia="Calibri" w:hAnsi="Arial Nova Cond" w:cs="Times New Roman"/>
                 <w:sz w:val="20"/>
                 <w:szCs w:val="20"/>
                 <w:lang w:val="es-ES_tradnl"/>
@@ -12270,28 +12302,27 @@
         <w:tc>
           <w:tcPr>
             <w:tcW w:w="2015" w:type="dxa"/>
-            <w:tcBorders>
-              <w:top w:val="double" w:sz="4" w:space="0" w:color="47D459" w:themeColor="accent3" w:themeTint="99"/>
-              <w:left w:val="double" w:sz="4" w:space="0" w:color="47D459" w:themeColor="accent3" w:themeTint="99"/>
-              <w:bottom w:val="double" w:sz="4" w:space="0" w:color="47D459" w:themeColor="accent3" w:themeTint="99"/>
-              <w:right w:val="double" w:sz="4" w:space="0" w:color="47D459" w:themeColor="accent3" w:themeTint="99"/>
-            </w:tcBorders>
-            <w:vAlign w:val="center"/>
-            <w:hideMark/>
-          </w:tcPr>
-          <w:p>
-            <w:pPr>
-              <w:pStyle w:val="Sinespaciado"/>
-              <w:spacing w:line="276" w:lineRule="auto"/>
-              <w:rPr>
-                <w:rFonts w:ascii="Arial Nova Cond Light" w:hAnsi="Arial Nova Cond Light"/>
-                <w:sz w:val="20"/>
-                <w:szCs w:val="20"/>
-              </w:rPr>
-            </w:pPr>
-            <w:r>
-              <w:rPr>
-                <w:rFonts w:ascii="Arial Nova Cond Light" w:hAnsi="Arial Nova Cond Light"/>
+            <w:vAlign w:val="center"/>
+          </w:tcPr>
+          <w:p>
+            <w:pPr>
+              <w:autoSpaceDE w:val="0"/>
+              <w:autoSpaceDN w:val="0"/>
+              <w:adjustRightInd w:val="0"/>
+              <w:jc w:val="center"/>
+              <w:rPr>
+                <w:rFonts w:ascii="Arial Nova Cond" w:hAnsi="Arial Nova Cond" w:cs="Arial"/>
+                <w:color w:val="000000"/>
+                <w:kern w:val="0"/>
+                <w:sz w:val="20"/>
+                <w:szCs w:val="20"/>
+              </w:rPr>
+            </w:pPr>
+            <w:r>
+              <w:rPr>
+                <w:rFonts w:ascii="Arial Nova Cond" w:hAnsi="Arial Nova Cond" w:cs="Arial"/>
+                <w:color w:val="000000"/>
+                <w:kern w:val="0"/>
                 <w:sz w:val="20"/>
                 <w:szCs w:val="20"/>
               </w:rPr>
@@ -12302,28 +12333,27 @@
         <w:tc>
           <w:tcPr>
             <w:tcW w:w="1634" w:type="dxa"/>
-            <w:tcBorders>
-              <w:top w:val="double" w:sz="4" w:space="0" w:color="47D459" w:themeColor="accent3" w:themeTint="99"/>
-              <w:left w:val="double" w:sz="4" w:space="0" w:color="47D459" w:themeColor="accent3" w:themeTint="99"/>
-              <w:bottom w:val="double" w:sz="4" w:space="0" w:color="47D459" w:themeColor="accent3" w:themeTint="99"/>
-              <w:right w:val="double" w:sz="4" w:space="0" w:color="47D459" w:themeColor="accent3" w:themeTint="99"/>
-            </w:tcBorders>
-            <w:vAlign w:val="center"/>
-            <w:hideMark/>
-          </w:tcPr>
-          <w:p>
-            <w:pPr>
-              <w:pStyle w:val="Sinespaciado"/>
-              <w:spacing w:line="276" w:lineRule="auto"/>
-              <w:rPr>
-                <w:rFonts w:ascii="Arial Nova Cond Light" w:hAnsi="Arial Nova Cond Light"/>
-                <w:sz w:val="20"/>
-                <w:szCs w:val="20"/>
-              </w:rPr>
-            </w:pPr>
-            <w:r>
-              <w:rPr>
-                <w:rFonts w:ascii="Arial Nova Cond Light" w:hAnsi="Arial Nova Cond Light"/>
+            <w:vAlign w:val="center"/>
+          </w:tcPr>
+          <w:p>
+            <w:pPr>
+              <w:autoSpaceDE w:val="0"/>
+              <w:autoSpaceDN w:val="0"/>
+              <w:adjustRightInd w:val="0"/>
+              <w:jc w:val="both"/>
+              <w:rPr>
+                <w:rFonts w:ascii="Arial Nova Cond" w:hAnsi="Arial Nova Cond" w:cs="Arial"/>
+                <w:color w:val="000000"/>
+                <w:kern w:val="0"/>
+                <w:sz w:val="20"/>
+                <w:szCs w:val="20"/>
+              </w:rPr>
+            </w:pPr>
+            <w:r>
+              <w:rPr>
+                <w:rFonts w:ascii="Arial Nova Cond" w:hAnsi="Arial Nova Cond" w:cs="Arial"/>
+                <w:color w:val="000000"/>
+                <w:kern w:val="0"/>
                 <w:sz w:val="20"/>
                 <w:szCs w:val="20"/>
               </w:rPr>
@@ -12334,28 +12364,27 @@
         <w:tc>
           <w:tcPr>
             <w:tcW w:w="1337" w:type="dxa"/>
-            <w:tcBorders>
-              <w:top w:val="double" w:sz="4" w:space="0" w:color="47D459" w:themeColor="accent3" w:themeTint="99"/>
-              <w:left w:val="double" w:sz="4" w:space="0" w:color="47D459" w:themeColor="accent3" w:themeTint="99"/>
-              <w:bottom w:val="double" w:sz="4" w:space="0" w:color="47D459" w:themeColor="accent3" w:themeTint="99"/>
-              <w:right w:val="double" w:sz="4" w:space="0" w:color="47D459" w:themeColor="accent3" w:themeTint="99"/>
-            </w:tcBorders>
-            <w:vAlign w:val="center"/>
-            <w:hideMark/>
-          </w:tcPr>
-          <w:p>
-            <w:pPr>
-              <w:pStyle w:val="Sinespaciado"/>
-              <w:spacing w:line="276" w:lineRule="auto"/>
-              <w:rPr>
-                <w:rFonts w:ascii="Arial Nova Cond Light" w:hAnsi="Arial Nova Cond Light"/>
-                <w:sz w:val="20"/>
-                <w:szCs w:val="20"/>
-              </w:rPr>
-            </w:pPr>
-            <w:r>
-              <w:rPr>
-                <w:rFonts w:ascii="Arial Nova Cond Light" w:hAnsi="Arial Nova Cond Light"/>
+            <w:vAlign w:val="center"/>
+          </w:tcPr>
+          <w:p>
+            <w:pPr>
+              <w:autoSpaceDE w:val="0"/>
+              <w:autoSpaceDN w:val="0"/>
+              <w:adjustRightInd w:val="0"/>
+              <w:jc w:val="center"/>
+              <w:rPr>
+                <w:rFonts w:ascii="Arial Nova Cond" w:hAnsi="Arial Nova Cond" w:cs="Arial"/>
+                <w:color w:val="000000"/>
+                <w:kern w:val="0"/>
+                <w:sz w:val="20"/>
+                <w:szCs w:val="20"/>
+              </w:rPr>
+            </w:pPr>
+            <w:r>
+              <w:rPr>
+                <w:rFonts w:ascii="Arial Nova Cond" w:hAnsi="Arial Nova Cond" w:cs="Arial"/>
+                <w:color w:val="000000"/>
+                <w:kern w:val="0"/>
                 <w:sz w:val="20"/>
                 <w:szCs w:val="20"/>
               </w:rPr>
@@ -12373,21 +12402,21 @@
           <w:tcPr>
             <w:tcW w:w="875" w:type="dxa"/>
             <w:vMerge/>
-            <w:tcBorders>
-              <w:top w:val="double" w:sz="4" w:space="0" w:color="47D459" w:themeColor="accent3" w:themeTint="99"/>
-              <w:left w:val="double" w:sz="4" w:space="0" w:color="47D459" w:themeColor="accent3" w:themeTint="99"/>
-              <w:bottom w:val="double" w:sz="4" w:space="0" w:color="47D459" w:themeColor="accent3" w:themeTint="99"/>
-              <w:right w:val="double" w:sz="4" w:space="0" w:color="47D459" w:themeColor="accent3" w:themeTint="99"/>
-            </w:tcBorders>
-            <w:vAlign w:val="center"/>
-            <w:hideMark/>
-          </w:tcPr>
-          <w:p>
-            <w:pPr>
-              <w:pStyle w:val="Sinespaciado"/>
-              <w:spacing w:line="276" w:lineRule="auto"/>
-              <w:rPr>
-                <w:rFonts w:ascii="Arial Nova Cond Light" w:hAnsi="Arial Nova Cond Light"/>
+            <w:vAlign w:val="center"/>
+          </w:tcPr>
+          <w:p>
+            <w:pPr>
+              <w:pStyle w:val="Prrafodelista"/>
+              <w:tabs>
+                <w:tab w:val="left" w:pos="0"/>
+                <w:tab w:val="left" w:pos="142"/>
+                <w:tab w:val="left" w:pos="284"/>
+              </w:tabs>
+              <w:spacing w:line="276" w:lineRule="auto"/>
+              <w:ind w:left="0"/>
+              <w:jc w:val="center"/>
+              <w:rPr>
+                <w:rFonts w:ascii="Arial Nova Cond" w:eastAsia="Calibri" w:hAnsi="Arial Nova Cond" w:cs="Times New Roman"/>
                 <w:b/>
                 <w:bCs/>
                 <w:sz w:val="20"/>
@@ -12400,20 +12429,21 @@
         <w:tc>
           <w:tcPr>
             <w:tcW w:w="1095" w:type="dxa"/>
-            <w:tcBorders>
-              <w:top w:val="double" w:sz="4" w:space="0" w:color="47D459" w:themeColor="accent3" w:themeTint="99"/>
-              <w:left w:val="double" w:sz="4" w:space="0" w:color="47D459" w:themeColor="accent3" w:themeTint="99"/>
-              <w:bottom w:val="double" w:sz="4" w:space="0" w:color="47D459" w:themeColor="accent3" w:themeTint="99"/>
-              <w:right w:val="double" w:sz="4" w:space="0" w:color="47D459" w:themeColor="accent3" w:themeTint="99"/>
-            </w:tcBorders>
-            <w:vAlign w:val="center"/>
-            <w:hideMark/>
-          </w:tcPr>
-          <w:p>
-            <w:pPr>
-              <w:pStyle w:val="Sinespaciado"/>
-              <w:rPr>
-                <w:rFonts w:ascii="Arial Nova Cond Light" w:hAnsi="Arial Nova Cond Light"/>
+            <w:vAlign w:val="center"/>
+          </w:tcPr>
+          <w:p>
+            <w:pPr>
+              <w:pStyle w:val="Prrafodelista"/>
+              <w:tabs>
+                <w:tab w:val="left" w:pos="0"/>
+                <w:tab w:val="left" w:pos="142"/>
+                <w:tab w:val="left" w:pos="284"/>
+              </w:tabs>
+              <w:spacing w:line="276" w:lineRule="auto"/>
+              <w:ind w:left="0"/>
+              <w:jc w:val="center"/>
+              <w:rPr>
+                <w:rFonts w:ascii="Arial Nova Cond" w:eastAsia="Calibri" w:hAnsi="Arial Nova Cond" w:cs="Times New Roman"/>
                 <w:b/>
                 <w:bCs/>
                 <w:sz w:val="20"/>
@@ -12423,7 +12453,7 @@
             </w:pPr>
             <w:r>
               <w:rPr>
-                <w:rFonts w:ascii="Arial Nova Cond Light" w:hAnsi="Arial Nova Cond Light"/>
+                <w:rFonts w:ascii="Arial Nova Cond" w:eastAsia="Calibri" w:hAnsi="Arial Nova Cond" w:cs="Times New Roman"/>
                 <w:b/>
                 <w:bCs/>
                 <w:sz w:val="20"/>
@@ -12437,28 +12467,21 @@
         <w:tc>
           <w:tcPr>
             <w:tcW w:w="1726" w:type="dxa"/>
-            <w:tcBorders>
-              <w:top w:val="double" w:sz="4" w:space="0" w:color="47D459" w:themeColor="accent3" w:themeTint="99"/>
-              <w:left w:val="double" w:sz="4" w:space="0" w:color="47D459" w:themeColor="accent3" w:themeTint="99"/>
-              <w:bottom w:val="double" w:sz="4" w:space="0" w:color="47D459" w:themeColor="accent3" w:themeTint="99"/>
-              <w:right w:val="double" w:sz="4" w:space="0" w:color="47D459" w:themeColor="accent3" w:themeTint="99"/>
-            </w:tcBorders>
-            <w:vAlign w:val="center"/>
-            <w:hideMark/>
-          </w:tcPr>
-          <w:p>
-            <w:pPr>
-              <w:pStyle w:val="Sinespaciado"/>
-              <w:spacing w:line="276" w:lineRule="auto"/>
-              <w:rPr>
-                <w:rFonts w:ascii="Arial Nova Cond Light" w:hAnsi="Arial Nova Cond Light"/>
-                <w:sz w:val="20"/>
-                <w:szCs w:val="20"/>
-              </w:rPr>
-            </w:pPr>
-            <w:r>
-              <w:rPr>
-                <w:rFonts w:ascii="Arial Nova Cond Light" w:hAnsi="Arial Nova Cond Light"/>
+            <w:vAlign w:val="center"/>
+          </w:tcPr>
+          <w:p>
+            <w:pPr>
+              <w:pStyle w:val="NormalWeb"/>
+              <w:jc w:val="both"/>
+              <w:rPr>
+                <w:rFonts w:ascii="Arial Nova Cond" w:hAnsi="Arial Nova Cond"/>
+                <w:sz w:val="20"/>
+                <w:szCs w:val="20"/>
+              </w:rPr>
+            </w:pPr>
+            <w:r>
+              <w:rPr>
+                <w:rFonts w:ascii="Arial Nova Cond" w:eastAsia="Calibri" w:hAnsi="Arial Nova Cond"/>
                 <w:sz w:val="20"/>
                 <w:szCs w:val="20"/>
                 <w:lang w:val="es-ES_tradnl"/>
@@ -12470,20 +12493,21 @@
         <w:tc>
           <w:tcPr>
             <w:tcW w:w="6169" w:type="dxa"/>
-            <w:tcBorders>
-              <w:top w:val="double" w:sz="4" w:space="0" w:color="47D459" w:themeColor="accent3" w:themeTint="99"/>
-              <w:left w:val="double" w:sz="4" w:space="0" w:color="47D459" w:themeColor="accent3" w:themeTint="99"/>
-              <w:bottom w:val="double" w:sz="4" w:space="0" w:color="47D459" w:themeColor="accent3" w:themeTint="99"/>
-              <w:right w:val="double" w:sz="4" w:space="0" w:color="47D459" w:themeColor="accent3" w:themeTint="99"/>
-            </w:tcBorders>
-            <w:vAlign w:val="center"/>
-            <w:hideMark/>
-          </w:tcPr>
-          <w:p>
-            <w:pPr>
-              <w:pStyle w:val="Sinespaciado"/>
-              <w:rPr>
-                <w:rFonts w:ascii="Arial Nova Cond Light" w:hAnsi="Arial Nova Cond Light"/>
+            <w:vAlign w:val="center"/>
+          </w:tcPr>
+          <w:p>
+            <w:pPr>
+              <w:pStyle w:val="Prrafodelista"/>
+              <w:tabs>
+                <w:tab w:val="left" w:pos="0"/>
+                <w:tab w:val="left" w:pos="142"/>
+                <w:tab w:val="left" w:pos="284"/>
+              </w:tabs>
+              <w:spacing w:line="276" w:lineRule="auto"/>
+              <w:ind w:left="0"/>
+              <w:jc w:val="both"/>
+              <w:rPr>
+                <w:rFonts w:ascii="Arial Nova Cond" w:eastAsia="Calibri" w:hAnsi="Arial Nova Cond" w:cs="Times New Roman"/>
                 <w:sz w:val="20"/>
                 <w:szCs w:val="20"/>
                 <w:lang w:val="es-ES_tradnl"/>
@@ -12491,7 +12515,7 @@
             </w:pPr>
             <w:r>
               <w:rPr>
-                <w:rFonts w:ascii="Arial Nova Cond Light" w:hAnsi="Arial Nova Cond Light"/>
+                <w:rFonts w:ascii="Arial Nova Cond" w:eastAsia="Calibri" w:hAnsi="Arial Nova Cond" w:cs="Times New Roman"/>
                 <w:sz w:val="20"/>
                 <w:szCs w:val="20"/>
                 <w:lang w:val="es-ES_tradnl"/>
@@ -12503,28 +12527,27 @@
         <w:tc>
           <w:tcPr>
             <w:tcW w:w="2015" w:type="dxa"/>
-            <w:tcBorders>
-              <w:top w:val="double" w:sz="4" w:space="0" w:color="47D459" w:themeColor="accent3" w:themeTint="99"/>
-              <w:left w:val="double" w:sz="4" w:space="0" w:color="47D459" w:themeColor="accent3" w:themeTint="99"/>
-              <w:bottom w:val="double" w:sz="4" w:space="0" w:color="47D459" w:themeColor="accent3" w:themeTint="99"/>
-              <w:right w:val="double" w:sz="4" w:space="0" w:color="47D459" w:themeColor="accent3" w:themeTint="99"/>
-            </w:tcBorders>
-            <w:vAlign w:val="center"/>
-            <w:hideMark/>
-          </w:tcPr>
-          <w:p>
-            <w:pPr>
-              <w:pStyle w:val="Sinespaciado"/>
-              <w:spacing w:line="276" w:lineRule="auto"/>
-              <w:rPr>
-                <w:rFonts w:ascii="Arial Nova Cond Light" w:hAnsi="Arial Nova Cond Light"/>
-                <w:sz w:val="20"/>
-                <w:szCs w:val="20"/>
-              </w:rPr>
-            </w:pPr>
-            <w:r>
-              <w:rPr>
-                <w:rFonts w:ascii="Arial Nova Cond Light" w:hAnsi="Arial Nova Cond Light"/>
+            <w:vAlign w:val="center"/>
+          </w:tcPr>
+          <w:p>
+            <w:pPr>
+              <w:autoSpaceDE w:val="0"/>
+              <w:autoSpaceDN w:val="0"/>
+              <w:adjustRightInd w:val="0"/>
+              <w:jc w:val="center"/>
+              <w:rPr>
+                <w:rFonts w:ascii="Arial Nova Cond" w:hAnsi="Arial Nova Cond" w:cs="Arial"/>
+                <w:color w:val="000000" w:themeColor="text1"/>
+                <w:kern w:val="0"/>
+                <w:sz w:val="20"/>
+                <w:szCs w:val="20"/>
+              </w:rPr>
+            </w:pPr>
+            <w:r>
+              <w:rPr>
+                <w:rFonts w:ascii="Arial Nova Cond" w:hAnsi="Arial Nova Cond" w:cs="Arial"/>
+                <w:color w:val="000000"/>
+                <w:kern w:val="0"/>
                 <w:sz w:val="20"/>
                 <w:szCs w:val="20"/>
               </w:rPr>
@@ -12535,28 +12558,27 @@
         <w:tc>
           <w:tcPr>
             <w:tcW w:w="1634" w:type="dxa"/>
-            <w:tcBorders>
-              <w:top w:val="double" w:sz="4" w:space="0" w:color="47D459" w:themeColor="accent3" w:themeTint="99"/>
-              <w:left w:val="double" w:sz="4" w:space="0" w:color="47D459" w:themeColor="accent3" w:themeTint="99"/>
-              <w:bottom w:val="double" w:sz="4" w:space="0" w:color="47D459" w:themeColor="accent3" w:themeTint="99"/>
-              <w:right w:val="double" w:sz="4" w:space="0" w:color="47D459" w:themeColor="accent3" w:themeTint="99"/>
-            </w:tcBorders>
-            <w:vAlign w:val="center"/>
-            <w:hideMark/>
-          </w:tcPr>
-          <w:p>
-            <w:pPr>
-              <w:pStyle w:val="Sinespaciado"/>
-              <w:spacing w:line="276" w:lineRule="auto"/>
-              <w:rPr>
-                <w:rFonts w:ascii="Arial Nova Cond Light" w:hAnsi="Arial Nova Cond Light"/>
-                <w:sz w:val="20"/>
-                <w:szCs w:val="20"/>
-              </w:rPr>
-            </w:pPr>
-            <w:r>
-              <w:rPr>
-                <w:rFonts w:ascii="Arial Nova Cond Light" w:hAnsi="Arial Nova Cond Light"/>
+            <w:vAlign w:val="center"/>
+          </w:tcPr>
+          <w:p>
+            <w:pPr>
+              <w:autoSpaceDE w:val="0"/>
+              <w:autoSpaceDN w:val="0"/>
+              <w:adjustRightInd w:val="0"/>
+              <w:jc w:val="both"/>
+              <w:rPr>
+                <w:rFonts w:ascii="Arial Nova Cond" w:hAnsi="Arial Nova Cond" w:cs="Arial"/>
+                <w:color w:val="000000"/>
+                <w:kern w:val="0"/>
+                <w:sz w:val="20"/>
+                <w:szCs w:val="20"/>
+              </w:rPr>
+            </w:pPr>
+            <w:r>
+              <w:rPr>
+                <w:rFonts w:ascii="Arial Nova Cond" w:hAnsi="Arial Nova Cond" w:cs="Arial"/>
+                <w:color w:val="000000"/>
+                <w:kern w:val="0"/>
                 <w:sz w:val="20"/>
                 <w:szCs w:val="20"/>
               </w:rPr>
@@ -12567,28 +12589,27 @@
         <w:tc>
           <w:tcPr>
             <w:tcW w:w="1337" w:type="dxa"/>
-            <w:tcBorders>
-              <w:top w:val="double" w:sz="4" w:space="0" w:color="47D459" w:themeColor="accent3" w:themeTint="99"/>
-              <w:left w:val="double" w:sz="4" w:space="0" w:color="47D459" w:themeColor="accent3" w:themeTint="99"/>
-              <w:bottom w:val="double" w:sz="4" w:space="0" w:color="47D459" w:themeColor="accent3" w:themeTint="99"/>
-              <w:right w:val="double" w:sz="4" w:space="0" w:color="47D459" w:themeColor="accent3" w:themeTint="99"/>
-            </w:tcBorders>
-            <w:vAlign w:val="center"/>
-            <w:hideMark/>
-          </w:tcPr>
-          <w:p>
-            <w:pPr>
-              <w:pStyle w:val="Sinespaciado"/>
-              <w:spacing w:line="276" w:lineRule="auto"/>
-              <w:rPr>
-                <w:rFonts w:ascii="Arial Nova Cond Light" w:hAnsi="Arial Nova Cond Light"/>
-                <w:sz w:val="20"/>
-                <w:szCs w:val="20"/>
-              </w:rPr>
-            </w:pPr>
-            <w:r>
-              <w:rPr>
-                <w:rFonts w:ascii="Arial Nova Cond Light" w:hAnsi="Arial Nova Cond Light"/>
+            <w:vAlign w:val="center"/>
+          </w:tcPr>
+          <w:p>
+            <w:pPr>
+              <w:autoSpaceDE w:val="0"/>
+              <w:autoSpaceDN w:val="0"/>
+              <w:adjustRightInd w:val="0"/>
+              <w:jc w:val="center"/>
+              <w:rPr>
+                <w:rFonts w:ascii="Arial Nova Cond" w:hAnsi="Arial Nova Cond" w:cs="Arial"/>
+                <w:color w:val="000000"/>
+                <w:kern w:val="0"/>
+                <w:sz w:val="20"/>
+                <w:szCs w:val="20"/>
+              </w:rPr>
+            </w:pPr>
+            <w:r>
+              <w:rPr>
+                <w:rFonts w:ascii="Arial Nova Cond" w:hAnsi="Arial Nova Cond" w:cs="Arial"/>
+                <w:color w:val="000000"/>
+                <w:kern w:val="0"/>
                 <w:sz w:val="20"/>
                 <w:szCs w:val="20"/>
               </w:rPr>
@@ -12606,21 +12627,21 @@
           <w:tcPr>
             <w:tcW w:w="875" w:type="dxa"/>
             <w:vMerge/>
-            <w:tcBorders>
-              <w:top w:val="double" w:sz="4" w:space="0" w:color="47D459" w:themeColor="accent3" w:themeTint="99"/>
-              <w:left w:val="double" w:sz="4" w:space="0" w:color="47D459" w:themeColor="accent3" w:themeTint="99"/>
-              <w:bottom w:val="double" w:sz="4" w:space="0" w:color="47D459" w:themeColor="accent3" w:themeTint="99"/>
-              <w:right w:val="double" w:sz="4" w:space="0" w:color="47D459" w:themeColor="accent3" w:themeTint="99"/>
-            </w:tcBorders>
-            <w:vAlign w:val="center"/>
-            <w:hideMark/>
-          </w:tcPr>
-          <w:p>
-            <w:pPr>
-              <w:pStyle w:val="Sinespaciado"/>
-              <w:spacing w:line="276" w:lineRule="auto"/>
-              <w:rPr>
-                <w:rFonts w:ascii="Arial Nova Cond Light" w:hAnsi="Arial Nova Cond Light"/>
+            <w:vAlign w:val="center"/>
+          </w:tcPr>
+          <w:p>
+            <w:pPr>
+              <w:pStyle w:val="Prrafodelista"/>
+              <w:tabs>
+                <w:tab w:val="left" w:pos="0"/>
+                <w:tab w:val="left" w:pos="142"/>
+                <w:tab w:val="left" w:pos="284"/>
+              </w:tabs>
+              <w:spacing w:line="276" w:lineRule="auto"/>
+              <w:ind w:left="0"/>
+              <w:jc w:val="center"/>
+              <w:rPr>
+                <w:rFonts w:ascii="Arial Nova Cond" w:eastAsia="Calibri" w:hAnsi="Arial Nova Cond" w:cs="Times New Roman"/>
                 <w:b/>
                 <w:bCs/>
                 <w:sz w:val="20"/>
@@ -12633,20 +12654,21 @@
         <w:tc>
           <w:tcPr>
             <w:tcW w:w="1095" w:type="dxa"/>
-            <w:tcBorders>
-              <w:top w:val="double" w:sz="4" w:space="0" w:color="47D459" w:themeColor="accent3" w:themeTint="99"/>
-              <w:left w:val="double" w:sz="4" w:space="0" w:color="47D459" w:themeColor="accent3" w:themeTint="99"/>
-              <w:bottom w:val="double" w:sz="4" w:space="0" w:color="47D459" w:themeColor="accent3" w:themeTint="99"/>
-              <w:right w:val="double" w:sz="4" w:space="0" w:color="47D459" w:themeColor="accent3" w:themeTint="99"/>
-            </w:tcBorders>
-            <w:vAlign w:val="center"/>
-            <w:hideMark/>
-          </w:tcPr>
-          <w:p>
-            <w:pPr>
-              <w:pStyle w:val="Sinespaciado"/>
-              <w:rPr>
-                <w:rFonts w:ascii="Arial Nova Cond Light" w:hAnsi="Arial Nova Cond Light"/>
+            <w:vAlign w:val="center"/>
+          </w:tcPr>
+          <w:p>
+            <w:pPr>
+              <w:pStyle w:val="Prrafodelista"/>
+              <w:tabs>
+                <w:tab w:val="left" w:pos="0"/>
+                <w:tab w:val="left" w:pos="142"/>
+                <w:tab w:val="left" w:pos="284"/>
+              </w:tabs>
+              <w:spacing w:line="276" w:lineRule="auto"/>
+              <w:ind w:left="0"/>
+              <w:jc w:val="center"/>
+              <w:rPr>
+                <w:rFonts w:ascii="Arial Nova Cond" w:eastAsia="Calibri" w:hAnsi="Arial Nova Cond" w:cs="Times New Roman"/>
                 <w:b/>
                 <w:bCs/>
                 <w:sz w:val="20"/>
@@ -12656,7 +12678,7 @@
             </w:pPr>
             <w:r>
               <w:rPr>
-                <w:rFonts w:ascii="Arial Nova Cond Light" w:hAnsi="Arial Nova Cond Light"/>
+                <w:rFonts w:ascii="Arial Nova Cond" w:eastAsia="Calibri" w:hAnsi="Arial Nova Cond" w:cs="Times New Roman"/>
                 <w:b/>
                 <w:bCs/>
                 <w:sz w:val="20"/>
@@ -12670,28 +12692,21 @@
         <w:tc>
           <w:tcPr>
             <w:tcW w:w="1726" w:type="dxa"/>
-            <w:tcBorders>
-              <w:top w:val="double" w:sz="4" w:space="0" w:color="47D459" w:themeColor="accent3" w:themeTint="99"/>
-              <w:left w:val="double" w:sz="4" w:space="0" w:color="47D459" w:themeColor="accent3" w:themeTint="99"/>
-              <w:bottom w:val="double" w:sz="4" w:space="0" w:color="47D459" w:themeColor="accent3" w:themeTint="99"/>
-              <w:right w:val="double" w:sz="4" w:space="0" w:color="47D459" w:themeColor="accent3" w:themeTint="99"/>
-            </w:tcBorders>
-            <w:vAlign w:val="center"/>
-            <w:hideMark/>
-          </w:tcPr>
-          <w:p>
-            <w:pPr>
-              <w:pStyle w:val="Sinespaciado"/>
-              <w:spacing w:line="276" w:lineRule="auto"/>
-              <w:rPr>
-                <w:rFonts w:ascii="Arial Nova Cond Light" w:hAnsi="Arial Nova Cond Light"/>
-                <w:sz w:val="20"/>
-                <w:szCs w:val="20"/>
-              </w:rPr>
-            </w:pPr>
-            <w:r>
-              <w:rPr>
-                <w:rFonts w:ascii="Arial Nova Cond Light" w:hAnsi="Arial Nova Cond Light"/>
+            <w:vAlign w:val="center"/>
+          </w:tcPr>
+          <w:p>
+            <w:pPr>
+              <w:pStyle w:val="NormalWeb"/>
+              <w:jc w:val="both"/>
+              <w:rPr>
+                <w:rFonts w:ascii="Arial Nova Cond" w:eastAsia="Calibri" w:hAnsi="Arial Nova Cond"/>
+                <w:sz w:val="20"/>
+                <w:szCs w:val="20"/>
+              </w:rPr>
+            </w:pPr>
+            <w:r>
+              <w:rPr>
+                <w:rFonts w:ascii="Arial Nova Cond" w:eastAsia="Calibri" w:hAnsi="Arial Nova Cond"/>
                 <w:sz w:val="20"/>
                 <w:szCs w:val="20"/>
                 <w:lang w:val="es-ES_tradnl"/>
@@ -12703,20 +12718,21 @@
         <w:tc>
           <w:tcPr>
             <w:tcW w:w="6169" w:type="dxa"/>
-            <w:tcBorders>
-              <w:top w:val="double" w:sz="4" w:space="0" w:color="47D459" w:themeColor="accent3" w:themeTint="99"/>
-              <w:left w:val="double" w:sz="4" w:space="0" w:color="47D459" w:themeColor="accent3" w:themeTint="99"/>
-              <w:bottom w:val="double" w:sz="4" w:space="0" w:color="47D459" w:themeColor="accent3" w:themeTint="99"/>
-              <w:right w:val="double" w:sz="4" w:space="0" w:color="47D459" w:themeColor="accent3" w:themeTint="99"/>
-            </w:tcBorders>
-            <w:vAlign w:val="center"/>
-            <w:hideMark/>
-          </w:tcPr>
-          <w:p>
-            <w:pPr>
-              <w:pStyle w:val="Sinespaciado"/>
-              <w:rPr>
-                <w:rFonts w:ascii="Arial Nova Cond Light" w:hAnsi="Arial Nova Cond Light"/>
+            <w:vAlign w:val="center"/>
+          </w:tcPr>
+          <w:p>
+            <w:pPr>
+              <w:pStyle w:val="Prrafodelista"/>
+              <w:tabs>
+                <w:tab w:val="left" w:pos="0"/>
+                <w:tab w:val="left" w:pos="142"/>
+                <w:tab w:val="left" w:pos="284"/>
+              </w:tabs>
+              <w:spacing w:line="276" w:lineRule="auto"/>
+              <w:ind w:left="0"/>
+              <w:jc w:val="both"/>
+              <w:rPr>
+                <w:rFonts w:ascii="Arial Nova Cond" w:eastAsia="Calibri" w:hAnsi="Arial Nova Cond" w:cs="Times New Roman"/>
                 <w:sz w:val="20"/>
                 <w:szCs w:val="20"/>
                 <w:lang w:val="es-ES_tradnl"/>
@@ -12724,7 +12740,7 @@
             </w:pPr>
             <w:r>
               <w:rPr>
-                <w:rFonts w:ascii="Arial Nova Cond Light" w:hAnsi="Arial Nova Cond Light"/>
+                <w:rFonts w:ascii="Arial Nova Cond" w:eastAsia="Calibri" w:hAnsi="Arial Nova Cond" w:cs="Times New Roman"/>
                 <w:sz w:val="20"/>
                 <w:szCs w:val="20"/>
                 <w:lang w:val="es-ES_tradnl"/>
@@ -12736,28 +12752,27 @@
         <w:tc>
           <w:tcPr>
             <w:tcW w:w="2015" w:type="dxa"/>
-            <w:tcBorders>
-              <w:top w:val="double" w:sz="4" w:space="0" w:color="47D459" w:themeColor="accent3" w:themeTint="99"/>
-              <w:left w:val="double" w:sz="4" w:space="0" w:color="47D459" w:themeColor="accent3" w:themeTint="99"/>
-              <w:bottom w:val="double" w:sz="4" w:space="0" w:color="47D459" w:themeColor="accent3" w:themeTint="99"/>
-              <w:right w:val="double" w:sz="4" w:space="0" w:color="47D459" w:themeColor="accent3" w:themeTint="99"/>
-            </w:tcBorders>
-            <w:vAlign w:val="center"/>
-            <w:hideMark/>
-          </w:tcPr>
-          <w:p>
-            <w:pPr>
-              <w:pStyle w:val="Sinespaciado"/>
-              <w:spacing w:line="276" w:lineRule="auto"/>
-              <w:rPr>
-                <w:rFonts w:ascii="Arial Nova Cond Light" w:hAnsi="Arial Nova Cond Light"/>
-                <w:sz w:val="20"/>
-                <w:szCs w:val="20"/>
-              </w:rPr>
-            </w:pPr>
-            <w:r>
-              <w:rPr>
-                <w:rFonts w:ascii="Arial Nova Cond Light" w:hAnsi="Arial Nova Cond Light"/>
+            <w:vAlign w:val="center"/>
+          </w:tcPr>
+          <w:p>
+            <w:pPr>
+              <w:autoSpaceDE w:val="0"/>
+              <w:autoSpaceDN w:val="0"/>
+              <w:adjustRightInd w:val="0"/>
+              <w:jc w:val="center"/>
+              <w:rPr>
+                <w:rFonts w:ascii="Arial Nova Cond" w:hAnsi="Arial Nova Cond" w:cs="Arial"/>
+                <w:color w:val="000000"/>
+                <w:kern w:val="0"/>
+                <w:sz w:val="20"/>
+                <w:szCs w:val="20"/>
+              </w:rPr>
+            </w:pPr>
+            <w:r>
+              <w:rPr>
+                <w:rFonts w:ascii="Arial Nova Cond" w:hAnsi="Arial Nova Cond" w:cs="Arial"/>
+                <w:color w:val="000000"/>
+                <w:kern w:val="0"/>
                 <w:sz w:val="20"/>
                 <w:szCs w:val="20"/>
               </w:rPr>
@@ -12768,28 +12783,27 @@
         <w:tc>
           <w:tcPr>
             <w:tcW w:w="1634" w:type="dxa"/>
-            <w:tcBorders>
-              <w:top w:val="double" w:sz="4" w:space="0" w:color="47D459" w:themeColor="accent3" w:themeTint="99"/>
-              <w:left w:val="double" w:sz="4" w:space="0" w:color="47D459" w:themeColor="accent3" w:themeTint="99"/>
-              <w:bottom w:val="double" w:sz="4" w:space="0" w:color="47D459" w:themeColor="accent3" w:themeTint="99"/>
-              <w:right w:val="double" w:sz="4" w:space="0" w:color="47D459" w:themeColor="accent3" w:themeTint="99"/>
-            </w:tcBorders>
-            <w:vAlign w:val="center"/>
-            <w:hideMark/>
-          </w:tcPr>
-          <w:p>
-            <w:pPr>
-              <w:pStyle w:val="Sinespaciado"/>
-              <w:spacing w:line="276" w:lineRule="auto"/>
-              <w:rPr>
-                <w:rFonts w:ascii="Arial Nova Cond Light" w:hAnsi="Arial Nova Cond Light"/>
-                <w:sz w:val="20"/>
-                <w:szCs w:val="20"/>
-              </w:rPr>
-            </w:pPr>
-            <w:r>
-              <w:rPr>
-                <w:rFonts w:ascii="Arial Nova Cond Light" w:hAnsi="Arial Nova Cond Light"/>
+            <w:vAlign w:val="center"/>
+          </w:tcPr>
+          <w:p>
+            <w:pPr>
+              <w:autoSpaceDE w:val="0"/>
+              <w:autoSpaceDN w:val="0"/>
+              <w:adjustRightInd w:val="0"/>
+              <w:jc w:val="both"/>
+              <w:rPr>
+                <w:rFonts w:ascii="Arial Nova Cond" w:hAnsi="Arial Nova Cond" w:cs="Arial"/>
+                <w:color w:val="000000"/>
+                <w:kern w:val="0"/>
+                <w:sz w:val="20"/>
+                <w:szCs w:val="20"/>
+              </w:rPr>
+            </w:pPr>
+            <w:r>
+              <w:rPr>
+                <w:rFonts w:ascii="Arial Nova Cond" w:hAnsi="Arial Nova Cond" w:cs="Arial"/>
+                <w:color w:val="000000"/>
+                <w:kern w:val="0"/>
                 <w:sz w:val="20"/>
                 <w:szCs w:val="20"/>
               </w:rPr>
@@ -12800,28 +12814,27 @@
         <w:tc>
           <w:tcPr>
             <w:tcW w:w="1337" w:type="dxa"/>
-            <w:tcBorders>
-              <w:top w:val="double" w:sz="4" w:space="0" w:color="47D459" w:themeColor="accent3" w:themeTint="99"/>
-              <w:left w:val="double" w:sz="4" w:space="0" w:color="47D459" w:themeColor="accent3" w:themeTint="99"/>
-              <w:bottom w:val="double" w:sz="4" w:space="0" w:color="47D459" w:themeColor="accent3" w:themeTint="99"/>
-              <w:right w:val="double" w:sz="4" w:space="0" w:color="47D459" w:themeColor="accent3" w:themeTint="99"/>
-            </w:tcBorders>
-            <w:vAlign w:val="center"/>
-            <w:hideMark/>
-          </w:tcPr>
-          <w:p>
-            <w:pPr>
-              <w:pStyle w:val="Sinespaciado"/>
-              <w:spacing w:line="276" w:lineRule="auto"/>
-              <w:rPr>
-                <w:rFonts w:ascii="Arial Nova Cond Light" w:hAnsi="Arial Nova Cond Light"/>
-                <w:sz w:val="20"/>
-                <w:szCs w:val="20"/>
-              </w:rPr>
-            </w:pPr>
-            <w:r>
-              <w:rPr>
-                <w:rFonts w:ascii="Arial Nova Cond Light" w:hAnsi="Arial Nova Cond Light"/>
+            <w:vAlign w:val="center"/>
+          </w:tcPr>
+          <w:p>
+            <w:pPr>
+              <w:autoSpaceDE w:val="0"/>
+              <w:autoSpaceDN w:val="0"/>
+              <w:adjustRightInd w:val="0"/>
+              <w:jc w:val="center"/>
+              <w:rPr>
+                <w:rFonts w:ascii="Arial Nova Cond" w:hAnsi="Arial Nova Cond" w:cs="Arial"/>
+                <w:color w:val="000000"/>
+                <w:kern w:val="0"/>
+                <w:sz w:val="20"/>
+                <w:szCs w:val="20"/>
+              </w:rPr>
+            </w:pPr>
+            <w:r>
+              <w:rPr>
+                <w:rFonts w:ascii="Arial Nova Cond" w:hAnsi="Arial Nova Cond" w:cs="Arial"/>
+                <w:color w:val="000000"/>
+                <w:kern w:val="0"/>
                 <w:sz w:val="20"/>
                 <w:szCs w:val="20"/>
               </w:rPr>
@@ -12839,139 +12852,136 @@
           <w:tcPr>
             <w:tcW w:w="875" w:type="dxa"/>
             <w:vMerge w:val="restart"/>
-            <w:tcBorders>
-              <w:top w:val="double" w:sz="4" w:space="0" w:color="47D459" w:themeColor="accent3" w:themeTint="99"/>
-              <w:left w:val="double" w:sz="4" w:space="0" w:color="47D459" w:themeColor="accent3" w:themeTint="99"/>
-              <w:bottom w:val="double" w:sz="4" w:space="0" w:color="47D459" w:themeColor="accent3" w:themeTint="99"/>
-              <w:right w:val="double" w:sz="4" w:space="0" w:color="47D459" w:themeColor="accent3" w:themeTint="99"/>
-            </w:tcBorders>
-            <w:vAlign w:val="center"/>
-            <w:hideMark/>
+            <w:vAlign w:val="center"/>
+          </w:tcPr>
+          <w:p>
+            <w:pPr>
+              <w:pStyle w:val="Prrafodelista"/>
+              <w:tabs>
+                <w:tab w:val="left" w:pos="0"/>
+                <w:tab w:val="left" w:pos="142"/>
+                <w:tab w:val="left" w:pos="284"/>
+              </w:tabs>
+              <w:spacing w:line="276" w:lineRule="auto"/>
+              <w:ind w:left="0"/>
+              <w:jc w:val="center"/>
+              <w:rPr>
+                <w:rFonts w:ascii="Arial Nova Cond" w:eastAsia="Calibri" w:hAnsi="Arial Nova Cond" w:cs="Times New Roman"/>
+                <w:b/>
+                <w:bCs/>
+                <w:sz w:val="20"/>
+                <w:szCs w:val="20"/>
+                <w:lang w:val="es-ES_tradnl"/>
+              </w:rPr>
+            </w:pPr>
+            <w:r>
+              <w:rPr>
+                <w:rFonts w:ascii="Arial Nova Cond" w:eastAsia="Calibri" w:hAnsi="Arial Nova Cond" w:cs="Times New Roman"/>
+                <w:b/>
+                <w:bCs/>
+                <w:sz w:val="20"/>
+                <w:szCs w:val="20"/>
+                <w:lang w:val="es-ES_tradnl"/>
+              </w:rPr>
+              <w:t>II</w:t>
+            </w:r>
+          </w:p>
+        </w:tc>
+        <w:tc>
+          <w:tcPr>
+            <w:tcW w:w="1095" w:type="dxa"/>
+            <w:vAlign w:val="center"/>
+          </w:tcPr>
+          <w:p>
+            <w:pPr>
+              <w:pStyle w:val="Prrafodelista"/>
+              <w:tabs>
+                <w:tab w:val="left" w:pos="0"/>
+                <w:tab w:val="left" w:pos="142"/>
+                <w:tab w:val="left" w:pos="284"/>
+              </w:tabs>
+              <w:spacing w:line="276" w:lineRule="auto"/>
+              <w:ind w:left="0"/>
+              <w:jc w:val="center"/>
+              <w:rPr>
+                <w:rFonts w:ascii="Arial Nova Cond" w:eastAsia="Calibri" w:hAnsi="Arial Nova Cond" w:cs="Times New Roman"/>
+                <w:b/>
+                <w:bCs/>
+                <w:sz w:val="20"/>
+                <w:szCs w:val="20"/>
+                <w:lang w:val="es-ES_tradnl"/>
+              </w:rPr>
+            </w:pPr>
+            <w:r>
+              <w:rPr>
+                <w:rFonts w:ascii="Arial Nova Cond" w:eastAsia="Calibri" w:hAnsi="Arial Nova Cond" w:cs="Times New Roman"/>
+                <w:b/>
+                <w:bCs/>
+                <w:sz w:val="20"/>
+                <w:szCs w:val="20"/>
+                <w:lang w:val="es-ES_tradnl"/>
+              </w:rPr>
+              <w:t>U 3</w:t>
+            </w:r>
+          </w:p>
+        </w:tc>
+        <w:tc>
+          <w:tcPr>
+            <w:tcW w:w="1726" w:type="dxa"/>
+            <w:vAlign w:val="center"/>
           </w:tcPr>
           <w:p>
             <w:pPr>
               <w:pStyle w:val="Sinespaciado"/>
-              <w:rPr>
-                <w:rFonts w:ascii="Arial Nova Cond Light" w:hAnsi="Arial Nova Cond Light"/>
-                <w:b/>
-                <w:bCs/>
+              <w:jc w:val="both"/>
+              <w:rPr>
+                <w:rFonts w:ascii="Arial Nova Cond" w:eastAsia="Times New Roman" w:hAnsi="Arial Nova Cond" w:cs="Times New Roman"/>
+                <w:sz w:val="20"/>
+                <w:szCs w:val="20"/>
+              </w:rPr>
+            </w:pPr>
+            <w:r>
+              <w:rPr>
+                <w:rFonts w:ascii="Arial Nova Cond" w:eastAsia="Calibri" w:hAnsi="Arial Nova Cond" w:cs="Times New Roman"/>
                 <w:sz w:val="20"/>
                 <w:szCs w:val="20"/>
                 <w:lang w:val="es-ES_tradnl"/>
               </w:rPr>
-            </w:pPr>
-            <w:r>
-              <w:rPr>
-                <w:rFonts w:ascii="Arial Nova Cond Light" w:hAnsi="Arial Nova Cond Light"/>
-                <w:b/>
-                <w:bCs/>
+              <w:t>{{problemapotencialidad3}}</w:t>
+            </w:r>
+          </w:p>
+        </w:tc>
+        <w:tc>
+          <w:tcPr>
+            <w:tcW w:w="6169" w:type="dxa"/>
+            <w:vAlign w:val="center"/>
+          </w:tcPr>
+          <w:p>
+            <w:pPr>
+              <w:pStyle w:val="Prrafodelista"/>
+              <w:tabs>
+                <w:tab w:val="left" w:pos="0"/>
+                <w:tab w:val="left" w:pos="142"/>
+                <w:tab w:val="left" w:pos="284"/>
+              </w:tabs>
+              <w:spacing w:line="276" w:lineRule="auto"/>
+              <w:ind w:left="0"/>
+              <w:jc w:val="both"/>
+              <w:rPr>
+                <w:rFonts w:ascii="Arial Nova Cond" w:eastAsia="Calibri" w:hAnsi="Arial Nova Cond" w:cs="Times New Roman"/>
+                <w:color w:val="000000" w:themeColor="text1"/>
                 <w:sz w:val="20"/>
                 <w:szCs w:val="20"/>
                 <w:lang w:val="es-ES_tradnl"/>
               </w:rPr>
-              <w:t>II</w:t>
-            </w:r>
-          </w:p>
-        </w:tc>
-        <w:tc>
-          <w:tcPr>
-            <w:tcW w:w="1095" w:type="dxa"/>
-            <w:tcBorders>
-              <w:top w:val="double" w:sz="4" w:space="0" w:color="47D459" w:themeColor="accent3" w:themeTint="99"/>
-              <w:left w:val="double" w:sz="4" w:space="0" w:color="47D459" w:themeColor="accent3" w:themeTint="99"/>
-              <w:bottom w:val="double" w:sz="4" w:space="0" w:color="47D459" w:themeColor="accent3" w:themeTint="99"/>
-              <w:right w:val="double" w:sz="4" w:space="0" w:color="47D459" w:themeColor="accent3" w:themeTint="99"/>
-            </w:tcBorders>
-            <w:vAlign w:val="center"/>
-            <w:hideMark/>
-          </w:tcPr>
-          <w:p>
-            <w:pPr>
-              <w:pStyle w:val="Sinespaciado"/>
-              <w:rPr>
-                <w:rFonts w:ascii="Arial Nova Cond Light" w:hAnsi="Arial Nova Cond Light"/>
-                <w:b/>
-                <w:bCs/>
+            </w:pPr>
+            <w:r>
+              <w:rPr>
+                <w:rFonts w:ascii="Arial Nova Cond" w:eastAsia="Calibri" w:hAnsi="Arial Nova Cond" w:cs="Times New Roman"/>
                 <w:sz w:val="20"/>
                 <w:szCs w:val="20"/>
                 <w:lang w:val="es-ES_tradnl"/>
               </w:rPr>
-            </w:pPr>
-            <w:r>
-              <w:rPr>
-                <w:rFonts w:ascii="Arial Nova Cond Light" w:hAnsi="Arial Nova Cond Light"/>
-                <w:b/>
-                <w:bCs/>
-                <w:sz w:val="20"/>
-                <w:szCs w:val="20"/>
-                <w:lang w:val="es-ES_tradnl"/>
-              </w:rPr>
-              <w:t>U 3</w:t>
-            </w:r>
-          </w:p>
-        </w:tc>
-        <w:tc>
-          <w:tcPr>
-            <w:tcW w:w="1726" w:type="dxa"/>
-            <w:tcBorders>
-              <w:top w:val="double" w:sz="4" w:space="0" w:color="47D459" w:themeColor="accent3" w:themeTint="99"/>
-              <w:left w:val="double" w:sz="4" w:space="0" w:color="47D459" w:themeColor="accent3" w:themeTint="99"/>
-              <w:bottom w:val="double" w:sz="4" w:space="0" w:color="47D459" w:themeColor="accent3" w:themeTint="99"/>
-              <w:right w:val="double" w:sz="4" w:space="0" w:color="47D459" w:themeColor="accent3" w:themeTint="99"/>
-            </w:tcBorders>
-            <w:vAlign w:val="center"/>
-            <w:hideMark/>
-          </w:tcPr>
-          <w:p>
-            <w:pPr>
-              <w:pStyle w:val="Sinespaciado"/>
-              <w:spacing w:line="276" w:lineRule="auto"/>
-              <w:rPr>
-                <w:rFonts w:ascii="Arial Nova Cond Light" w:hAnsi="Arial Nova Cond Light"/>
-                <w:sz w:val="20"/>
-                <w:szCs w:val="20"/>
-              </w:rPr>
-            </w:pPr>
-            <w:r>
-              <w:rPr>
-                <w:rFonts w:ascii="Arial Nova Cond Light" w:hAnsi="Arial Nova Cond Light"/>
-                <w:sz w:val="20"/>
-                <w:szCs w:val="20"/>
-                <w:lang w:val="es-ES_tradnl"/>
-              </w:rPr>
-              <w:t>{{problemapotencialidad3}}</w:t>
-            </w:r>
-          </w:p>
-        </w:tc>
-        <w:tc>
-          <w:tcPr>
-            <w:tcW w:w="6169" w:type="dxa"/>
-            <w:tcBorders>
-              <w:top w:val="double" w:sz="4" w:space="0" w:color="47D459" w:themeColor="accent3" w:themeTint="99"/>
-              <w:left w:val="double" w:sz="4" w:space="0" w:color="47D459" w:themeColor="accent3" w:themeTint="99"/>
-              <w:bottom w:val="double" w:sz="4" w:space="0" w:color="47D459" w:themeColor="accent3" w:themeTint="99"/>
-              <w:right w:val="double" w:sz="4" w:space="0" w:color="47D459" w:themeColor="accent3" w:themeTint="99"/>
-            </w:tcBorders>
-            <w:vAlign w:val="center"/>
-            <w:hideMark/>
-          </w:tcPr>
-          <w:p>
-            <w:pPr>
-              <w:pStyle w:val="Sinespaciado"/>
-              <w:rPr>
-                <w:rFonts w:ascii="Arial Nova Cond Light" w:hAnsi="Arial Nova Cond Light"/>
-                <w:sz w:val="20"/>
-                <w:szCs w:val="20"/>
-                <w:lang w:val="es-ES_tradnl"/>
-              </w:rPr>
-            </w:pPr>
-            <w:r>
-              <w:rPr>
-                <w:rFonts w:ascii="Arial Nova Cond Light" w:hAnsi="Arial Nova Cond Light"/>
-                <w:sz w:val="20"/>
-                <w:szCs w:val="20"/>
-                <w:lang w:val="es-ES_tradnl"/>
-              </w:rPr>
               <w:t>{{situacionsignificativa3}}</w:t>
             </w:r>
           </w:p>
@@ -12979,28 +12989,27 @@
         <w:tc>
           <w:tcPr>
             <w:tcW w:w="2015" w:type="dxa"/>
-            <w:tcBorders>
-              <w:top w:val="double" w:sz="4" w:space="0" w:color="47D459" w:themeColor="accent3" w:themeTint="99"/>
-              <w:left w:val="double" w:sz="4" w:space="0" w:color="47D459" w:themeColor="accent3" w:themeTint="99"/>
-              <w:bottom w:val="double" w:sz="4" w:space="0" w:color="47D459" w:themeColor="accent3" w:themeTint="99"/>
-              <w:right w:val="double" w:sz="4" w:space="0" w:color="47D459" w:themeColor="accent3" w:themeTint="99"/>
-            </w:tcBorders>
-            <w:vAlign w:val="center"/>
-            <w:hideMark/>
-          </w:tcPr>
-          <w:p>
-            <w:pPr>
-              <w:pStyle w:val="Sinespaciado"/>
-              <w:spacing w:line="276" w:lineRule="auto"/>
-              <w:rPr>
-                <w:rFonts w:ascii="Arial Nova Cond Light" w:hAnsi="Arial Nova Cond Light"/>
-                <w:sz w:val="20"/>
-                <w:szCs w:val="20"/>
-              </w:rPr>
-            </w:pPr>
-            <w:r>
-              <w:rPr>
-                <w:rFonts w:ascii="Arial Nova Cond Light" w:hAnsi="Arial Nova Cond Light"/>
+            <w:vAlign w:val="center"/>
+          </w:tcPr>
+          <w:p>
+            <w:pPr>
+              <w:autoSpaceDE w:val="0"/>
+              <w:autoSpaceDN w:val="0"/>
+              <w:adjustRightInd w:val="0"/>
+              <w:jc w:val="center"/>
+              <w:rPr>
+                <w:rFonts w:ascii="Arial Nova Cond" w:hAnsi="Arial Nova Cond" w:cs="Arial"/>
+                <w:color w:val="215E99" w:themeColor="text2" w:themeTint="BF"/>
+                <w:kern w:val="0"/>
+                <w:sz w:val="20"/>
+                <w:szCs w:val="20"/>
+              </w:rPr>
+            </w:pPr>
+            <w:r>
+              <w:rPr>
+                <w:rFonts w:ascii="Arial Nova Cond" w:hAnsi="Arial Nova Cond" w:cs="Arial"/>
+                <w:color w:val="000000"/>
+                <w:kern w:val="0"/>
                 <w:sz w:val="20"/>
                 <w:szCs w:val="20"/>
               </w:rPr>
@@ -13011,28 +13020,27 @@
         <w:tc>
           <w:tcPr>
             <w:tcW w:w="1634" w:type="dxa"/>
-            <w:tcBorders>
-              <w:top w:val="double" w:sz="4" w:space="0" w:color="47D459" w:themeColor="accent3" w:themeTint="99"/>
-              <w:left w:val="double" w:sz="4" w:space="0" w:color="47D459" w:themeColor="accent3" w:themeTint="99"/>
-              <w:bottom w:val="double" w:sz="4" w:space="0" w:color="47D459" w:themeColor="accent3" w:themeTint="99"/>
-              <w:right w:val="double" w:sz="4" w:space="0" w:color="47D459" w:themeColor="accent3" w:themeTint="99"/>
-            </w:tcBorders>
-            <w:vAlign w:val="center"/>
-            <w:hideMark/>
-          </w:tcPr>
-          <w:p>
-            <w:pPr>
-              <w:pStyle w:val="Sinespaciado"/>
-              <w:spacing w:line="276" w:lineRule="auto"/>
-              <w:rPr>
-                <w:rFonts w:ascii="Arial Nova Cond Light" w:hAnsi="Arial Nova Cond Light"/>
-                <w:sz w:val="20"/>
-                <w:szCs w:val="20"/>
-              </w:rPr>
-            </w:pPr>
-            <w:r>
-              <w:rPr>
-                <w:rFonts w:ascii="Arial Nova Cond Light" w:hAnsi="Arial Nova Cond Light"/>
+            <w:vAlign w:val="center"/>
+          </w:tcPr>
+          <w:p>
+            <w:pPr>
+              <w:autoSpaceDE w:val="0"/>
+              <w:autoSpaceDN w:val="0"/>
+              <w:adjustRightInd w:val="0"/>
+              <w:jc w:val="both"/>
+              <w:rPr>
+                <w:rFonts w:ascii="Arial Nova Cond" w:hAnsi="Arial Nova Cond" w:cs="Arial"/>
+                <w:color w:val="000000"/>
+                <w:kern w:val="0"/>
+                <w:sz w:val="20"/>
+                <w:szCs w:val="20"/>
+              </w:rPr>
+            </w:pPr>
+            <w:r>
+              <w:rPr>
+                <w:rFonts w:ascii="Arial Nova Cond" w:hAnsi="Arial Nova Cond" w:cs="Arial"/>
+                <w:color w:val="000000"/>
+                <w:kern w:val="0"/>
                 <w:sz w:val="20"/>
                 <w:szCs w:val="20"/>
               </w:rPr>
@@ -13043,28 +13051,27 @@
         <w:tc>
           <w:tcPr>
             <w:tcW w:w="1337" w:type="dxa"/>
-            <w:tcBorders>
-              <w:top w:val="double" w:sz="4" w:space="0" w:color="47D459" w:themeColor="accent3" w:themeTint="99"/>
-              <w:left w:val="double" w:sz="4" w:space="0" w:color="47D459" w:themeColor="accent3" w:themeTint="99"/>
-              <w:bottom w:val="double" w:sz="4" w:space="0" w:color="47D459" w:themeColor="accent3" w:themeTint="99"/>
-              <w:right w:val="double" w:sz="4" w:space="0" w:color="47D459" w:themeColor="accent3" w:themeTint="99"/>
-            </w:tcBorders>
-            <w:vAlign w:val="center"/>
-            <w:hideMark/>
-          </w:tcPr>
-          <w:p>
-            <w:pPr>
-              <w:pStyle w:val="Sinespaciado"/>
-              <w:spacing w:line="276" w:lineRule="auto"/>
-              <w:rPr>
-                <w:rFonts w:ascii="Arial Nova Cond Light" w:hAnsi="Arial Nova Cond Light"/>
-                <w:sz w:val="20"/>
-                <w:szCs w:val="20"/>
-              </w:rPr>
-            </w:pPr>
-            <w:r>
-              <w:rPr>
-                <w:rFonts w:ascii="Arial Nova Cond Light" w:hAnsi="Arial Nova Cond Light"/>
+            <w:vAlign w:val="center"/>
+          </w:tcPr>
+          <w:p>
+            <w:pPr>
+              <w:autoSpaceDE w:val="0"/>
+              <w:autoSpaceDN w:val="0"/>
+              <w:adjustRightInd w:val="0"/>
+              <w:jc w:val="center"/>
+              <w:rPr>
+                <w:rFonts w:ascii="Arial Nova Cond" w:hAnsi="Arial Nova Cond" w:cs="Arial"/>
+                <w:color w:val="000000"/>
+                <w:kern w:val="0"/>
+                <w:sz w:val="20"/>
+                <w:szCs w:val="20"/>
+              </w:rPr>
+            </w:pPr>
+            <w:r>
+              <w:rPr>
+                <w:rFonts w:ascii="Arial Nova Cond" w:hAnsi="Arial Nova Cond" w:cs="Arial"/>
+                <w:color w:val="000000"/>
+                <w:kern w:val="0"/>
                 <w:sz w:val="20"/>
                 <w:szCs w:val="20"/>
               </w:rPr>
@@ -13082,49 +13089,113 @@
           <w:tcPr>
             <w:tcW w:w="875" w:type="dxa"/>
             <w:vMerge/>
-            <w:tcBorders>
-              <w:top w:val="double" w:sz="4" w:space="0" w:color="47D459" w:themeColor="accent3" w:themeTint="99"/>
-              <w:left w:val="double" w:sz="4" w:space="0" w:color="47D459" w:themeColor="accent3" w:themeTint="99"/>
-              <w:bottom w:val="double" w:sz="4" w:space="0" w:color="47D459" w:themeColor="accent3" w:themeTint="99"/>
-              <w:right w:val="double" w:sz="4" w:space="0" w:color="47D459" w:themeColor="accent3" w:themeTint="99"/>
-            </w:tcBorders>
-            <w:vAlign w:val="center"/>
-            <w:hideMark/>
+            <w:vAlign w:val="center"/>
+          </w:tcPr>
+          <w:p>
+            <w:pPr>
+              <w:pStyle w:val="Prrafodelista"/>
+              <w:tabs>
+                <w:tab w:val="left" w:pos="0"/>
+                <w:tab w:val="left" w:pos="142"/>
+                <w:tab w:val="left" w:pos="284"/>
+              </w:tabs>
+              <w:spacing w:line="276" w:lineRule="auto"/>
+              <w:ind w:left="0"/>
+              <w:jc w:val="center"/>
+              <w:rPr>
+                <w:rFonts w:ascii="Arial Nova Cond" w:eastAsia="Calibri" w:hAnsi="Arial Nova Cond" w:cs="Times New Roman"/>
+                <w:b/>
+                <w:bCs/>
+                <w:sz w:val="20"/>
+                <w:szCs w:val="20"/>
+                <w:lang w:val="es-ES_tradnl"/>
+              </w:rPr>
+            </w:pPr>
+          </w:p>
+        </w:tc>
+        <w:tc>
+          <w:tcPr>
+            <w:tcW w:w="1095" w:type="dxa"/>
+            <w:vAlign w:val="center"/>
+          </w:tcPr>
+          <w:p>
+            <w:pPr>
+              <w:pStyle w:val="Prrafodelista"/>
+              <w:tabs>
+                <w:tab w:val="left" w:pos="0"/>
+                <w:tab w:val="left" w:pos="142"/>
+                <w:tab w:val="left" w:pos="284"/>
+              </w:tabs>
+              <w:spacing w:line="276" w:lineRule="auto"/>
+              <w:ind w:left="0"/>
+              <w:jc w:val="center"/>
+              <w:rPr>
+                <w:rFonts w:ascii="Arial Nova Cond" w:eastAsia="Calibri" w:hAnsi="Arial Nova Cond" w:cs="Times New Roman"/>
+                <w:b/>
+                <w:bCs/>
+                <w:sz w:val="20"/>
+                <w:szCs w:val="20"/>
+                <w:lang w:val="es-ES_tradnl"/>
+              </w:rPr>
+            </w:pPr>
+            <w:r>
+              <w:rPr>
+                <w:rFonts w:ascii="Arial Nova Cond" w:eastAsia="Calibri" w:hAnsi="Arial Nova Cond" w:cs="Times New Roman"/>
+                <w:b/>
+                <w:bCs/>
+                <w:sz w:val="20"/>
+                <w:szCs w:val="20"/>
+                <w:lang w:val="es-ES_tradnl"/>
+              </w:rPr>
+              <w:t>U 4</w:t>
+            </w:r>
+          </w:p>
+        </w:tc>
+        <w:tc>
+          <w:tcPr>
+            <w:tcW w:w="1726" w:type="dxa"/>
+            <w:vAlign w:val="center"/>
           </w:tcPr>
           <w:p>
             <w:pPr>
               <w:pStyle w:val="Sinespaciado"/>
-              <w:spacing w:line="276" w:lineRule="auto"/>
-              <w:rPr>
-                <w:rFonts w:ascii="Arial Nova Cond Light" w:hAnsi="Arial Nova Cond Light"/>
-                <w:b/>
-                <w:bCs/>
+              <w:jc w:val="both"/>
+              <w:rPr>
+                <w:rFonts w:ascii="Arial Nova Cond" w:hAnsi="Arial Nova Cond"/>
+                <w:sz w:val="20"/>
+                <w:szCs w:val="20"/>
+              </w:rPr>
+            </w:pPr>
+            <w:r>
+              <w:rPr>
+                <w:rFonts w:ascii="Arial Nova Cond" w:eastAsia="Calibri" w:hAnsi="Arial Nova Cond" w:cs="Times New Roman"/>
                 <w:sz w:val="20"/>
                 <w:szCs w:val="20"/>
                 <w:lang w:val="es-ES_tradnl"/>
               </w:rPr>
-            </w:pPr>
-          </w:p>
-        </w:tc>
-        <w:tc>
-          <w:tcPr>
-            <w:tcW w:w="1095" w:type="dxa"/>
-            <w:tcBorders>
-              <w:top w:val="double" w:sz="4" w:space="0" w:color="47D459" w:themeColor="accent3" w:themeTint="99"/>
-              <w:left w:val="double" w:sz="4" w:space="0" w:color="47D459" w:themeColor="accent3" w:themeTint="99"/>
-              <w:bottom w:val="double" w:sz="4" w:space="0" w:color="47D459" w:themeColor="accent3" w:themeTint="99"/>
-              <w:right w:val="double" w:sz="4" w:space="0" w:color="47D459" w:themeColor="accent3" w:themeTint="99"/>
-            </w:tcBorders>
-            <w:vAlign w:val="center"/>
-            <w:hideMark/>
-          </w:tcPr>
-          <w:p>
-            <w:pPr>
-              <w:pStyle w:val="Sinespaciado"/>
-              <w:rPr>
-                <w:rFonts w:ascii="Arial Nova Cond Light" w:hAnsi="Arial Nova Cond Light"/>
-                <w:b/>
-                <w:bCs/>
+              <w:t>{{problemapotencialidad4}}</w:t>
+            </w:r>
+          </w:p>
+        </w:tc>
+        <w:tc>
+          <w:tcPr>
+            <w:tcW w:w="6169" w:type="dxa"/>
+            <w:vAlign w:val="center"/>
+          </w:tcPr>
+          <w:p>
+            <w:pPr>
+              <w:pStyle w:val="Prrafodelista"/>
+              <w:tabs>
+                <w:tab w:val="left" w:pos="0"/>
+                <w:tab w:val="left" w:pos="142"/>
+                <w:tab w:val="left" w:pos="284"/>
+              </w:tabs>
+              <w:spacing w:line="276" w:lineRule="auto"/>
+              <w:ind w:left="0"/>
+              <w:jc w:val="both"/>
+              <w:rPr>
+                <w:rFonts w:ascii="Arial Nova Cond" w:eastAsia="Calibri" w:hAnsi="Arial Nova Cond" w:cs="Times New Roman"/>
+                <w:color w:val="000000" w:themeColor="text1"/>
                 <w:sz w:val="20"/>
                 <w:szCs w:val="20"/>
                 <w:lang w:val="es-ES_tradnl"/>
@@ -13132,79 +13203,11 @@
             </w:pPr>
             <w:r>
               <w:rPr>
-                <w:rFonts w:ascii="Arial Nova Cond Light" w:hAnsi="Arial Nova Cond Light"/>
-                <w:b/>
-                <w:bCs/>
+                <w:rFonts w:ascii="Arial Nova Cond" w:eastAsia="Calibri" w:hAnsi="Arial Nova Cond" w:cs="Times New Roman"/>
                 <w:sz w:val="20"/>
                 <w:szCs w:val="20"/>
                 <w:lang w:val="es-ES_tradnl"/>
               </w:rPr>
-              <w:t>U 4</w:t>
-            </w:r>
-          </w:p>
-        </w:tc>
-        <w:tc>
-          <w:tcPr>
-            <w:tcW w:w="1726" w:type="dxa"/>
-            <w:tcBorders>
-              <w:top w:val="double" w:sz="4" w:space="0" w:color="47D459" w:themeColor="accent3" w:themeTint="99"/>
-              <w:left w:val="double" w:sz="4" w:space="0" w:color="47D459" w:themeColor="accent3" w:themeTint="99"/>
-              <w:bottom w:val="double" w:sz="4" w:space="0" w:color="47D459" w:themeColor="accent3" w:themeTint="99"/>
-              <w:right w:val="double" w:sz="4" w:space="0" w:color="47D459" w:themeColor="accent3" w:themeTint="99"/>
-            </w:tcBorders>
-            <w:vAlign w:val="center"/>
-            <w:hideMark/>
-          </w:tcPr>
-          <w:p>
-            <w:pPr>
-              <w:pStyle w:val="Sinespaciado"/>
-              <w:spacing w:line="276" w:lineRule="auto"/>
-              <w:rPr>
-                <w:rFonts w:ascii="Arial Nova Cond Light" w:hAnsi="Arial Nova Cond Light"/>
-                <w:sz w:val="20"/>
-                <w:szCs w:val="20"/>
-              </w:rPr>
-            </w:pPr>
-            <w:r>
-              <w:rPr>
-                <w:rFonts w:ascii="Arial Nova Cond Light" w:hAnsi="Arial Nova Cond Light"/>
-                <w:sz w:val="20"/>
-                <w:szCs w:val="20"/>
-                <w:lang w:val="es-ES_tradnl"/>
-              </w:rPr>
-              <w:t>{{problemapotencialidad4}}</w:t>
-            </w:r>
-          </w:p>
-        </w:tc>
-        <w:tc>
-          <w:tcPr>
-            <w:tcW w:w="6169" w:type="dxa"/>
-            <w:tcBorders>
-              <w:top w:val="double" w:sz="4" w:space="0" w:color="47D459" w:themeColor="accent3" w:themeTint="99"/>
-              <w:left w:val="double" w:sz="4" w:space="0" w:color="47D459" w:themeColor="accent3" w:themeTint="99"/>
-              <w:bottom w:val="double" w:sz="4" w:space="0" w:color="47D459" w:themeColor="accent3" w:themeTint="99"/>
-              <w:right w:val="double" w:sz="4" w:space="0" w:color="47D459" w:themeColor="accent3" w:themeTint="99"/>
-            </w:tcBorders>
-            <w:vAlign w:val="center"/>
-            <w:hideMark/>
-          </w:tcPr>
-          <w:p>
-            <w:pPr>
-              <w:pStyle w:val="Sinespaciado"/>
-              <w:rPr>
-                <w:rFonts w:ascii="Arial Nova Cond Light" w:hAnsi="Arial Nova Cond Light"/>
-                <w:sz w:val="20"/>
-                <w:szCs w:val="20"/>
-                <w:lang w:val="es-ES_tradnl"/>
-              </w:rPr>
-            </w:pPr>
-            <w:r>
-              <w:rPr>
-                <w:rFonts w:ascii="Arial Nova Cond Light" w:hAnsi="Arial Nova Cond Light"/>
-                <w:sz w:val="20"/>
-                <w:szCs w:val="20"/>
-                <w:lang w:val="es-ES_tradnl"/>
-              </w:rPr>
               <w:t>{{situacionsignificativa4}}</w:t>
             </w:r>
           </w:p>
@@ -13212,28 +13215,27 @@
         <w:tc>
           <w:tcPr>
             <w:tcW w:w="2015" w:type="dxa"/>
-            <w:tcBorders>
-              <w:top w:val="double" w:sz="4" w:space="0" w:color="47D459" w:themeColor="accent3" w:themeTint="99"/>
-              <w:left w:val="double" w:sz="4" w:space="0" w:color="47D459" w:themeColor="accent3" w:themeTint="99"/>
-              <w:bottom w:val="double" w:sz="4" w:space="0" w:color="47D459" w:themeColor="accent3" w:themeTint="99"/>
-              <w:right w:val="double" w:sz="4" w:space="0" w:color="47D459" w:themeColor="accent3" w:themeTint="99"/>
-            </w:tcBorders>
-            <w:vAlign w:val="center"/>
-            <w:hideMark/>
-          </w:tcPr>
-          <w:p>
-            <w:pPr>
-              <w:pStyle w:val="Sinespaciado"/>
-              <w:spacing w:line="276" w:lineRule="auto"/>
-              <w:rPr>
-                <w:rFonts w:ascii="Arial Nova Cond Light" w:hAnsi="Arial Nova Cond Light"/>
-                <w:sz w:val="20"/>
-                <w:szCs w:val="20"/>
-              </w:rPr>
-            </w:pPr>
-            <w:r>
-              <w:rPr>
-                <w:rFonts w:ascii="Arial Nova Cond Light" w:hAnsi="Arial Nova Cond Light"/>
+            <w:vAlign w:val="center"/>
+          </w:tcPr>
+          <w:p>
+            <w:pPr>
+              <w:autoSpaceDE w:val="0"/>
+              <w:autoSpaceDN w:val="0"/>
+              <w:adjustRightInd w:val="0"/>
+              <w:jc w:val="center"/>
+              <w:rPr>
+                <w:rFonts w:ascii="Arial Nova Cond" w:hAnsi="Arial Nova Cond" w:cs="Arial"/>
+                <w:color w:val="000000" w:themeColor="text1"/>
+                <w:kern w:val="0"/>
+                <w:sz w:val="20"/>
+                <w:szCs w:val="20"/>
+              </w:rPr>
+            </w:pPr>
+            <w:r>
+              <w:rPr>
+                <w:rFonts w:ascii="Arial Nova Cond" w:hAnsi="Arial Nova Cond" w:cs="Arial"/>
+                <w:color w:val="000000"/>
+                <w:kern w:val="0"/>
                 <w:sz w:val="20"/>
                 <w:szCs w:val="20"/>
               </w:rPr>
@@ -13244,28 +13246,27 @@
         <w:tc>
           <w:tcPr>
             <w:tcW w:w="1634" w:type="dxa"/>
-            <w:tcBorders>
-              <w:top w:val="double" w:sz="4" w:space="0" w:color="47D459" w:themeColor="accent3" w:themeTint="99"/>
-              <w:left w:val="double" w:sz="4" w:space="0" w:color="47D459" w:themeColor="accent3" w:themeTint="99"/>
-              <w:bottom w:val="double" w:sz="4" w:space="0" w:color="47D459" w:themeColor="accent3" w:themeTint="99"/>
-              <w:right w:val="double" w:sz="4" w:space="0" w:color="47D459" w:themeColor="accent3" w:themeTint="99"/>
-            </w:tcBorders>
-            <w:vAlign w:val="center"/>
-            <w:hideMark/>
-          </w:tcPr>
-          <w:p>
-            <w:pPr>
-              <w:pStyle w:val="Sinespaciado"/>
-              <w:spacing w:line="276" w:lineRule="auto"/>
-              <w:rPr>
-                <w:rFonts w:ascii="Arial Nova Cond Light" w:hAnsi="Arial Nova Cond Light"/>
-                <w:sz w:val="20"/>
-                <w:szCs w:val="20"/>
-              </w:rPr>
-            </w:pPr>
-            <w:r>
-              <w:rPr>
-                <w:rFonts w:ascii="Arial Nova Cond Light" w:hAnsi="Arial Nova Cond Light"/>
+            <w:vAlign w:val="center"/>
+          </w:tcPr>
+          <w:p>
+            <w:pPr>
+              <w:autoSpaceDE w:val="0"/>
+              <w:autoSpaceDN w:val="0"/>
+              <w:adjustRightInd w:val="0"/>
+              <w:jc w:val="both"/>
+              <w:rPr>
+                <w:rFonts w:ascii="Arial Nova Cond" w:hAnsi="Arial Nova Cond" w:cs="Arial"/>
+                <w:color w:val="000000"/>
+                <w:kern w:val="0"/>
+                <w:sz w:val="20"/>
+                <w:szCs w:val="20"/>
+              </w:rPr>
+            </w:pPr>
+            <w:r>
+              <w:rPr>
+                <w:rFonts w:ascii="Arial Nova Cond" w:hAnsi="Arial Nova Cond" w:cs="Arial"/>
+                <w:color w:val="000000"/>
+                <w:kern w:val="0"/>
                 <w:sz w:val="20"/>
                 <w:szCs w:val="20"/>
               </w:rPr>
@@ -13276,28 +13277,27 @@
         <w:tc>
           <w:tcPr>
             <w:tcW w:w="1337" w:type="dxa"/>
-            <w:tcBorders>
-              <w:top w:val="double" w:sz="4" w:space="0" w:color="47D459" w:themeColor="accent3" w:themeTint="99"/>
-              <w:left w:val="double" w:sz="4" w:space="0" w:color="47D459" w:themeColor="accent3" w:themeTint="99"/>
-              <w:bottom w:val="double" w:sz="4" w:space="0" w:color="47D459" w:themeColor="accent3" w:themeTint="99"/>
-              <w:right w:val="double" w:sz="4" w:space="0" w:color="47D459" w:themeColor="accent3" w:themeTint="99"/>
-            </w:tcBorders>
-            <w:vAlign w:val="center"/>
-            <w:hideMark/>
-          </w:tcPr>
-          <w:p>
-            <w:pPr>
-              <w:pStyle w:val="Sinespaciado"/>
-              <w:spacing w:line="276" w:lineRule="auto"/>
-              <w:rPr>
-                <w:rFonts w:ascii="Arial Nova Cond Light" w:hAnsi="Arial Nova Cond Light"/>
-                <w:sz w:val="20"/>
-                <w:szCs w:val="20"/>
-              </w:rPr>
-            </w:pPr>
-            <w:r>
-              <w:rPr>
-                <w:rFonts w:ascii="Arial Nova Cond Light" w:hAnsi="Arial Nova Cond Light"/>
+            <w:vAlign w:val="center"/>
+          </w:tcPr>
+          <w:p>
+            <w:pPr>
+              <w:autoSpaceDE w:val="0"/>
+              <w:autoSpaceDN w:val="0"/>
+              <w:adjustRightInd w:val="0"/>
+              <w:jc w:val="center"/>
+              <w:rPr>
+                <w:rFonts w:ascii="Arial Nova Cond" w:hAnsi="Arial Nova Cond" w:cs="Arial"/>
+                <w:color w:val="000000"/>
+                <w:kern w:val="0"/>
+                <w:sz w:val="20"/>
+                <w:szCs w:val="20"/>
+              </w:rPr>
+            </w:pPr>
+            <w:r>
+              <w:rPr>
+                <w:rFonts w:ascii="Arial Nova Cond" w:hAnsi="Arial Nova Cond" w:cs="Arial"/>
+                <w:color w:val="000000"/>
+                <w:kern w:val="0"/>
                 <w:sz w:val="20"/>
                 <w:szCs w:val="20"/>
               </w:rPr>
@@ -13315,139 +13315,137 @@
           <w:tcPr>
             <w:tcW w:w="875" w:type="dxa"/>
             <w:vMerge w:val="restart"/>
-            <w:tcBorders>
-              <w:top w:val="double" w:sz="4" w:space="0" w:color="47D459" w:themeColor="accent3" w:themeTint="99"/>
-              <w:left w:val="double" w:sz="4" w:space="0" w:color="47D459" w:themeColor="accent3" w:themeTint="99"/>
-              <w:bottom w:val="double" w:sz="4" w:space="0" w:color="47D459" w:themeColor="accent3" w:themeTint="99"/>
-              <w:right w:val="double" w:sz="4" w:space="0" w:color="47D459" w:themeColor="accent3" w:themeTint="99"/>
-            </w:tcBorders>
-            <w:vAlign w:val="center"/>
-            <w:hideMark/>
+            <w:vAlign w:val="center"/>
+          </w:tcPr>
+          <w:p>
+            <w:pPr>
+              <w:pStyle w:val="Prrafodelista"/>
+              <w:tabs>
+                <w:tab w:val="left" w:pos="0"/>
+                <w:tab w:val="left" w:pos="142"/>
+                <w:tab w:val="left" w:pos="284"/>
+              </w:tabs>
+              <w:spacing w:line="276" w:lineRule="auto"/>
+              <w:ind w:left="0"/>
+              <w:jc w:val="center"/>
+              <w:rPr>
+                <w:rFonts w:ascii="Arial Nova Cond" w:eastAsia="Calibri" w:hAnsi="Arial Nova Cond" w:cs="Times New Roman"/>
+                <w:b/>
+                <w:bCs/>
+                <w:sz w:val="20"/>
+                <w:szCs w:val="20"/>
+                <w:lang w:val="es-ES_tradnl"/>
+              </w:rPr>
+            </w:pPr>
+            <w:r>
+              <w:rPr>
+                <w:rFonts w:ascii="Arial Nova Cond" w:eastAsia="Calibri" w:hAnsi="Arial Nova Cond" w:cs="Times New Roman"/>
+                <w:b/>
+                <w:bCs/>
+                <w:sz w:val="20"/>
+                <w:szCs w:val="20"/>
+                <w:lang w:val="es-ES_tradnl"/>
+              </w:rPr>
+              <w:t>III</w:t>
+            </w:r>
+          </w:p>
+        </w:tc>
+        <w:tc>
+          <w:tcPr>
+            <w:tcW w:w="1095" w:type="dxa"/>
+            <w:vAlign w:val="center"/>
+          </w:tcPr>
+          <w:p>
+            <w:pPr>
+              <w:pStyle w:val="Prrafodelista"/>
+              <w:tabs>
+                <w:tab w:val="left" w:pos="0"/>
+                <w:tab w:val="left" w:pos="142"/>
+                <w:tab w:val="left" w:pos="284"/>
+              </w:tabs>
+              <w:spacing w:line="276" w:lineRule="auto"/>
+              <w:ind w:left="0"/>
+              <w:jc w:val="center"/>
+              <w:rPr>
+                <w:rFonts w:ascii="Arial Nova Cond" w:eastAsia="Calibri" w:hAnsi="Arial Nova Cond" w:cs="Times New Roman"/>
+                <w:b/>
+                <w:bCs/>
+                <w:sz w:val="20"/>
+                <w:szCs w:val="20"/>
+                <w:lang w:val="es-ES_tradnl"/>
+              </w:rPr>
+            </w:pPr>
+            <w:r>
+              <w:rPr>
+                <w:rFonts w:ascii="Arial Nova Cond" w:eastAsia="Calibri" w:hAnsi="Arial Nova Cond" w:cs="Times New Roman"/>
+                <w:b/>
+                <w:bCs/>
+                <w:sz w:val="20"/>
+                <w:szCs w:val="20"/>
+                <w:lang w:val="es-ES_tradnl"/>
+              </w:rPr>
+              <w:t>U 5</w:t>
+            </w:r>
+          </w:p>
+        </w:tc>
+        <w:tc>
+          <w:tcPr>
+            <w:tcW w:w="1726" w:type="dxa"/>
+            <w:vAlign w:val="center"/>
           </w:tcPr>
           <w:p>
             <w:pPr>
               <w:pStyle w:val="Sinespaciado"/>
-              <w:rPr>
-                <w:rFonts w:ascii="Arial Nova Cond Light" w:hAnsi="Arial Nova Cond Light"/>
-                <w:b/>
-                <w:bCs/>
+              <w:jc w:val="both"/>
+              <w:rPr>
+                <w:rFonts w:ascii="Arial Nova Cond" w:hAnsi="Arial Nova Cond"/>
+                <w:color w:val="000000" w:themeColor="text1"/>
+                <w:sz w:val="20"/>
+                <w:szCs w:val="20"/>
+              </w:rPr>
+            </w:pPr>
+            <w:r>
+              <w:rPr>
+                <w:rFonts w:ascii="Arial Nova Cond" w:eastAsia="Calibri" w:hAnsi="Arial Nova Cond" w:cs="Times New Roman"/>
                 <w:sz w:val="20"/>
                 <w:szCs w:val="20"/>
                 <w:lang w:val="es-ES_tradnl"/>
               </w:rPr>
-            </w:pPr>
-            <w:r>
-              <w:rPr>
-                <w:rFonts w:ascii="Arial Nova Cond Light" w:hAnsi="Arial Nova Cond Light"/>
-                <w:b/>
-                <w:bCs/>
+              <w:t>{{problemapotencialidad5}}</w:t>
+            </w:r>
+          </w:p>
+        </w:tc>
+        <w:tc>
+          <w:tcPr>
+            <w:tcW w:w="6169" w:type="dxa"/>
+            <w:vAlign w:val="center"/>
+          </w:tcPr>
+          <w:p>
+            <w:pPr>
+              <w:pStyle w:val="Prrafodelista"/>
+              <w:tabs>
+                <w:tab w:val="left" w:pos="0"/>
+                <w:tab w:val="left" w:pos="142"/>
+                <w:tab w:val="left" w:pos="284"/>
+              </w:tabs>
+              <w:spacing w:line="276" w:lineRule="auto"/>
+              <w:ind w:left="0"/>
+              <w:jc w:val="both"/>
+              <w:rPr>
+                <w:rFonts w:ascii="Arial Nova Cond" w:eastAsia="Calibri" w:hAnsi="Arial Nova Cond" w:cs="Times New Roman"/>
+                <w:color w:val="000000" w:themeColor="text1"/>
                 <w:sz w:val="20"/>
                 <w:szCs w:val="20"/>
                 <w:lang w:val="es-ES_tradnl"/>
               </w:rPr>
-              <w:t>III</w:t>
-            </w:r>
-          </w:p>
-        </w:tc>
-        <w:tc>
-          <w:tcPr>
-            <w:tcW w:w="1095" w:type="dxa"/>
-            <w:tcBorders>
-              <w:top w:val="double" w:sz="4" w:space="0" w:color="47D459" w:themeColor="accent3" w:themeTint="99"/>
-              <w:left w:val="double" w:sz="4" w:space="0" w:color="47D459" w:themeColor="accent3" w:themeTint="99"/>
-              <w:bottom w:val="double" w:sz="4" w:space="0" w:color="47D459" w:themeColor="accent3" w:themeTint="99"/>
-              <w:right w:val="double" w:sz="4" w:space="0" w:color="47D459" w:themeColor="accent3" w:themeTint="99"/>
-            </w:tcBorders>
-            <w:vAlign w:val="center"/>
-            <w:hideMark/>
-          </w:tcPr>
-          <w:p>
-            <w:pPr>
-              <w:pStyle w:val="Sinespaciado"/>
-              <w:rPr>
-                <w:rFonts w:ascii="Arial Nova Cond Light" w:hAnsi="Arial Nova Cond Light"/>
-                <w:b/>
-                <w:bCs/>
+            </w:pPr>
+            <w:r>
+              <w:rPr>
+                <w:rFonts w:ascii="Arial Nova Cond" w:eastAsia="Calibri" w:hAnsi="Arial Nova Cond" w:cs="Times New Roman"/>
                 <w:sz w:val="20"/>
                 <w:szCs w:val="20"/>
                 <w:lang w:val="es-ES_tradnl"/>
               </w:rPr>
-            </w:pPr>
-            <w:r>
-              <w:rPr>
-                <w:rFonts w:ascii="Arial Nova Cond Light" w:hAnsi="Arial Nova Cond Light"/>
-                <w:b/>
-                <w:bCs/>
-                <w:sz w:val="20"/>
-                <w:szCs w:val="20"/>
-                <w:lang w:val="es-ES_tradnl"/>
-              </w:rPr>
-              <w:t>U 5</w:t>
-            </w:r>
-          </w:p>
-        </w:tc>
-        <w:tc>
-          <w:tcPr>
-            <w:tcW w:w="1726" w:type="dxa"/>
-            <w:tcBorders>
-              <w:top w:val="double" w:sz="4" w:space="0" w:color="47D459" w:themeColor="accent3" w:themeTint="99"/>
-              <w:left w:val="double" w:sz="4" w:space="0" w:color="47D459" w:themeColor="accent3" w:themeTint="99"/>
-              <w:bottom w:val="double" w:sz="4" w:space="0" w:color="47D459" w:themeColor="accent3" w:themeTint="99"/>
-              <w:right w:val="double" w:sz="4" w:space="0" w:color="47D459" w:themeColor="accent3" w:themeTint="99"/>
-            </w:tcBorders>
-            <w:vAlign w:val="center"/>
-            <w:hideMark/>
-          </w:tcPr>
-          <w:p>
-            <w:pPr>
-              <w:pStyle w:val="Sinespaciado"/>
-              <w:spacing w:line="276" w:lineRule="auto"/>
-              <w:rPr>
-                <w:rFonts w:ascii="Arial Nova Cond Light" w:hAnsi="Arial Nova Cond Light"/>
-                <w:sz w:val="20"/>
-                <w:szCs w:val="20"/>
-              </w:rPr>
-            </w:pPr>
-            <w:r>
-              <w:rPr>
-                <w:rFonts w:ascii="Arial Nova Cond Light" w:hAnsi="Arial Nova Cond Light"/>
-                <w:sz w:val="20"/>
-                <w:szCs w:val="20"/>
-                <w:lang w:val="es-ES_tradnl"/>
-              </w:rPr>
-              <w:t>{{problemapotencialidad5}}</w:t>
-            </w:r>
-          </w:p>
-        </w:tc>
-        <w:tc>
-          <w:tcPr>
-            <w:tcW w:w="6169" w:type="dxa"/>
-            <w:tcBorders>
-              <w:top w:val="double" w:sz="4" w:space="0" w:color="47D459" w:themeColor="accent3" w:themeTint="99"/>
-              <w:left w:val="double" w:sz="4" w:space="0" w:color="47D459" w:themeColor="accent3" w:themeTint="99"/>
-              <w:bottom w:val="double" w:sz="4" w:space="0" w:color="47D459" w:themeColor="accent3" w:themeTint="99"/>
-              <w:right w:val="double" w:sz="4" w:space="0" w:color="47D459" w:themeColor="accent3" w:themeTint="99"/>
-            </w:tcBorders>
-            <w:vAlign w:val="center"/>
-            <w:hideMark/>
-          </w:tcPr>
-          <w:p>
-            <w:pPr>
-              <w:pStyle w:val="Sinespaciado"/>
-              <w:rPr>
-                <w:rFonts w:ascii="Arial Nova Cond Light" w:hAnsi="Arial Nova Cond Light"/>
-                <w:sz w:val="20"/>
-                <w:szCs w:val="20"/>
-                <w:lang w:val="es-ES_tradnl"/>
-              </w:rPr>
-            </w:pPr>
-            <w:r>
-              <w:rPr>
-                <w:rFonts w:ascii="Arial Nova Cond Light" w:hAnsi="Arial Nova Cond Light"/>
-                <w:sz w:val="20"/>
-                <w:szCs w:val="20"/>
-                <w:lang w:val="es-ES_tradnl"/>
-              </w:rPr>
               <w:t>{{situacionsignificativa5}}</w:t>
             </w:r>
           </w:p>
@@ -13455,28 +13453,27 @@
         <w:tc>
           <w:tcPr>
             <w:tcW w:w="2015" w:type="dxa"/>
-            <w:tcBorders>
-              <w:top w:val="double" w:sz="4" w:space="0" w:color="47D459" w:themeColor="accent3" w:themeTint="99"/>
-              <w:left w:val="double" w:sz="4" w:space="0" w:color="47D459" w:themeColor="accent3" w:themeTint="99"/>
-              <w:bottom w:val="double" w:sz="4" w:space="0" w:color="47D459" w:themeColor="accent3" w:themeTint="99"/>
-              <w:right w:val="double" w:sz="4" w:space="0" w:color="47D459" w:themeColor="accent3" w:themeTint="99"/>
-            </w:tcBorders>
-            <w:vAlign w:val="center"/>
-            <w:hideMark/>
-          </w:tcPr>
-          <w:p>
-            <w:pPr>
-              <w:pStyle w:val="Sinespaciado"/>
-              <w:spacing w:line="276" w:lineRule="auto"/>
-              <w:rPr>
-                <w:rFonts w:ascii="Arial Nova Cond Light" w:hAnsi="Arial Nova Cond Light"/>
-                <w:sz w:val="20"/>
-                <w:szCs w:val="20"/>
-              </w:rPr>
-            </w:pPr>
-            <w:r>
-              <w:rPr>
-                <w:rFonts w:ascii="Arial Nova Cond Light" w:hAnsi="Arial Nova Cond Light"/>
+            <w:vAlign w:val="center"/>
+          </w:tcPr>
+          <w:p>
+            <w:pPr>
+              <w:autoSpaceDE w:val="0"/>
+              <w:autoSpaceDN w:val="0"/>
+              <w:adjustRightInd w:val="0"/>
+              <w:jc w:val="center"/>
+              <w:rPr>
+                <w:rFonts w:ascii="Arial Nova Cond" w:hAnsi="Arial Nova Cond" w:cs="Arial"/>
+                <w:color w:val="000000" w:themeColor="text1"/>
+                <w:kern w:val="0"/>
+                <w:sz w:val="20"/>
+                <w:szCs w:val="20"/>
+              </w:rPr>
+            </w:pPr>
+            <w:r>
+              <w:rPr>
+                <w:rFonts w:ascii="Arial Nova Cond" w:hAnsi="Arial Nova Cond" w:cs="Arial"/>
+                <w:color w:val="000000"/>
+                <w:kern w:val="0"/>
                 <w:sz w:val="20"/>
                 <w:szCs w:val="20"/>
               </w:rPr>
@@ -13487,28 +13484,27 @@
         <w:tc>
           <w:tcPr>
             <w:tcW w:w="1634" w:type="dxa"/>
-            <w:tcBorders>
-              <w:top w:val="double" w:sz="4" w:space="0" w:color="47D459" w:themeColor="accent3" w:themeTint="99"/>
-              <w:left w:val="double" w:sz="4" w:space="0" w:color="47D459" w:themeColor="accent3" w:themeTint="99"/>
-              <w:bottom w:val="double" w:sz="4" w:space="0" w:color="47D459" w:themeColor="accent3" w:themeTint="99"/>
-              <w:right w:val="double" w:sz="4" w:space="0" w:color="47D459" w:themeColor="accent3" w:themeTint="99"/>
-            </w:tcBorders>
-            <w:vAlign w:val="center"/>
-            <w:hideMark/>
-          </w:tcPr>
-          <w:p>
-            <w:pPr>
-              <w:pStyle w:val="Sinespaciado"/>
-              <w:spacing w:line="276" w:lineRule="auto"/>
-              <w:rPr>
-                <w:rFonts w:ascii="Arial Nova Cond Light" w:hAnsi="Arial Nova Cond Light"/>
-                <w:sz w:val="20"/>
-                <w:szCs w:val="20"/>
-              </w:rPr>
-            </w:pPr>
-            <w:r>
-              <w:rPr>
-                <w:rFonts w:ascii="Arial Nova Cond Light" w:hAnsi="Arial Nova Cond Light"/>
+            <w:vAlign w:val="center"/>
+          </w:tcPr>
+          <w:p>
+            <w:pPr>
+              <w:autoSpaceDE w:val="0"/>
+              <w:autoSpaceDN w:val="0"/>
+              <w:adjustRightInd w:val="0"/>
+              <w:jc w:val="both"/>
+              <w:rPr>
+                <w:rFonts w:ascii="Arial Nova Cond" w:hAnsi="Arial Nova Cond" w:cs="Arial"/>
+                <w:color w:val="000000"/>
+                <w:kern w:val="0"/>
+                <w:sz w:val="20"/>
+                <w:szCs w:val="20"/>
+              </w:rPr>
+            </w:pPr>
+            <w:r>
+              <w:rPr>
+                <w:rFonts w:ascii="Arial Nova Cond" w:hAnsi="Arial Nova Cond" w:cs="Arial"/>
+                <w:color w:val="000000"/>
+                <w:kern w:val="0"/>
                 <w:sz w:val="20"/>
                 <w:szCs w:val="20"/>
               </w:rPr>
@@ -13519,28 +13515,27 @@
         <w:tc>
           <w:tcPr>
             <w:tcW w:w="1337" w:type="dxa"/>
-            <w:tcBorders>
-              <w:top w:val="double" w:sz="4" w:space="0" w:color="47D459" w:themeColor="accent3" w:themeTint="99"/>
-              <w:left w:val="double" w:sz="4" w:space="0" w:color="47D459" w:themeColor="accent3" w:themeTint="99"/>
-              <w:bottom w:val="double" w:sz="4" w:space="0" w:color="47D459" w:themeColor="accent3" w:themeTint="99"/>
-              <w:right w:val="double" w:sz="4" w:space="0" w:color="47D459" w:themeColor="accent3" w:themeTint="99"/>
-            </w:tcBorders>
-            <w:vAlign w:val="center"/>
-            <w:hideMark/>
-          </w:tcPr>
-          <w:p>
-            <w:pPr>
-              <w:pStyle w:val="Sinespaciado"/>
-              <w:spacing w:line="276" w:lineRule="auto"/>
-              <w:rPr>
-                <w:rFonts w:ascii="Arial Nova Cond Light" w:hAnsi="Arial Nova Cond Light"/>
-                <w:sz w:val="20"/>
-                <w:szCs w:val="20"/>
-              </w:rPr>
-            </w:pPr>
-            <w:r>
-              <w:rPr>
-                <w:rFonts w:ascii="Arial Nova Cond Light" w:hAnsi="Arial Nova Cond Light"/>
+            <w:vAlign w:val="center"/>
+          </w:tcPr>
+          <w:p>
+            <w:pPr>
+              <w:autoSpaceDE w:val="0"/>
+              <w:autoSpaceDN w:val="0"/>
+              <w:adjustRightInd w:val="0"/>
+              <w:jc w:val="center"/>
+              <w:rPr>
+                <w:rFonts w:ascii="Arial Nova Cond" w:hAnsi="Arial Nova Cond" w:cs="Arial"/>
+                <w:color w:val="000000"/>
+                <w:kern w:val="0"/>
+                <w:sz w:val="20"/>
+                <w:szCs w:val="20"/>
+              </w:rPr>
+            </w:pPr>
+            <w:r>
+              <w:rPr>
+                <w:rFonts w:ascii="Arial Nova Cond" w:hAnsi="Arial Nova Cond" w:cs="Arial"/>
+                <w:color w:val="000000"/>
+                <w:kern w:val="0"/>
                 <w:sz w:val="20"/>
                 <w:szCs w:val="20"/>
               </w:rPr>
@@ -13558,49 +13553,112 @@
           <w:tcPr>
             <w:tcW w:w="875" w:type="dxa"/>
             <w:vMerge/>
-            <w:tcBorders>
-              <w:top w:val="double" w:sz="4" w:space="0" w:color="47D459" w:themeColor="accent3" w:themeTint="99"/>
-              <w:left w:val="double" w:sz="4" w:space="0" w:color="47D459" w:themeColor="accent3" w:themeTint="99"/>
-              <w:bottom w:val="double" w:sz="4" w:space="0" w:color="47D459" w:themeColor="accent3" w:themeTint="99"/>
-              <w:right w:val="double" w:sz="4" w:space="0" w:color="47D459" w:themeColor="accent3" w:themeTint="99"/>
-            </w:tcBorders>
-            <w:vAlign w:val="center"/>
-            <w:hideMark/>
+            <w:vAlign w:val="center"/>
+          </w:tcPr>
+          <w:p>
+            <w:pPr>
+              <w:pStyle w:val="Prrafodelista"/>
+              <w:tabs>
+                <w:tab w:val="left" w:pos="0"/>
+                <w:tab w:val="left" w:pos="142"/>
+                <w:tab w:val="left" w:pos="284"/>
+              </w:tabs>
+              <w:spacing w:line="276" w:lineRule="auto"/>
+              <w:ind w:left="0"/>
+              <w:jc w:val="center"/>
+              <w:rPr>
+                <w:rFonts w:ascii="Arial Nova Cond" w:eastAsia="Calibri" w:hAnsi="Arial Nova Cond" w:cs="Times New Roman"/>
+                <w:b/>
+                <w:bCs/>
+                <w:sz w:val="20"/>
+                <w:szCs w:val="20"/>
+                <w:lang w:val="es-ES_tradnl"/>
+              </w:rPr>
+            </w:pPr>
+          </w:p>
+        </w:tc>
+        <w:tc>
+          <w:tcPr>
+            <w:tcW w:w="1095" w:type="dxa"/>
+            <w:vAlign w:val="center"/>
+          </w:tcPr>
+          <w:p>
+            <w:pPr>
+              <w:pStyle w:val="Prrafodelista"/>
+              <w:tabs>
+                <w:tab w:val="left" w:pos="0"/>
+                <w:tab w:val="left" w:pos="142"/>
+                <w:tab w:val="left" w:pos="284"/>
+              </w:tabs>
+              <w:spacing w:line="276" w:lineRule="auto"/>
+              <w:ind w:left="0"/>
+              <w:jc w:val="center"/>
+              <w:rPr>
+                <w:rFonts w:ascii="Arial Nova Cond" w:eastAsia="Calibri" w:hAnsi="Arial Nova Cond" w:cs="Times New Roman"/>
+                <w:b/>
+                <w:bCs/>
+                <w:sz w:val="20"/>
+                <w:szCs w:val="20"/>
+                <w:lang w:val="es-ES_tradnl"/>
+              </w:rPr>
+            </w:pPr>
+            <w:r>
+              <w:rPr>
+                <w:rFonts w:ascii="Arial Nova Cond" w:eastAsia="Calibri" w:hAnsi="Arial Nova Cond" w:cs="Times New Roman"/>
+                <w:b/>
+                <w:bCs/>
+                <w:sz w:val="20"/>
+                <w:szCs w:val="20"/>
+                <w:lang w:val="es-ES_tradnl"/>
+              </w:rPr>
+              <w:t>U 6</w:t>
+            </w:r>
+          </w:p>
+        </w:tc>
+        <w:tc>
+          <w:tcPr>
+            <w:tcW w:w="1726" w:type="dxa"/>
+            <w:vAlign w:val="center"/>
           </w:tcPr>
           <w:p>
             <w:pPr>
               <w:pStyle w:val="Sinespaciado"/>
-              <w:spacing w:line="276" w:lineRule="auto"/>
-              <w:rPr>
-                <w:rFonts w:ascii="Arial Nova Cond Light" w:hAnsi="Arial Nova Cond Light"/>
-                <w:b/>
-                <w:bCs/>
+              <w:jc w:val="both"/>
+              <w:rPr>
+                <w:rFonts w:ascii="Arial Nova Cond" w:hAnsi="Arial Nova Cond"/>
+                <w:sz w:val="20"/>
+                <w:szCs w:val="20"/>
+              </w:rPr>
+            </w:pPr>
+            <w:r>
+              <w:rPr>
+                <w:rFonts w:ascii="Arial Nova Cond" w:eastAsia="Calibri" w:hAnsi="Arial Nova Cond" w:cs="Times New Roman"/>
                 <w:sz w:val="20"/>
                 <w:szCs w:val="20"/>
                 <w:lang w:val="es-ES_tradnl"/>
               </w:rPr>
-            </w:pPr>
-          </w:p>
-        </w:tc>
-        <w:tc>
-          <w:tcPr>
-            <w:tcW w:w="1095" w:type="dxa"/>
-            <w:tcBorders>
-              <w:top w:val="double" w:sz="4" w:space="0" w:color="47D459" w:themeColor="accent3" w:themeTint="99"/>
-              <w:left w:val="double" w:sz="4" w:space="0" w:color="47D459" w:themeColor="accent3" w:themeTint="99"/>
-              <w:bottom w:val="double" w:sz="4" w:space="0" w:color="47D459" w:themeColor="accent3" w:themeTint="99"/>
-              <w:right w:val="double" w:sz="4" w:space="0" w:color="47D459" w:themeColor="accent3" w:themeTint="99"/>
-            </w:tcBorders>
-            <w:vAlign w:val="center"/>
-            <w:hideMark/>
-          </w:tcPr>
-          <w:p>
-            <w:pPr>
-              <w:pStyle w:val="Sinespaciado"/>
-              <w:rPr>
-                <w:rFonts w:ascii="Arial Nova Cond Light" w:hAnsi="Arial Nova Cond Light"/>
-                <w:b/>
-                <w:bCs/>
+              <w:t>{{problemapotencialidad6}}</w:t>
+            </w:r>
+          </w:p>
+        </w:tc>
+        <w:tc>
+          <w:tcPr>
+            <w:tcW w:w="6169" w:type="dxa"/>
+            <w:vAlign w:val="center"/>
+          </w:tcPr>
+          <w:p>
+            <w:pPr>
+              <w:pStyle w:val="Prrafodelista"/>
+              <w:tabs>
+                <w:tab w:val="left" w:pos="0"/>
+                <w:tab w:val="left" w:pos="142"/>
+                <w:tab w:val="left" w:pos="284"/>
+              </w:tabs>
+              <w:spacing w:line="276" w:lineRule="auto"/>
+              <w:ind w:left="0"/>
+              <w:jc w:val="both"/>
+              <w:rPr>
+                <w:rFonts w:ascii="Arial Nova Cond" w:eastAsia="Calibri" w:hAnsi="Arial Nova Cond" w:cs="Times New Roman"/>
                 <w:sz w:val="20"/>
                 <w:szCs w:val="20"/>
                 <w:lang w:val="es-ES_tradnl"/>
@@ -13608,79 +13666,11 @@
             </w:pPr>
             <w:r>
               <w:rPr>
-                <w:rFonts w:ascii="Arial Nova Cond Light" w:hAnsi="Arial Nova Cond Light"/>
-                <w:b/>
-                <w:bCs/>
+                <w:rFonts w:ascii="Arial Nova Cond" w:eastAsia="Calibri" w:hAnsi="Arial Nova Cond" w:cs="Times New Roman"/>
                 <w:sz w:val="20"/>
                 <w:szCs w:val="20"/>
                 <w:lang w:val="es-ES_tradnl"/>
               </w:rPr>
-              <w:t>U 6</w:t>
-            </w:r>
-          </w:p>
-        </w:tc>
-        <w:tc>
-          <w:tcPr>
-            <w:tcW w:w="1726" w:type="dxa"/>
-            <w:tcBorders>
-              <w:top w:val="double" w:sz="4" w:space="0" w:color="47D459" w:themeColor="accent3" w:themeTint="99"/>
-              <w:left w:val="double" w:sz="4" w:space="0" w:color="47D459" w:themeColor="accent3" w:themeTint="99"/>
-              <w:bottom w:val="double" w:sz="4" w:space="0" w:color="47D459" w:themeColor="accent3" w:themeTint="99"/>
-              <w:right w:val="double" w:sz="4" w:space="0" w:color="47D459" w:themeColor="accent3" w:themeTint="99"/>
-            </w:tcBorders>
-            <w:vAlign w:val="center"/>
-            <w:hideMark/>
-          </w:tcPr>
-          <w:p>
-            <w:pPr>
-              <w:pStyle w:val="Sinespaciado"/>
-              <w:spacing w:line="276" w:lineRule="auto"/>
-              <w:rPr>
-                <w:rFonts w:ascii="Arial Nova Cond Light" w:hAnsi="Arial Nova Cond Light"/>
-                <w:sz w:val="20"/>
-                <w:szCs w:val="20"/>
-              </w:rPr>
-            </w:pPr>
-            <w:r>
-              <w:rPr>
-                <w:rFonts w:ascii="Arial Nova Cond Light" w:hAnsi="Arial Nova Cond Light"/>
-                <w:sz w:val="20"/>
-                <w:szCs w:val="20"/>
-                <w:lang w:val="es-ES_tradnl"/>
-              </w:rPr>
-              <w:t>{{problemapotencialidad6}}</w:t>
-            </w:r>
-          </w:p>
-        </w:tc>
-        <w:tc>
-          <w:tcPr>
-            <w:tcW w:w="6169" w:type="dxa"/>
-            <w:tcBorders>
-              <w:top w:val="double" w:sz="4" w:space="0" w:color="47D459" w:themeColor="accent3" w:themeTint="99"/>
-              <w:left w:val="double" w:sz="4" w:space="0" w:color="47D459" w:themeColor="accent3" w:themeTint="99"/>
-              <w:bottom w:val="double" w:sz="4" w:space="0" w:color="47D459" w:themeColor="accent3" w:themeTint="99"/>
-              <w:right w:val="double" w:sz="4" w:space="0" w:color="47D459" w:themeColor="accent3" w:themeTint="99"/>
-            </w:tcBorders>
-            <w:vAlign w:val="center"/>
-            <w:hideMark/>
-          </w:tcPr>
-          <w:p>
-            <w:pPr>
-              <w:pStyle w:val="Sinespaciado"/>
-              <w:rPr>
-                <w:rFonts w:ascii="Arial Nova Cond Light" w:hAnsi="Arial Nova Cond Light"/>
-                <w:sz w:val="20"/>
-                <w:szCs w:val="20"/>
-                <w:lang w:val="es-ES_tradnl"/>
-              </w:rPr>
-            </w:pPr>
-            <w:r>
-              <w:rPr>
-                <w:rFonts w:ascii="Arial Nova Cond Light" w:hAnsi="Arial Nova Cond Light"/>
-                <w:sz w:val="20"/>
-                <w:szCs w:val="20"/>
-                <w:lang w:val="es-ES_tradnl"/>
-              </w:rPr>
               <w:t>{{situacionsignificativa6}}</w:t>
             </w:r>
           </w:p>
@@ -13688,28 +13678,27 @@
         <w:tc>
           <w:tcPr>
             <w:tcW w:w="2015" w:type="dxa"/>
-            <w:tcBorders>
-              <w:top w:val="double" w:sz="4" w:space="0" w:color="47D459" w:themeColor="accent3" w:themeTint="99"/>
-              <w:left w:val="double" w:sz="4" w:space="0" w:color="47D459" w:themeColor="accent3" w:themeTint="99"/>
-              <w:bottom w:val="double" w:sz="4" w:space="0" w:color="47D459" w:themeColor="accent3" w:themeTint="99"/>
-              <w:right w:val="double" w:sz="4" w:space="0" w:color="47D459" w:themeColor="accent3" w:themeTint="99"/>
-            </w:tcBorders>
-            <w:vAlign w:val="center"/>
-            <w:hideMark/>
-          </w:tcPr>
-          <w:p>
-            <w:pPr>
-              <w:pStyle w:val="Sinespaciado"/>
-              <w:spacing w:line="276" w:lineRule="auto"/>
-              <w:rPr>
-                <w:rFonts w:ascii="Arial Nova Cond Light" w:hAnsi="Arial Nova Cond Light"/>
-                <w:sz w:val="20"/>
-                <w:szCs w:val="20"/>
-              </w:rPr>
-            </w:pPr>
-            <w:r>
-              <w:rPr>
-                <w:rFonts w:ascii="Arial Nova Cond Light" w:hAnsi="Arial Nova Cond Light"/>
+            <w:vAlign w:val="center"/>
+          </w:tcPr>
+          <w:p>
+            <w:pPr>
+              <w:autoSpaceDE w:val="0"/>
+              <w:autoSpaceDN w:val="0"/>
+              <w:adjustRightInd w:val="0"/>
+              <w:jc w:val="center"/>
+              <w:rPr>
+                <w:rFonts w:ascii="Arial Nova Cond" w:hAnsi="Arial Nova Cond" w:cs="Arial"/>
+                <w:color w:val="0070C0"/>
+                <w:kern w:val="0"/>
+                <w:sz w:val="20"/>
+                <w:szCs w:val="20"/>
+              </w:rPr>
+            </w:pPr>
+            <w:r>
+              <w:rPr>
+                <w:rFonts w:ascii="Arial Nova Cond" w:hAnsi="Arial Nova Cond" w:cs="Arial"/>
+                <w:color w:val="000000"/>
+                <w:kern w:val="0"/>
                 <w:sz w:val="20"/>
                 <w:szCs w:val="20"/>
               </w:rPr>
@@ -13720,28 +13709,27 @@
         <w:tc>
           <w:tcPr>
             <w:tcW w:w="1634" w:type="dxa"/>
-            <w:tcBorders>
-              <w:top w:val="double" w:sz="4" w:space="0" w:color="47D459" w:themeColor="accent3" w:themeTint="99"/>
-              <w:left w:val="double" w:sz="4" w:space="0" w:color="47D459" w:themeColor="accent3" w:themeTint="99"/>
-              <w:bottom w:val="double" w:sz="4" w:space="0" w:color="47D459" w:themeColor="accent3" w:themeTint="99"/>
-              <w:right w:val="double" w:sz="4" w:space="0" w:color="47D459" w:themeColor="accent3" w:themeTint="99"/>
-            </w:tcBorders>
-            <w:vAlign w:val="center"/>
-            <w:hideMark/>
-          </w:tcPr>
-          <w:p>
-            <w:pPr>
-              <w:pStyle w:val="Sinespaciado"/>
-              <w:spacing w:line="276" w:lineRule="auto"/>
-              <w:rPr>
-                <w:rFonts w:ascii="Arial Nova Cond Light" w:hAnsi="Arial Nova Cond Light"/>
-                <w:sz w:val="20"/>
-                <w:szCs w:val="20"/>
-              </w:rPr>
-            </w:pPr>
-            <w:r>
-              <w:rPr>
-                <w:rFonts w:ascii="Arial Nova Cond Light" w:hAnsi="Arial Nova Cond Light"/>
+            <w:vAlign w:val="center"/>
+          </w:tcPr>
+          <w:p>
+            <w:pPr>
+              <w:autoSpaceDE w:val="0"/>
+              <w:autoSpaceDN w:val="0"/>
+              <w:adjustRightInd w:val="0"/>
+              <w:jc w:val="both"/>
+              <w:rPr>
+                <w:rFonts w:ascii="Arial Nova Cond" w:hAnsi="Arial Nova Cond" w:cs="Arial"/>
+                <w:color w:val="000000"/>
+                <w:kern w:val="0"/>
+                <w:sz w:val="20"/>
+                <w:szCs w:val="20"/>
+              </w:rPr>
+            </w:pPr>
+            <w:r>
+              <w:rPr>
+                <w:rFonts w:ascii="Arial Nova Cond" w:hAnsi="Arial Nova Cond" w:cs="Arial"/>
+                <w:color w:val="000000"/>
+                <w:kern w:val="0"/>
                 <w:sz w:val="20"/>
                 <w:szCs w:val="20"/>
               </w:rPr>
@@ -13752,28 +13740,27 @@
         <w:tc>
           <w:tcPr>
             <w:tcW w:w="1337" w:type="dxa"/>
-            <w:tcBorders>
-              <w:top w:val="double" w:sz="4" w:space="0" w:color="47D459" w:themeColor="accent3" w:themeTint="99"/>
-              <w:left w:val="double" w:sz="4" w:space="0" w:color="47D459" w:themeColor="accent3" w:themeTint="99"/>
-              <w:bottom w:val="double" w:sz="4" w:space="0" w:color="47D459" w:themeColor="accent3" w:themeTint="99"/>
-              <w:right w:val="double" w:sz="4" w:space="0" w:color="47D459" w:themeColor="accent3" w:themeTint="99"/>
-            </w:tcBorders>
-            <w:vAlign w:val="center"/>
-            <w:hideMark/>
-          </w:tcPr>
-          <w:p>
-            <w:pPr>
-              <w:pStyle w:val="Sinespaciado"/>
-              <w:spacing w:line="276" w:lineRule="auto"/>
-              <w:rPr>
-                <w:rFonts w:ascii="Arial Nova Cond Light" w:hAnsi="Arial Nova Cond Light"/>
-                <w:sz w:val="20"/>
-                <w:szCs w:val="20"/>
-              </w:rPr>
-            </w:pPr>
-            <w:r>
-              <w:rPr>
-                <w:rFonts w:ascii="Arial Nova Cond Light" w:hAnsi="Arial Nova Cond Light"/>
+            <w:vAlign w:val="center"/>
+          </w:tcPr>
+          <w:p>
+            <w:pPr>
+              <w:autoSpaceDE w:val="0"/>
+              <w:autoSpaceDN w:val="0"/>
+              <w:adjustRightInd w:val="0"/>
+              <w:jc w:val="center"/>
+              <w:rPr>
+                <w:rFonts w:ascii="Arial Nova Cond" w:hAnsi="Arial Nova Cond" w:cs="Arial"/>
+                <w:color w:val="000000"/>
+                <w:kern w:val="0"/>
+                <w:sz w:val="20"/>
+                <w:szCs w:val="20"/>
+              </w:rPr>
+            </w:pPr>
+            <w:r>
+              <w:rPr>
+                <w:rFonts w:ascii="Arial Nova Cond" w:hAnsi="Arial Nova Cond" w:cs="Arial"/>
+                <w:color w:val="000000"/>
+                <w:kern w:val="0"/>
                 <w:sz w:val="20"/>
                 <w:szCs w:val="20"/>
               </w:rPr>
@@ -13791,20 +13778,21 @@
           <w:tcPr>
             <w:tcW w:w="875" w:type="dxa"/>
             <w:vMerge w:val="restart"/>
-            <w:tcBorders>
-              <w:top w:val="double" w:sz="4" w:space="0" w:color="47D459" w:themeColor="accent3" w:themeTint="99"/>
-              <w:left w:val="double" w:sz="4" w:space="0" w:color="47D459" w:themeColor="accent3" w:themeTint="99"/>
-              <w:bottom w:val="double" w:sz="4" w:space="0" w:color="47D459" w:themeColor="accent3" w:themeTint="99"/>
-              <w:right w:val="double" w:sz="4" w:space="0" w:color="47D459" w:themeColor="accent3" w:themeTint="99"/>
-            </w:tcBorders>
-            <w:vAlign w:val="center"/>
-            <w:hideMark/>
-          </w:tcPr>
-          <w:p>
-            <w:pPr>
-              <w:pStyle w:val="Sinespaciado"/>
-              <w:rPr>
-                <w:rFonts w:ascii="Arial Nova Cond Light" w:hAnsi="Arial Nova Cond Light"/>
+            <w:vAlign w:val="center"/>
+          </w:tcPr>
+          <w:p>
+            <w:pPr>
+              <w:pStyle w:val="Prrafodelista"/>
+              <w:tabs>
+                <w:tab w:val="left" w:pos="0"/>
+                <w:tab w:val="left" w:pos="142"/>
+                <w:tab w:val="left" w:pos="284"/>
+              </w:tabs>
+              <w:spacing w:line="276" w:lineRule="auto"/>
+              <w:ind w:left="0"/>
+              <w:jc w:val="center"/>
+              <w:rPr>
+                <w:rFonts w:ascii="Arial Nova Cond" w:eastAsia="Calibri" w:hAnsi="Arial Nova Cond" w:cs="Times New Roman"/>
                 <w:b/>
                 <w:bCs/>
                 <w:sz w:val="20"/>
@@ -13814,7 +13802,7 @@
             </w:pPr>
             <w:r>
               <w:rPr>
-                <w:rFonts w:ascii="Arial Nova Cond Light" w:hAnsi="Arial Nova Cond Light"/>
+                <w:rFonts w:ascii="Arial Nova Cond" w:eastAsia="Calibri" w:hAnsi="Arial Nova Cond" w:cs="Times New Roman"/>
                 <w:b/>
                 <w:bCs/>
                 <w:sz w:val="20"/>
@@ -13828,20 +13816,21 @@
         <w:tc>
           <w:tcPr>
             <w:tcW w:w="1095" w:type="dxa"/>
-            <w:tcBorders>
-              <w:top w:val="double" w:sz="4" w:space="0" w:color="47D459" w:themeColor="accent3" w:themeTint="99"/>
-              <w:left w:val="double" w:sz="4" w:space="0" w:color="47D459" w:themeColor="accent3" w:themeTint="99"/>
-              <w:bottom w:val="double" w:sz="4" w:space="0" w:color="47D459" w:themeColor="accent3" w:themeTint="99"/>
-              <w:right w:val="double" w:sz="4" w:space="0" w:color="47D459" w:themeColor="accent3" w:themeTint="99"/>
-            </w:tcBorders>
-            <w:vAlign w:val="center"/>
-            <w:hideMark/>
-          </w:tcPr>
-          <w:p>
-            <w:pPr>
-              <w:pStyle w:val="Sinespaciado"/>
-              <w:rPr>
-                <w:rFonts w:ascii="Arial Nova Cond Light" w:hAnsi="Arial Nova Cond Light"/>
+            <w:vAlign w:val="center"/>
+          </w:tcPr>
+          <w:p>
+            <w:pPr>
+              <w:pStyle w:val="Prrafodelista"/>
+              <w:tabs>
+                <w:tab w:val="left" w:pos="0"/>
+                <w:tab w:val="left" w:pos="142"/>
+                <w:tab w:val="left" w:pos="284"/>
+              </w:tabs>
+              <w:spacing w:line="276" w:lineRule="auto"/>
+              <w:ind w:left="0"/>
+              <w:jc w:val="center"/>
+              <w:rPr>
+                <w:rFonts w:ascii="Arial Nova Cond" w:eastAsia="Calibri" w:hAnsi="Arial Nova Cond" w:cs="Times New Roman"/>
                 <w:b/>
                 <w:bCs/>
                 <w:sz w:val="20"/>
@@ -13851,7 +13840,7 @@
             </w:pPr>
             <w:r>
               <w:rPr>
-                <w:rFonts w:ascii="Arial Nova Cond Light" w:hAnsi="Arial Nova Cond Light"/>
+                <w:rFonts w:ascii="Arial Nova Cond" w:eastAsia="Calibri" w:hAnsi="Arial Nova Cond" w:cs="Times New Roman"/>
                 <w:b/>
                 <w:bCs/>
                 <w:sz w:val="20"/>
@@ -13865,20 +13854,21 @@
         <w:tc>
           <w:tcPr>
             <w:tcW w:w="1726" w:type="dxa"/>
-            <w:tcBorders>
-              <w:top w:val="double" w:sz="4" w:space="0" w:color="47D459" w:themeColor="accent3" w:themeTint="99"/>
-              <w:left w:val="double" w:sz="4" w:space="0" w:color="47D459" w:themeColor="accent3" w:themeTint="99"/>
-              <w:bottom w:val="double" w:sz="4" w:space="0" w:color="47D459" w:themeColor="accent3" w:themeTint="99"/>
-              <w:right w:val="double" w:sz="4" w:space="0" w:color="47D459" w:themeColor="accent3" w:themeTint="99"/>
-            </w:tcBorders>
-            <w:vAlign w:val="center"/>
-            <w:hideMark/>
-          </w:tcPr>
-          <w:p>
-            <w:pPr>
-              <w:pStyle w:val="Sinespaciado"/>
-              <w:rPr>
-                <w:rFonts w:ascii="Arial Nova Cond Light" w:hAnsi="Arial Nova Cond Light"/>
+            <w:vAlign w:val="center"/>
+          </w:tcPr>
+          <w:p>
+            <w:pPr>
+              <w:pStyle w:val="Prrafodelista"/>
+              <w:tabs>
+                <w:tab w:val="left" w:pos="0"/>
+                <w:tab w:val="left" w:pos="142"/>
+                <w:tab w:val="left" w:pos="284"/>
+              </w:tabs>
+              <w:spacing w:line="276" w:lineRule="auto"/>
+              <w:ind w:left="0"/>
+              <w:rPr>
+                <w:rFonts w:ascii="Arial Nova Cond" w:eastAsia="Calibri" w:hAnsi="Arial Nova Cond" w:cs="Times New Roman"/>
+                <w:color w:val="000000" w:themeColor="text1"/>
                 <w:sz w:val="20"/>
                 <w:szCs w:val="20"/>
                 <w:lang w:val="es-ES_tradnl"/>
@@ -13886,7 +13876,7 @@
             </w:pPr>
             <w:r>
               <w:rPr>
-                <w:rFonts w:ascii="Arial Nova Cond Light" w:hAnsi="Arial Nova Cond Light"/>
+                <w:rFonts w:ascii="Arial Nova Cond" w:eastAsia="Calibri" w:hAnsi="Arial Nova Cond" w:cs="Times New Roman"/>
                 <w:sz w:val="20"/>
                 <w:szCs w:val="20"/>
                 <w:lang w:val="es-ES_tradnl"/>
@@ -13898,27 +13888,29 @@
         <w:tc>
           <w:tcPr>
             <w:tcW w:w="6169" w:type="dxa"/>
-            <w:tcBorders>
-              <w:top w:val="double" w:sz="4" w:space="0" w:color="47D459" w:themeColor="accent3" w:themeTint="99"/>
-              <w:left w:val="double" w:sz="4" w:space="0" w:color="47D459" w:themeColor="accent3" w:themeTint="99"/>
-              <w:bottom w:val="double" w:sz="4" w:space="0" w:color="47D459" w:themeColor="accent3" w:themeTint="99"/>
-              <w:right w:val="double" w:sz="4" w:space="0" w:color="47D459" w:themeColor="accent3" w:themeTint="99"/>
-            </w:tcBorders>
-            <w:vAlign w:val="center"/>
-            <w:hideMark/>
-          </w:tcPr>
-          <w:p>
-            <w:pPr>
-              <w:pStyle w:val="Sinespaciado"/>
-              <w:rPr>
-                <w:rFonts w:ascii="Arial Nova Cond Light" w:hAnsi="Arial Nova Cond Light"/>
-                <w:sz w:val="20"/>
-                <w:szCs w:val="20"/>
-              </w:rPr>
-            </w:pPr>
-            <w:r>
-              <w:rPr>
-                <w:rFonts w:ascii="Arial Nova Cond Light" w:hAnsi="Arial Nova Cond Light"/>
+            <w:vAlign w:val="center"/>
+          </w:tcPr>
+          <w:p>
+            <w:pPr>
+              <w:pStyle w:val="Prrafodelista"/>
+              <w:tabs>
+                <w:tab w:val="left" w:pos="0"/>
+                <w:tab w:val="left" w:pos="142"/>
+                <w:tab w:val="left" w:pos="284"/>
+              </w:tabs>
+              <w:spacing w:line="276" w:lineRule="auto"/>
+              <w:ind w:left="0"/>
+              <w:jc w:val="both"/>
+              <w:rPr>
+                <w:rFonts w:ascii="Arial Nova Cond" w:hAnsi="Arial Nova Cond"/>
+                <w:color w:val="000000" w:themeColor="text1"/>
+                <w:sz w:val="20"/>
+                <w:szCs w:val="20"/>
+              </w:rPr>
+            </w:pPr>
+            <w:r>
+              <w:rPr>
+                <w:rFonts w:ascii="Arial Nova Cond" w:eastAsia="Calibri" w:hAnsi="Arial Nova Cond" w:cs="Times New Roman"/>
                 <w:sz w:val="20"/>
                 <w:szCs w:val="20"/>
                 <w:lang w:val="es-ES_tradnl"/>
@@ -13930,28 +13922,27 @@
         <w:tc>
           <w:tcPr>
             <w:tcW w:w="2015" w:type="dxa"/>
-            <w:tcBorders>
-              <w:top w:val="double" w:sz="4" w:space="0" w:color="47D459" w:themeColor="accent3" w:themeTint="99"/>
-              <w:left w:val="double" w:sz="4" w:space="0" w:color="47D459" w:themeColor="accent3" w:themeTint="99"/>
-              <w:bottom w:val="double" w:sz="4" w:space="0" w:color="47D459" w:themeColor="accent3" w:themeTint="99"/>
-              <w:right w:val="double" w:sz="4" w:space="0" w:color="47D459" w:themeColor="accent3" w:themeTint="99"/>
-            </w:tcBorders>
-            <w:vAlign w:val="center"/>
-            <w:hideMark/>
-          </w:tcPr>
-          <w:p>
-            <w:pPr>
-              <w:pStyle w:val="Sinespaciado"/>
-              <w:spacing w:line="276" w:lineRule="auto"/>
-              <w:rPr>
-                <w:rFonts w:ascii="Arial Nova Cond Light" w:hAnsi="Arial Nova Cond Light"/>
-                <w:sz w:val="20"/>
-                <w:szCs w:val="20"/>
-              </w:rPr>
-            </w:pPr>
-            <w:r>
-              <w:rPr>
-                <w:rFonts w:ascii="Arial Nova Cond Light" w:hAnsi="Arial Nova Cond Light"/>
+            <w:vAlign w:val="center"/>
+          </w:tcPr>
+          <w:p>
+            <w:pPr>
+              <w:autoSpaceDE w:val="0"/>
+              <w:autoSpaceDN w:val="0"/>
+              <w:adjustRightInd w:val="0"/>
+              <w:jc w:val="center"/>
+              <w:rPr>
+                <w:rFonts w:ascii="Arial Nova Cond" w:hAnsi="Arial Nova Cond" w:cs="Arial"/>
+                <w:color w:val="000000" w:themeColor="text1"/>
+                <w:kern w:val="0"/>
+                <w:sz w:val="20"/>
+                <w:szCs w:val="20"/>
+              </w:rPr>
+            </w:pPr>
+            <w:r>
+              <w:rPr>
+                <w:rFonts w:ascii="Arial Nova Cond" w:hAnsi="Arial Nova Cond" w:cs="Arial"/>
+                <w:color w:val="000000"/>
+                <w:kern w:val="0"/>
                 <w:sz w:val="20"/>
                 <w:szCs w:val="20"/>
               </w:rPr>
@@ -13962,28 +13953,27 @@
         <w:tc>
           <w:tcPr>
             <w:tcW w:w="1634" w:type="dxa"/>
-            <w:tcBorders>
-              <w:top w:val="double" w:sz="4" w:space="0" w:color="47D459" w:themeColor="accent3" w:themeTint="99"/>
-              <w:left w:val="double" w:sz="4" w:space="0" w:color="47D459" w:themeColor="accent3" w:themeTint="99"/>
-              <w:bottom w:val="double" w:sz="4" w:space="0" w:color="47D459" w:themeColor="accent3" w:themeTint="99"/>
-              <w:right w:val="double" w:sz="4" w:space="0" w:color="47D459" w:themeColor="accent3" w:themeTint="99"/>
-            </w:tcBorders>
-            <w:vAlign w:val="center"/>
-            <w:hideMark/>
-          </w:tcPr>
-          <w:p>
-            <w:pPr>
-              <w:pStyle w:val="Sinespaciado"/>
-              <w:spacing w:line="276" w:lineRule="auto"/>
-              <w:rPr>
-                <w:rFonts w:ascii="Arial Nova Cond Light" w:hAnsi="Arial Nova Cond Light"/>
-                <w:sz w:val="20"/>
-                <w:szCs w:val="20"/>
-              </w:rPr>
-            </w:pPr>
-            <w:r>
-              <w:rPr>
-                <w:rFonts w:ascii="Arial Nova Cond Light" w:hAnsi="Arial Nova Cond Light"/>
+            <w:vAlign w:val="center"/>
+          </w:tcPr>
+          <w:p>
+            <w:pPr>
+              <w:autoSpaceDE w:val="0"/>
+              <w:autoSpaceDN w:val="0"/>
+              <w:adjustRightInd w:val="0"/>
+              <w:jc w:val="both"/>
+              <w:rPr>
+                <w:rFonts w:ascii="Arial Nova Cond" w:hAnsi="Arial Nova Cond" w:cs="Arial"/>
+                <w:color w:val="000000"/>
+                <w:kern w:val="0"/>
+                <w:sz w:val="20"/>
+                <w:szCs w:val="20"/>
+              </w:rPr>
+            </w:pPr>
+            <w:r>
+              <w:rPr>
+                <w:rFonts w:ascii="Arial Nova Cond" w:hAnsi="Arial Nova Cond" w:cs="Arial"/>
+                <w:color w:val="000000"/>
+                <w:kern w:val="0"/>
                 <w:sz w:val="20"/>
                 <w:szCs w:val="20"/>
               </w:rPr>
@@ -13994,28 +13984,27 @@
         <w:tc>
           <w:tcPr>
             <w:tcW w:w="1337" w:type="dxa"/>
-            <w:tcBorders>
-              <w:top w:val="double" w:sz="4" w:space="0" w:color="47D459" w:themeColor="accent3" w:themeTint="99"/>
-              <w:left w:val="double" w:sz="4" w:space="0" w:color="47D459" w:themeColor="accent3" w:themeTint="99"/>
-              <w:bottom w:val="double" w:sz="4" w:space="0" w:color="47D459" w:themeColor="accent3" w:themeTint="99"/>
-              <w:right w:val="double" w:sz="4" w:space="0" w:color="47D459" w:themeColor="accent3" w:themeTint="99"/>
-            </w:tcBorders>
-            <w:vAlign w:val="center"/>
-            <w:hideMark/>
-          </w:tcPr>
-          <w:p>
-            <w:pPr>
-              <w:pStyle w:val="Sinespaciado"/>
-              <w:spacing w:line="276" w:lineRule="auto"/>
-              <w:rPr>
-                <w:rFonts w:ascii="Arial Nova Cond Light" w:hAnsi="Arial Nova Cond Light"/>
-                <w:sz w:val="20"/>
-                <w:szCs w:val="20"/>
-              </w:rPr>
-            </w:pPr>
-            <w:r>
-              <w:rPr>
-                <w:rFonts w:ascii="Arial Nova Cond Light" w:hAnsi="Arial Nova Cond Light"/>
+            <w:vAlign w:val="center"/>
+          </w:tcPr>
+          <w:p>
+            <w:pPr>
+              <w:autoSpaceDE w:val="0"/>
+              <w:autoSpaceDN w:val="0"/>
+              <w:adjustRightInd w:val="0"/>
+              <w:jc w:val="center"/>
+              <w:rPr>
+                <w:rFonts w:ascii="Arial Nova Cond" w:hAnsi="Arial Nova Cond" w:cs="Arial"/>
+                <w:color w:val="000000"/>
+                <w:kern w:val="0"/>
+                <w:sz w:val="20"/>
+                <w:szCs w:val="20"/>
+              </w:rPr>
+            </w:pPr>
+            <w:r>
+              <w:rPr>
+                <w:rFonts w:ascii="Arial Nova Cond" w:hAnsi="Arial Nova Cond" w:cs="Arial"/>
+                <w:color w:val="000000"/>
+                <w:kern w:val="0"/>
                 <w:sz w:val="20"/>
                 <w:szCs w:val="20"/>
               </w:rPr>
@@ -14033,21 +14022,21 @@
           <w:tcPr>
             <w:tcW w:w="875" w:type="dxa"/>
             <w:vMerge/>
-            <w:tcBorders>
-              <w:top w:val="double" w:sz="4" w:space="0" w:color="47D459" w:themeColor="accent3" w:themeTint="99"/>
-              <w:left w:val="double" w:sz="4" w:space="0" w:color="47D459" w:themeColor="accent3" w:themeTint="99"/>
-              <w:bottom w:val="double" w:sz="4" w:space="0" w:color="47D459" w:themeColor="accent3" w:themeTint="99"/>
-              <w:right w:val="double" w:sz="4" w:space="0" w:color="47D459" w:themeColor="accent3" w:themeTint="99"/>
-            </w:tcBorders>
-            <w:vAlign w:val="center"/>
-            <w:hideMark/>
-          </w:tcPr>
-          <w:p>
-            <w:pPr>
-              <w:pStyle w:val="Sinespaciado"/>
-              <w:spacing w:line="276" w:lineRule="auto"/>
-              <w:rPr>
-                <w:rFonts w:ascii="Arial Nova Cond Light" w:hAnsi="Arial Nova Cond Light"/>
+            <w:vAlign w:val="center"/>
+          </w:tcPr>
+          <w:p>
+            <w:pPr>
+              <w:pStyle w:val="Prrafodelista"/>
+              <w:tabs>
+                <w:tab w:val="left" w:pos="0"/>
+                <w:tab w:val="left" w:pos="142"/>
+                <w:tab w:val="left" w:pos="284"/>
+              </w:tabs>
+              <w:spacing w:line="276" w:lineRule="auto"/>
+              <w:ind w:left="0"/>
+              <w:jc w:val="center"/>
+              <w:rPr>
+                <w:rFonts w:ascii="Arial Nova Cond" w:eastAsia="Calibri" w:hAnsi="Arial Nova Cond" w:cs="Times New Roman"/>
                 <w:b/>
                 <w:bCs/>
                 <w:sz w:val="20"/>
@@ -14060,20 +14049,21 @@
         <w:tc>
           <w:tcPr>
             <w:tcW w:w="1095" w:type="dxa"/>
-            <w:tcBorders>
-              <w:top w:val="double" w:sz="4" w:space="0" w:color="47D459" w:themeColor="accent3" w:themeTint="99"/>
-              <w:left w:val="double" w:sz="4" w:space="0" w:color="47D459" w:themeColor="accent3" w:themeTint="99"/>
-              <w:bottom w:val="double" w:sz="4" w:space="0" w:color="47D459" w:themeColor="accent3" w:themeTint="99"/>
-              <w:right w:val="double" w:sz="4" w:space="0" w:color="47D459" w:themeColor="accent3" w:themeTint="99"/>
-            </w:tcBorders>
-            <w:vAlign w:val="center"/>
-            <w:hideMark/>
-          </w:tcPr>
-          <w:p>
-            <w:pPr>
-              <w:pStyle w:val="Sinespaciado"/>
-              <w:rPr>
-                <w:rFonts w:ascii="Arial Nova Cond Light" w:hAnsi="Arial Nova Cond Light"/>
+            <w:vAlign w:val="center"/>
+          </w:tcPr>
+          <w:p>
+            <w:pPr>
+              <w:pStyle w:val="Prrafodelista"/>
+              <w:tabs>
+                <w:tab w:val="left" w:pos="0"/>
+                <w:tab w:val="left" w:pos="142"/>
+                <w:tab w:val="left" w:pos="284"/>
+              </w:tabs>
+              <w:spacing w:line="276" w:lineRule="auto"/>
+              <w:ind w:left="0"/>
+              <w:jc w:val="center"/>
+              <w:rPr>
+                <w:rFonts w:ascii="Arial Nova Cond" w:eastAsia="Calibri" w:hAnsi="Arial Nova Cond" w:cs="Times New Roman"/>
                 <w:b/>
                 <w:bCs/>
                 <w:sz w:val="20"/>
@@ -14083,7 +14073,7 @@
             </w:pPr>
             <w:r>
               <w:rPr>
-                <w:rFonts w:ascii="Arial Nova Cond Light" w:hAnsi="Arial Nova Cond Light"/>
+                <w:rFonts w:ascii="Arial Nova Cond" w:eastAsia="Calibri" w:hAnsi="Arial Nova Cond" w:cs="Times New Roman"/>
                 <w:b/>
                 <w:bCs/>
                 <w:sz w:val="20"/>
@@ -14097,20 +14087,21 @@
         <w:tc>
           <w:tcPr>
             <w:tcW w:w="1726" w:type="dxa"/>
-            <w:tcBorders>
-              <w:top w:val="double" w:sz="4" w:space="0" w:color="47D459" w:themeColor="accent3" w:themeTint="99"/>
-              <w:left w:val="double" w:sz="4" w:space="0" w:color="47D459" w:themeColor="accent3" w:themeTint="99"/>
-              <w:bottom w:val="double" w:sz="4" w:space="0" w:color="47D459" w:themeColor="accent3" w:themeTint="99"/>
-              <w:right w:val="double" w:sz="4" w:space="0" w:color="47D459" w:themeColor="accent3" w:themeTint="99"/>
-            </w:tcBorders>
-            <w:vAlign w:val="center"/>
-            <w:hideMark/>
-          </w:tcPr>
-          <w:p>
-            <w:pPr>
-              <w:pStyle w:val="Sinespaciado"/>
-              <w:rPr>
-                <w:rFonts w:ascii="Arial Nova Cond Light" w:hAnsi="Arial Nova Cond Light"/>
+            <w:vAlign w:val="center"/>
+          </w:tcPr>
+          <w:p>
+            <w:pPr>
+              <w:pStyle w:val="Prrafodelista"/>
+              <w:tabs>
+                <w:tab w:val="left" w:pos="0"/>
+                <w:tab w:val="left" w:pos="142"/>
+                <w:tab w:val="left" w:pos="284"/>
+              </w:tabs>
+              <w:spacing w:line="276" w:lineRule="auto"/>
+              <w:ind w:left="0"/>
+              <w:rPr>
+                <w:rFonts w:ascii="Arial Nova Cond" w:eastAsia="Calibri" w:hAnsi="Arial Nova Cond" w:cs="Times New Roman"/>
+                <w:color w:val="000000" w:themeColor="text1"/>
                 <w:sz w:val="20"/>
                 <w:szCs w:val="20"/>
                 <w:lang w:val="es-ES_tradnl"/>
@@ -14118,7 +14109,7 @@
             </w:pPr>
             <w:r>
               <w:rPr>
-                <w:rFonts w:ascii="Arial Nova Cond Light" w:hAnsi="Arial Nova Cond Light"/>
+                <w:rFonts w:ascii="Arial Nova Cond" w:eastAsia="Calibri" w:hAnsi="Arial Nova Cond" w:cs="Times New Roman"/>
                 <w:sz w:val="20"/>
                 <w:szCs w:val="20"/>
                 <w:lang w:val="es-ES_tradnl"/>
@@ -14130,20 +14121,22 @@
         <w:tc>
           <w:tcPr>
             <w:tcW w:w="6169" w:type="dxa"/>
-            <w:tcBorders>
-              <w:top w:val="double" w:sz="4" w:space="0" w:color="47D459" w:themeColor="accent3" w:themeTint="99"/>
-              <w:left w:val="double" w:sz="4" w:space="0" w:color="47D459" w:themeColor="accent3" w:themeTint="99"/>
-              <w:bottom w:val="double" w:sz="4" w:space="0" w:color="47D459" w:themeColor="accent3" w:themeTint="99"/>
-              <w:right w:val="double" w:sz="4" w:space="0" w:color="47D459" w:themeColor="accent3" w:themeTint="99"/>
-            </w:tcBorders>
-            <w:vAlign w:val="center"/>
-            <w:hideMark/>
-          </w:tcPr>
-          <w:p>
-            <w:pPr>
-              <w:pStyle w:val="Sinespaciado"/>
-              <w:rPr>
-                <w:rFonts w:ascii="Arial Nova Cond Light" w:hAnsi="Arial Nova Cond Light"/>
+            <w:vAlign w:val="center"/>
+          </w:tcPr>
+          <w:p>
+            <w:pPr>
+              <w:pStyle w:val="Prrafodelista"/>
+              <w:tabs>
+                <w:tab w:val="left" w:pos="0"/>
+                <w:tab w:val="left" w:pos="142"/>
+                <w:tab w:val="left" w:pos="284"/>
+              </w:tabs>
+              <w:spacing w:line="276" w:lineRule="auto"/>
+              <w:ind w:left="0"/>
+              <w:jc w:val="both"/>
+              <w:rPr>
+                <w:rFonts w:ascii="Arial Nova Cond" w:eastAsia="Calibri" w:hAnsi="Arial Nova Cond" w:cs="Times New Roman"/>
+                <w:color w:val="000000" w:themeColor="text1"/>
                 <w:sz w:val="20"/>
                 <w:szCs w:val="20"/>
                 <w:lang w:val="es-ES_tradnl"/>
@@ -14151,7 +14144,7 @@
             </w:pPr>
             <w:r>
               <w:rPr>
-                <w:rFonts w:ascii="Arial Nova Cond Light" w:hAnsi="Arial Nova Cond Light"/>
+                <w:rFonts w:ascii="Arial Nova Cond" w:eastAsia="Calibri" w:hAnsi="Arial Nova Cond" w:cs="Times New Roman"/>
                 <w:sz w:val="20"/>
                 <w:szCs w:val="20"/>
                 <w:lang w:val="es-ES_tradnl"/>
@@ -14163,21 +14156,16 @@
         <w:tc>
           <w:tcPr>
             <w:tcW w:w="2015" w:type="dxa"/>
-            <w:tcBorders>
-              <w:top w:val="double" w:sz="4" w:space="0" w:color="47D459" w:themeColor="accent3" w:themeTint="99"/>
-              <w:left w:val="double" w:sz="4" w:space="0" w:color="47D459" w:themeColor="accent3" w:themeTint="99"/>
-              <w:bottom w:val="double" w:sz="4" w:space="0" w:color="47D459" w:themeColor="accent3" w:themeTint="99"/>
-              <w:right w:val="double" w:sz="4" w:space="0" w:color="47D459" w:themeColor="accent3" w:themeTint="99"/>
-            </w:tcBorders>
-            <w:vAlign w:val="center"/>
-            <w:hideMark/>
-          </w:tcPr>
-          <w:p>
-            <w:pPr>
-              <w:pStyle w:val="Sinespaciado"/>
-              <w:spacing w:line="276" w:lineRule="auto"/>
-              <w:rPr>
-                <w:rFonts w:ascii="Arial Nova Cond Light" w:hAnsi="Arial Nova Cond Light"/>
+            <w:vAlign w:val="center"/>
+          </w:tcPr>
+          <w:p>
+            <w:pPr>
+              <w:autoSpaceDE w:val="0"/>
+              <w:autoSpaceDN w:val="0"/>
+              <w:adjustRightInd w:val="0"/>
+              <w:jc w:val="center"/>
+              <w:rPr>
+                <w:rFonts w:ascii="Arial Nova Cond" w:eastAsia="Calibri" w:hAnsi="Arial Nova Cond" w:cs="Times New Roman"/>
                 <w:sz w:val="20"/>
                 <w:szCs w:val="20"/>
                 <w:lang w:val="es-ES_tradnl"/>
@@ -14185,7 +14173,9 @@
             </w:pPr>
             <w:r>
               <w:rPr>
-                <w:rFonts w:ascii="Arial Nova Cond Light" w:hAnsi="Arial Nova Cond Light"/>
+                <w:rFonts w:ascii="Arial Nova Cond" w:hAnsi="Arial Nova Cond" w:cs="Arial"/>
+                <w:color w:val="000000"/>
+                <w:kern w:val="0"/>
                 <w:sz w:val="20"/>
                 <w:szCs w:val="20"/>
               </w:rPr>
@@ -14196,28 +14186,27 @@
         <w:tc>
           <w:tcPr>
             <w:tcW w:w="1634" w:type="dxa"/>
-            <w:tcBorders>
-              <w:top w:val="double" w:sz="4" w:space="0" w:color="47D459" w:themeColor="accent3" w:themeTint="99"/>
-              <w:left w:val="double" w:sz="4" w:space="0" w:color="47D459" w:themeColor="accent3" w:themeTint="99"/>
-              <w:bottom w:val="double" w:sz="4" w:space="0" w:color="47D459" w:themeColor="accent3" w:themeTint="99"/>
-              <w:right w:val="double" w:sz="4" w:space="0" w:color="47D459" w:themeColor="accent3" w:themeTint="99"/>
-            </w:tcBorders>
-            <w:vAlign w:val="center"/>
-            <w:hideMark/>
-          </w:tcPr>
-          <w:p>
-            <w:pPr>
-              <w:pStyle w:val="Sinespaciado"/>
-              <w:spacing w:line="276" w:lineRule="auto"/>
-              <w:rPr>
-                <w:rFonts w:ascii="Arial Nova Cond Light" w:hAnsi="Arial Nova Cond Light"/>
-                <w:sz w:val="20"/>
-                <w:szCs w:val="20"/>
-              </w:rPr>
-            </w:pPr>
-            <w:r>
-              <w:rPr>
-                <w:rFonts w:ascii="Arial Nova Cond Light" w:hAnsi="Arial Nova Cond Light"/>
+            <w:vAlign w:val="center"/>
+          </w:tcPr>
+          <w:p>
+            <w:pPr>
+              <w:autoSpaceDE w:val="0"/>
+              <w:autoSpaceDN w:val="0"/>
+              <w:adjustRightInd w:val="0"/>
+              <w:jc w:val="both"/>
+              <w:rPr>
+                <w:rFonts w:ascii="Arial Nova Cond" w:hAnsi="Arial Nova Cond" w:cs="Arial"/>
+                <w:color w:val="000000"/>
+                <w:kern w:val="0"/>
+                <w:sz w:val="20"/>
+                <w:szCs w:val="20"/>
+              </w:rPr>
+            </w:pPr>
+            <w:r>
+              <w:rPr>
+                <w:rFonts w:ascii="Arial Nova Cond" w:hAnsi="Arial Nova Cond" w:cs="Arial"/>
+                <w:color w:val="000000"/>
+                <w:kern w:val="0"/>
                 <w:sz w:val="20"/>
                 <w:szCs w:val="20"/>
               </w:rPr>
@@ -14228,28 +14217,27 @@
         <w:tc>
           <w:tcPr>
             <w:tcW w:w="1337" w:type="dxa"/>
-            <w:tcBorders>
-              <w:top w:val="double" w:sz="4" w:space="0" w:color="47D459" w:themeColor="accent3" w:themeTint="99"/>
-              <w:left w:val="double" w:sz="4" w:space="0" w:color="47D459" w:themeColor="accent3" w:themeTint="99"/>
-              <w:bottom w:val="double" w:sz="4" w:space="0" w:color="47D459" w:themeColor="accent3" w:themeTint="99"/>
-              <w:right w:val="double" w:sz="4" w:space="0" w:color="47D459" w:themeColor="accent3" w:themeTint="99"/>
-            </w:tcBorders>
-            <w:vAlign w:val="center"/>
-            <w:hideMark/>
-          </w:tcPr>
-          <w:p>
-            <w:pPr>
-              <w:pStyle w:val="Sinespaciado"/>
-              <w:spacing w:line="276" w:lineRule="auto"/>
-              <w:rPr>
-                <w:rFonts w:ascii="Arial Nova Cond Light" w:hAnsi="Arial Nova Cond Light"/>
-                <w:sz w:val="20"/>
-                <w:szCs w:val="20"/>
-              </w:rPr>
-            </w:pPr>
-            <w:r>
-              <w:rPr>
-                <w:rFonts w:ascii="Arial Nova Cond Light" w:hAnsi="Arial Nova Cond Light"/>
+            <w:vAlign w:val="center"/>
+          </w:tcPr>
+          <w:p>
+            <w:pPr>
+              <w:autoSpaceDE w:val="0"/>
+              <w:autoSpaceDN w:val="0"/>
+              <w:adjustRightInd w:val="0"/>
+              <w:jc w:val="center"/>
+              <w:rPr>
+                <w:rFonts w:ascii="Arial Nova Cond" w:hAnsi="Arial Nova Cond" w:cs="Arial"/>
+                <w:color w:val="000000"/>
+                <w:kern w:val="0"/>
+                <w:sz w:val="20"/>
+                <w:szCs w:val="20"/>
+              </w:rPr>
+            </w:pPr>
+            <w:r>
+              <w:rPr>
+                <w:rFonts w:ascii="Arial Nova Cond" w:hAnsi="Arial Nova Cond" w:cs="Arial"/>
+                <w:color w:val="000000"/>
+                <w:kern w:val="0"/>
                 <w:sz w:val="20"/>
                 <w:szCs w:val="20"/>
               </w:rPr>
@@ -14258,6 +14246,7 @@
           </w:p>
         </w:tc>
       </w:tr>
+      <w:bookmarkEnd w:id="1"/>
     </w:tbl>
     <w:p>
       <w:pPr>

--- a/templates/plananual/CCSS 1° A 5°/CCSS 4° - PLANIFICACIÓN ANUAL 2026.docx
+++ b/templates/plananual/CCSS 1° A 5°/CCSS 4° - PLANIFICACIÓN ANUAL 2026.docx
@@ -1,6 +1,6 @@
 
 <file path=word/document.xml><?xml version="1.0" encoding="utf-8"?>
-<w:document xmlns:wpc="http://schemas.microsoft.com/office/word/2010/wordprocessingCanvas" xmlns:cx="http://schemas.microsoft.com/office/drawing/2014/chartex" xmlns:cx1="http://schemas.microsoft.com/office/drawing/2015/9/8/chartex" xmlns:cx2="http://schemas.microsoft.com/office/drawing/2015/10/21/chartex" xmlns:cx3="http://schemas.microsoft.com/office/drawing/2016/5/9/chartex" xmlns:cx4="http://schemas.microsoft.com/office/drawing/2016/5/10/chartex" xmlns:cx5="http://schemas.microsoft.com/office/drawing/2016/5/11/chartex" xmlns:cx6="http://schemas.microsoft.com/office/drawing/2016/5/12/chartex" xmlns:cx7="http://schemas.microsoft.com/office/drawing/2016/5/13/chartex" xmlns:cx8="http://schemas.microsoft.com/office/drawing/2016/5/14/chartex" xmlns:mc="http://schemas.openxmlformats.org/markup-compatibility/2006" xmlns:aink="http://schemas.microsoft.com/office/drawing/2016/ink" xmlns:am3d="http://schemas.microsoft.com/office/drawing/2017/model3d" xmlns:o="urn:schemas-microsoft-com:office:office" xmlns:oel="http://schemas.microsoft.com/office/2019/extlst" xmlns:r="http://schemas.openxmlformats.org/officeDocument/2006/relationships" xmlns:m="http://schemas.openxmlformats.org/officeDocument/2006/math" xmlns:v="urn:schemas-microsoft-com:vml" xmlns:wp14="http://schemas.microsoft.com/office/word/2010/wordprocessingDrawing" xmlns:wp="http://schemas.openxmlformats.org/drawingml/2006/wordprocessingDrawing" xmlns:w10="urn:schemas-microsoft-com:office:word" xmlns:w="http://schemas.openxmlformats.org/wordprocessingml/2006/main" xmlns:w14="http://schemas.microsoft.com/office/word/2010/wordml" xmlns:w15="http://schemas.microsoft.com/office/word/2012/wordml" xmlns:w16cex="http://schemas.microsoft.com/office/word/2018/wordml/cex" xmlns:w16cid="http://schemas.microsoft.com/office/word/2016/wordml/cid" xmlns:w16="http://schemas.microsoft.com/office/word/2018/wordml" xmlns:w16du="http://schemas.microsoft.com/office/word/2023/wordml/word16du" xmlns:w16sdtdh="http://schemas.microsoft.com/office/word/2020/wordml/sdtdatahash" xmlns:w16se="http://schemas.microsoft.com/office/word/2015/wordml/symex" xmlns:wpg="http://schemas.microsoft.com/office/word/2010/wordprocessingGroup" xmlns:wpi="http://schemas.microsoft.com/office/word/2010/wordprocessingInk" xmlns:wne="http://schemas.microsoft.com/office/word/2006/wordml" xmlns:wps="http://schemas.microsoft.com/office/word/2010/wordprocessingShape" mc:Ignorable="w14 w15 w16se w16cid w16 w16cex w16sdtdh w16du wp14">
+<w:document xmlns:wpc="http://schemas.microsoft.com/office/word/2010/wordprocessingCanvas" xmlns:cx="http://schemas.microsoft.com/office/drawing/2014/chartex" xmlns:cx1="http://schemas.microsoft.com/office/drawing/2015/9/8/chartex" xmlns:cx2="http://schemas.microsoft.com/office/drawing/2015/10/21/chartex" xmlns:cx3="http://schemas.microsoft.com/office/drawing/2016/5/9/chartex" xmlns:cx4="http://schemas.microsoft.com/office/drawing/2016/5/10/chartex" xmlns:cx5="http://schemas.microsoft.com/office/drawing/2016/5/11/chartex" xmlns:cx6="http://schemas.microsoft.com/office/drawing/2016/5/12/chartex" xmlns:cx7="http://schemas.microsoft.com/office/drawing/2016/5/13/chartex" xmlns:cx8="http://schemas.microsoft.com/office/drawing/2016/5/14/chartex" xmlns:mc="http://schemas.openxmlformats.org/markup-compatibility/2006" xmlns:aink="http://schemas.microsoft.com/office/drawing/2016/ink" xmlns:am3d="http://schemas.microsoft.com/office/drawing/2017/model3d" xmlns:o="urn:schemas-microsoft-com:office:office" xmlns:oel="http://schemas.microsoft.com/office/2019/extlst" xmlns:r="http://schemas.openxmlformats.org/officeDocument/2006/relationships" xmlns:m="http://schemas.openxmlformats.org/officeDocument/2006/math" xmlns:v="urn:schemas-microsoft-com:vml" xmlns:wp14="http://schemas.microsoft.com/office/word/2010/wordprocessingDrawing" xmlns:wp="http://schemas.openxmlformats.org/drawingml/2006/wordprocessingDrawing" xmlns:w10="urn:schemas-microsoft-com:office:word" xmlns:w="http://schemas.openxmlformats.org/wordprocessingml/2006/main" xmlns:w14="http://schemas.microsoft.com/office/word/2010/wordml" xmlns:w15="http://schemas.microsoft.com/office/word/2012/wordml" xmlns:w16cex="http://schemas.microsoft.com/office/word/2018/wordml/cex" xmlns:w16cid="http://schemas.microsoft.com/office/word/2016/wordml/cid" xmlns:w16="http://schemas.microsoft.com/office/word/2018/wordml" xmlns:w16du="http://schemas.microsoft.com/office/word/2023/wordml/word16du" xmlns:w16sdtdh="http://schemas.microsoft.com/office/word/2020/wordml/sdtdatahash" xmlns:w16sdtfl="http://schemas.microsoft.com/office/word/2024/wordml/sdtformatlock" xmlns:w16se="http://schemas.microsoft.com/office/word/2015/wordml/symex" xmlns:wpg="http://schemas.microsoft.com/office/word/2010/wordprocessingGroup" xmlns:wpi="http://schemas.microsoft.com/office/word/2010/wordprocessingInk" xmlns:wne="http://schemas.microsoft.com/office/word/2006/wordml" xmlns:wps="http://schemas.microsoft.com/office/word/2010/wordprocessingShape" mc:Ignorable="w14 w15 w16se w16cid w16 w16cex w16sdtdh w16sdtfl w16du wp14">
   <w:body>
     <w:p>
       <w:pPr>
@@ -218,31 +218,7 @@
                                   <w:sz w:val="32"/>
                                   <w:szCs w:val="32"/>
                                 </w:rPr>
-                                <w:t>{{</w:t>
-                              </w:r>
-                              <w:proofErr w:type="spellStart"/>
-                              <w:r>
-                                <w:rPr>
-                                  <w:rFonts w:ascii="Aptos ExtraBold" w:hAnsi="Aptos ExtraBold" w:cs="Times New Roman"/>
-                                  <w:b/>
-                                  <w:bCs/>
-                                  <w:color w:val="FFFFFF" w:themeColor="background1"/>
-                                  <w:sz w:val="32"/>
-                                  <w:szCs w:val="32"/>
-                                </w:rPr>
-                                <w:t>anio</w:t>
-                              </w:r>
-                              <w:proofErr w:type="spellEnd"/>
-                              <w:r>
-                                <w:rPr>
-                                  <w:rFonts w:ascii="Aptos ExtraBold" w:hAnsi="Aptos ExtraBold" w:cs="Times New Roman"/>
-                                  <w:b/>
-                                  <w:bCs/>
-                                  <w:color w:val="FFFFFF" w:themeColor="background1"/>
-                                  <w:sz w:val="32"/>
-                                  <w:szCs w:val="32"/>
-                                </w:rPr>
-                                <w:t>}}</w:t>
+                                <w:t>{{anio}}</w:t>
                               </w:r>
                             </w:p>
                           </w:txbxContent>
@@ -564,93 +540,57 @@
                 <w:sz w:val="20"/>
                 <w:szCs w:val="20"/>
               </w:rPr>
-              <w:t>{{</w:t>
-            </w:r>
-            <w:proofErr w:type="spellStart"/>
+              <w:t>{{dre}}</w:t>
+            </w:r>
+          </w:p>
+        </w:tc>
+        <w:tc>
+          <w:tcPr>
+            <w:tcW w:w="5103" w:type="dxa"/>
+            <w:vAlign w:val="center"/>
+          </w:tcPr>
+          <w:p>
+            <w:pPr>
+              <w:spacing w:line="276" w:lineRule="auto"/>
+              <w:jc w:val="center"/>
+              <w:rPr>
+                <w:rFonts w:ascii="Arial Nova Cond Light" w:hAnsi="Arial Nova Cond Light" w:cs="Times New Roman"/>
+                <w:sz w:val="20"/>
+                <w:szCs w:val="20"/>
+              </w:rPr>
+            </w:pPr>
             <w:r>
               <w:rPr>
                 <w:rFonts w:ascii="Arial Nova Cond" w:hAnsi="Arial Nova Cond" w:cs="Times New Roman"/>
                 <w:sz w:val="20"/>
                 <w:szCs w:val="20"/>
               </w:rPr>
-              <w:t>dre</w:t>
-            </w:r>
-            <w:proofErr w:type="spellEnd"/>
+              <w:t>{{director}}</w:t>
+            </w:r>
+          </w:p>
+        </w:tc>
+        <w:tc>
+          <w:tcPr>
+            <w:tcW w:w="4819" w:type="dxa"/>
+            <w:vAlign w:val="center"/>
+          </w:tcPr>
+          <w:p>
+            <w:pPr>
+              <w:spacing w:line="276" w:lineRule="auto"/>
+              <w:jc w:val="center"/>
+              <w:rPr>
+                <w:rFonts w:ascii="Arial Nova Cond Light" w:hAnsi="Arial Nova Cond Light" w:cs="Times New Roman"/>
+                <w:sz w:val="20"/>
+                <w:szCs w:val="20"/>
+              </w:rPr>
+            </w:pPr>
             <w:r>
               <w:rPr>
                 <w:rFonts w:ascii="Arial Nova Cond" w:hAnsi="Arial Nova Cond" w:cs="Times New Roman"/>
                 <w:sz w:val="20"/>
                 <w:szCs w:val="20"/>
               </w:rPr>
-              <w:t>}}</w:t>
-            </w:r>
-          </w:p>
-        </w:tc>
-        <w:tc>
-          <w:tcPr>
-            <w:tcW w:w="5103" w:type="dxa"/>
-            <w:vAlign w:val="center"/>
-          </w:tcPr>
-          <w:p>
-            <w:pPr>
-              <w:spacing w:line="276" w:lineRule="auto"/>
-              <w:jc w:val="center"/>
-              <w:rPr>
-                <w:rFonts w:ascii="Arial Nova Cond Light" w:hAnsi="Arial Nova Cond Light" w:cs="Times New Roman"/>
-                <w:sz w:val="20"/>
-                <w:szCs w:val="20"/>
-              </w:rPr>
-            </w:pPr>
-            <w:r>
-              <w:rPr>
-                <w:rFonts w:ascii="Arial Nova Cond" w:hAnsi="Arial Nova Cond" w:cs="Times New Roman"/>
-                <w:sz w:val="20"/>
-                <w:szCs w:val="20"/>
-              </w:rPr>
-              <w:t>{{director}}</w:t>
-            </w:r>
-          </w:p>
-        </w:tc>
-        <w:tc>
-          <w:tcPr>
-            <w:tcW w:w="4819" w:type="dxa"/>
-            <w:vAlign w:val="center"/>
-          </w:tcPr>
-          <w:p>
-            <w:pPr>
-              <w:spacing w:line="276" w:lineRule="auto"/>
-              <w:jc w:val="center"/>
-              <w:rPr>
-                <w:rFonts w:ascii="Arial Nova Cond Light" w:hAnsi="Arial Nova Cond Light" w:cs="Times New Roman"/>
-                <w:sz w:val="20"/>
-                <w:szCs w:val="20"/>
-              </w:rPr>
-            </w:pPr>
-            <w:r>
-              <w:rPr>
-                <w:rFonts w:ascii="Arial Nova Cond" w:hAnsi="Arial Nova Cond" w:cs="Times New Roman"/>
-                <w:sz w:val="20"/>
-                <w:szCs w:val="20"/>
-              </w:rPr>
-              <w:t>{{</w:t>
-            </w:r>
-            <w:proofErr w:type="spellStart"/>
-            <w:r>
-              <w:rPr>
-                <w:rFonts w:ascii="Arial Nova Cond" w:hAnsi="Arial Nova Cond" w:cs="Times New Roman"/>
-                <w:sz w:val="20"/>
-                <w:szCs w:val="20"/>
-              </w:rPr>
-              <w:t>area</w:t>
-            </w:r>
-            <w:proofErr w:type="spellEnd"/>
-            <w:r>
-              <w:rPr>
-                <w:rFonts w:ascii="Arial Nova Cond" w:hAnsi="Arial Nova Cond" w:cs="Times New Roman"/>
-                <w:sz w:val="20"/>
-                <w:szCs w:val="20"/>
-              </w:rPr>
-              <w:t>}}</w:t>
+              <w:t>{{area}}</w:t>
             </w:r>
           </w:p>
         </w:tc>
@@ -775,68 +715,32 @@
                 <w:sz w:val="20"/>
                 <w:szCs w:val="20"/>
               </w:rPr>
-              <w:t>{{</w:t>
-            </w:r>
-            <w:proofErr w:type="spellStart"/>
+              <w:t>{{ugel}}</w:t>
+            </w:r>
+          </w:p>
+        </w:tc>
+        <w:tc>
+          <w:tcPr>
+            <w:tcW w:w="5103" w:type="dxa"/>
+            <w:vAlign w:val="center"/>
+          </w:tcPr>
+          <w:p>
+            <w:pPr>
+              <w:spacing w:line="276" w:lineRule="auto"/>
+              <w:jc w:val="center"/>
+              <w:rPr>
+                <w:rFonts w:ascii="Arial Nova Cond Light" w:hAnsi="Arial Nova Cond Light" w:cs="Times New Roman"/>
+                <w:sz w:val="20"/>
+                <w:szCs w:val="20"/>
+              </w:rPr>
+            </w:pPr>
             <w:r>
               <w:rPr>
                 <w:rFonts w:ascii="Arial Nova Cond" w:hAnsi="Arial Nova Cond" w:cs="Times New Roman"/>
                 <w:sz w:val="20"/>
                 <w:szCs w:val="20"/>
               </w:rPr>
-              <w:t>ugel</w:t>
-            </w:r>
-            <w:proofErr w:type="spellEnd"/>
-            <w:r>
-              <w:rPr>
-                <w:rFonts w:ascii="Arial Nova Cond" w:hAnsi="Arial Nova Cond" w:cs="Times New Roman"/>
-                <w:sz w:val="20"/>
-                <w:szCs w:val="20"/>
-              </w:rPr>
-              <w:t>}}</w:t>
-            </w:r>
-          </w:p>
-        </w:tc>
-        <w:tc>
-          <w:tcPr>
-            <w:tcW w:w="5103" w:type="dxa"/>
-            <w:vAlign w:val="center"/>
-          </w:tcPr>
-          <w:p>
-            <w:pPr>
-              <w:spacing w:line="276" w:lineRule="auto"/>
-              <w:jc w:val="center"/>
-              <w:rPr>
-                <w:rFonts w:ascii="Arial Nova Cond Light" w:hAnsi="Arial Nova Cond Light" w:cs="Times New Roman"/>
-                <w:sz w:val="20"/>
-                <w:szCs w:val="20"/>
-              </w:rPr>
-            </w:pPr>
-            <w:r>
-              <w:rPr>
-                <w:rFonts w:ascii="Arial Nova Cond" w:hAnsi="Arial Nova Cond" w:cs="Times New Roman"/>
-                <w:sz w:val="20"/>
-                <w:szCs w:val="20"/>
-              </w:rPr>
-              <w:t>{{</w:t>
-            </w:r>
-            <w:proofErr w:type="spellStart"/>
-            <w:r>
-              <w:rPr>
-                <w:rFonts w:ascii="Arial Nova Cond" w:hAnsi="Arial Nova Cond" w:cs="Times New Roman"/>
-                <w:sz w:val="20"/>
-                <w:szCs w:val="20"/>
-              </w:rPr>
-              <w:t>cordinador</w:t>
-            </w:r>
-            <w:proofErr w:type="spellEnd"/>
-            <w:r>
-              <w:rPr>
-                <w:rFonts w:ascii="Arial Nova Cond" w:hAnsi="Arial Nova Cond" w:cs="Times New Roman"/>
-                <w:sz w:val="20"/>
-                <w:szCs w:val="20"/>
-              </w:rPr>
-              <w:t>}}</w:t>
+              <w:t>{{cordinador}}</w:t>
             </w:r>
           </w:p>
         </w:tc>
@@ -996,25 +900,7 @@
                 <w:sz w:val="20"/>
                 <w:szCs w:val="20"/>
               </w:rPr>
-              <w:t>{{</w:t>
-            </w:r>
-            <w:proofErr w:type="spellStart"/>
-            <w:r>
-              <w:rPr>
-                <w:rFonts w:ascii="Arial Nova Cond" w:hAnsi="Arial Nova Cond" w:cs="Times New Roman"/>
-                <w:sz w:val="20"/>
-                <w:szCs w:val="20"/>
-              </w:rPr>
-              <w:t>institucioneducativa</w:t>
-            </w:r>
-            <w:proofErr w:type="spellEnd"/>
-            <w:r>
-              <w:rPr>
-                <w:rFonts w:ascii="Arial Nova Cond" w:hAnsi="Arial Nova Cond" w:cs="Times New Roman"/>
-                <w:sz w:val="20"/>
-                <w:szCs w:val="20"/>
-              </w:rPr>
-              <w:t>}}</w:t>
+              <w:t>{{institucioneducativa}}</w:t>
             </w:r>
           </w:p>
         </w:tc>
@@ -3647,29 +3533,7 @@
                 <w:sz w:val="20"/>
                 <w:szCs w:val="20"/>
               </w:rPr>
-              <w:t xml:space="preserve">Explica las ideas y comportamientos de las personas y sociedades a partir del contexto de la época, ocurridas desde la Segunda Revolución Industrial hasta a Primera Guerra Mundial y desde el primer militarismo en el Perú hasta la República </w:t>
-            </w:r>
-            <w:proofErr w:type="gramStart"/>
-            <w:r>
-              <w:rPr>
-                <w:rFonts w:ascii="Arial Nova Cond Light" w:hAnsi="Arial Nova Cond Light" w:cs="Arial"/>
-                <w:color w:val="000000"/>
-                <w:kern w:val="0"/>
-                <w:sz w:val="20"/>
-                <w:szCs w:val="20"/>
-              </w:rPr>
-              <w:t>Aristocrática</w:t>
-            </w:r>
-            <w:proofErr w:type="gramEnd"/>
-            <w:r>
-              <w:rPr>
-                <w:rFonts w:ascii="Arial Nova Cond Light" w:hAnsi="Arial Nova Cond Light" w:cs="Arial"/>
-                <w:color w:val="000000"/>
-                <w:kern w:val="0"/>
-                <w:sz w:val="20"/>
-                <w:szCs w:val="20"/>
-              </w:rPr>
-              <w:t xml:space="preserve"> así como la influencia de tales ideas y comportamientos en hechos posteriores.</w:t>
+              <w:t>Explica las ideas y comportamientos de las personas y sociedades a partir del contexto de la época, ocurridas desde la Segunda Revolución Industrial hasta a Primera Guerra Mundial y desde el primer militarismo en el Perú hasta la República Aristocrática así como la influencia de tales ideas y comportamientos en hechos posteriores.</w:t>
             </w:r>
           </w:p>
         </w:tc>
@@ -4914,29 +4778,16 @@
                 <w:szCs w:val="20"/>
               </w:rPr>
             </w:pPr>
-            <w:proofErr w:type="spellStart"/>
-            <w:r>
-              <w:rPr>
-                <w:rFonts w:ascii="Arial Nova Cond Light" w:hAnsi="Arial Nova Cond Light" w:cs="Times New Roman"/>
-                <w:b/>
-                <w:bCs/>
-                <w:color w:val="000000" w:themeColor="text1"/>
-                <w:sz w:val="20"/>
-                <w:szCs w:val="20"/>
-              </w:rPr>
-              <w:t>N°</w:t>
-            </w:r>
-            <w:proofErr w:type="spellEnd"/>
-            <w:r>
-              <w:rPr>
-                <w:rFonts w:ascii="Arial Nova Cond Light" w:hAnsi="Arial Nova Cond Light" w:cs="Times New Roman"/>
-                <w:b/>
-                <w:bCs/>
-                <w:color w:val="000000" w:themeColor="text1"/>
-                <w:sz w:val="20"/>
-                <w:szCs w:val="20"/>
-              </w:rPr>
-              <w:t xml:space="preserve"> DE SEMANAS LECTIVAS</w:t>
+            <w:r>
+              <w:rPr>
+                <w:rFonts w:ascii="Arial Nova Cond Light" w:hAnsi="Arial Nova Cond Light" w:cs="Times New Roman"/>
+                <w:b/>
+                <w:bCs/>
+                <w:color w:val="000000" w:themeColor="text1"/>
+                <w:sz w:val="20"/>
+                <w:szCs w:val="20"/>
+              </w:rPr>
+              <w:t>N° DE SEMANAS LECTIVAS</w:t>
             </w:r>
           </w:p>
         </w:tc>
@@ -4961,29 +4812,16 @@
                 <w:szCs w:val="20"/>
               </w:rPr>
             </w:pPr>
-            <w:proofErr w:type="spellStart"/>
-            <w:r>
-              <w:rPr>
-                <w:rFonts w:ascii="Arial Nova Cond Light" w:hAnsi="Arial Nova Cond Light" w:cs="Times New Roman"/>
-                <w:b/>
-                <w:bCs/>
-                <w:color w:val="000000" w:themeColor="text1"/>
-                <w:sz w:val="20"/>
-                <w:szCs w:val="20"/>
-              </w:rPr>
-              <w:t>N°</w:t>
-            </w:r>
-            <w:proofErr w:type="spellEnd"/>
-            <w:r>
-              <w:rPr>
-                <w:rFonts w:ascii="Arial Nova Cond Light" w:hAnsi="Arial Nova Cond Light" w:cs="Times New Roman"/>
-                <w:b/>
-                <w:bCs/>
-                <w:color w:val="000000" w:themeColor="text1"/>
-                <w:sz w:val="20"/>
-                <w:szCs w:val="20"/>
-              </w:rPr>
-              <w:t xml:space="preserve"> UNIDADES</w:t>
+            <w:r>
+              <w:rPr>
+                <w:rFonts w:ascii="Arial Nova Cond Light" w:hAnsi="Arial Nova Cond Light" w:cs="Times New Roman"/>
+                <w:b/>
+                <w:bCs/>
+                <w:color w:val="000000" w:themeColor="text1"/>
+                <w:sz w:val="20"/>
+                <w:szCs w:val="20"/>
+              </w:rPr>
+              <w:t>N° UNIDADES</w:t>
             </w:r>
           </w:p>
         </w:tc>
@@ -11848,13 +11686,13 @@
         <w:tblLook w:val="04A0" w:firstRow="1" w:lastRow="0" w:firstColumn="1" w:lastColumn="0" w:noHBand="0" w:noVBand="1"/>
       </w:tblPr>
       <w:tblGrid>
-        <w:gridCol w:w="875"/>
-        <w:gridCol w:w="1095"/>
-        <w:gridCol w:w="1726"/>
-        <w:gridCol w:w="6169"/>
-        <w:gridCol w:w="2015"/>
-        <w:gridCol w:w="1634"/>
-        <w:gridCol w:w="1337"/>
+        <w:gridCol w:w="818"/>
+        <w:gridCol w:w="1018"/>
+        <w:gridCol w:w="5379"/>
+        <w:gridCol w:w="1984"/>
+        <w:gridCol w:w="2693"/>
+        <w:gridCol w:w="1560"/>
+        <w:gridCol w:w="1399"/>
       </w:tblGrid>
       <w:tr>
         <w:trPr>
@@ -11863,7 +11701,7 @@
         </w:trPr>
         <w:tc>
           <w:tcPr>
-            <w:tcW w:w="875" w:type="dxa"/>
+            <w:tcW w:w="818" w:type="dxa"/>
             <w:shd w:val="clear" w:color="auto" w:fill="C1F0C7" w:themeFill="accent3" w:themeFillTint="33"/>
             <w:vAlign w:val="center"/>
           </w:tcPr>
@@ -11897,7 +11735,7 @@
         </w:tc>
         <w:tc>
           <w:tcPr>
-            <w:tcW w:w="1095" w:type="dxa"/>
+            <w:tcW w:w="1018" w:type="dxa"/>
             <w:shd w:val="clear" w:color="auto" w:fill="C1F0C7" w:themeFill="accent3" w:themeFillTint="33"/>
             <w:vAlign w:val="center"/>
           </w:tcPr>
@@ -11930,7 +11768,7 @@
         </w:tc>
         <w:tc>
           <w:tcPr>
-            <w:tcW w:w="1726" w:type="dxa"/>
+            <w:tcW w:w="5379" w:type="dxa"/>
             <w:shd w:val="clear" w:color="auto" w:fill="C1F0C7" w:themeFill="accent3" w:themeFillTint="33"/>
             <w:vAlign w:val="center"/>
           </w:tcPr>
@@ -11957,13 +11795,35 @@
                 <w:sz w:val="20"/>
                 <w:szCs w:val="20"/>
               </w:rPr>
-              <w:t>PROBLEMA / POTENCIALIDAD</w:t>
-            </w:r>
-          </w:p>
-        </w:tc>
-        <w:tc>
-          <w:tcPr>
-            <w:tcW w:w="6169" w:type="dxa"/>
+              <w:t>SITUACIÓN SIGNIF</w:t>
+            </w:r>
+            <w:r>
+              <w:rPr>
+                <w:rFonts w:ascii="Arial Nova Cond" w:hAnsi="Arial Nova Cond" w:cs="Times New Roman"/>
+                <w:b/>
+                <w:bCs/>
+                <w:color w:val="000000" w:themeColor="text1"/>
+                <w:sz w:val="20"/>
+                <w:szCs w:val="20"/>
+              </w:rPr>
+              <w:t>I</w:t>
+            </w:r>
+            <w:r>
+              <w:rPr>
+                <w:rFonts w:ascii="Arial Nova Cond" w:hAnsi="Arial Nova Cond" w:cs="Times New Roman"/>
+                <w:b/>
+                <w:bCs/>
+                <w:color w:val="000000" w:themeColor="text1"/>
+                <w:sz w:val="20"/>
+                <w:szCs w:val="20"/>
+              </w:rPr>
+              <w:t>CATIVA</w:t>
+            </w:r>
+          </w:p>
+        </w:tc>
+        <w:tc>
+          <w:tcPr>
+            <w:tcW w:w="1984" w:type="dxa"/>
             <w:shd w:val="clear" w:color="auto" w:fill="C1F0C7" w:themeFill="accent3" w:themeFillTint="33"/>
             <w:vAlign w:val="center"/>
           </w:tcPr>
@@ -11990,7 +11850,7 @@
                 <w:sz w:val="20"/>
                 <w:szCs w:val="20"/>
               </w:rPr>
-              <w:t>SITUACIÓN SIGNIF</w:t>
+              <w:t>TÍTULO DE LA UNIDAD DID</w:t>
             </w:r>
             <w:r>
               <w:rPr>
@@ -12001,7 +11861,7 @@
                 <w:sz w:val="20"/>
                 <w:szCs w:val="20"/>
               </w:rPr>
-              <w:t>I</w:t>
+              <w:t>Á</w:t>
             </w:r>
             <w:r>
               <w:rPr>
@@ -12012,13 +11872,24 @@
                 <w:sz w:val="20"/>
                 <w:szCs w:val="20"/>
               </w:rPr>
-              <w:t>CATIVA</w:t>
-            </w:r>
-          </w:p>
-        </w:tc>
-        <w:tc>
-          <w:tcPr>
-            <w:tcW w:w="2015" w:type="dxa"/>
+              <w:t>CTICA</w:t>
+            </w:r>
+            <w:r>
+              <w:rPr>
+                <w:rFonts w:ascii="Arial Nova Cond" w:hAnsi="Arial Nova Cond" w:cs="Times New Roman"/>
+                <w:b/>
+                <w:bCs/>
+                <w:color w:val="000000" w:themeColor="text1"/>
+                <w:sz w:val="20"/>
+                <w:szCs w:val="20"/>
+              </w:rPr>
+              <w:t>.</w:t>
+            </w:r>
+          </w:p>
+        </w:tc>
+        <w:tc>
+          <w:tcPr>
+            <w:tcW w:w="2693" w:type="dxa"/>
             <w:shd w:val="clear" w:color="auto" w:fill="C1F0C7" w:themeFill="accent3" w:themeFillTint="33"/>
             <w:vAlign w:val="center"/>
           </w:tcPr>
@@ -12045,9 +11916,21 @@
                 <w:sz w:val="20"/>
                 <w:szCs w:val="20"/>
               </w:rPr>
-              <w:t>TÍTULO DE LA UNIDAD DID</w:t>
-            </w:r>
-            <w:r>
+              <w:t>CAMPO TEMATICO</w:t>
+            </w:r>
+          </w:p>
+        </w:tc>
+        <w:tc>
+          <w:tcPr>
+            <w:tcW w:w="1560" w:type="dxa"/>
+            <w:shd w:val="clear" w:color="auto" w:fill="C1F0C7" w:themeFill="accent3" w:themeFillTint="33"/>
+            <w:vAlign w:val="center"/>
+          </w:tcPr>
+          <w:p>
+            <w:pPr>
+              <w:pStyle w:val="Prrafodelista"/>
+              <w:ind w:left="0"/>
+              <w:jc w:val="center"/>
               <w:rPr>
                 <w:rFonts w:ascii="Arial Nova Cond" w:hAnsi="Arial Nova Cond" w:cs="Times New Roman"/>
                 <w:b/>
@@ -12056,8 +11939,7 @@
                 <w:sz w:val="20"/>
                 <w:szCs w:val="20"/>
               </w:rPr>
-              <w:t>Á</w:t>
-            </w:r>
+            </w:pPr>
             <w:r>
               <w:rPr>
                 <w:rFonts w:ascii="Arial Nova Cond" w:hAnsi="Arial Nova Cond" w:cs="Times New Roman"/>
@@ -12067,57 +11949,13 @@
                 <w:sz w:val="20"/>
                 <w:szCs w:val="20"/>
               </w:rPr>
-              <w:t>CTICA</w:t>
-            </w:r>
-            <w:r>
-              <w:rPr>
-                <w:rFonts w:ascii="Arial Nova Cond" w:hAnsi="Arial Nova Cond" w:cs="Times New Roman"/>
-                <w:b/>
-                <w:bCs/>
-                <w:color w:val="000000" w:themeColor="text1"/>
-                <w:sz w:val="20"/>
-                <w:szCs w:val="20"/>
-              </w:rPr>
-              <w:t>.</w:t>
-            </w:r>
-          </w:p>
-        </w:tc>
-        <w:tc>
-          <w:tcPr>
-            <w:tcW w:w="1634" w:type="dxa"/>
-            <w:shd w:val="clear" w:color="auto" w:fill="C1F0C7" w:themeFill="accent3" w:themeFillTint="33"/>
-            <w:vAlign w:val="center"/>
-          </w:tcPr>
-          <w:p>
-            <w:pPr>
-              <w:pStyle w:val="Prrafodelista"/>
-              <w:ind w:left="0"/>
-              <w:jc w:val="center"/>
-              <w:rPr>
-                <w:rFonts w:ascii="Arial Nova Cond" w:hAnsi="Arial Nova Cond" w:cs="Times New Roman"/>
-                <w:b/>
-                <w:bCs/>
-                <w:color w:val="000000" w:themeColor="text1"/>
-                <w:sz w:val="20"/>
-                <w:szCs w:val="20"/>
-              </w:rPr>
-            </w:pPr>
-            <w:r>
-              <w:rPr>
-                <w:rFonts w:ascii="Arial Nova Cond" w:hAnsi="Arial Nova Cond" w:cs="Times New Roman"/>
-                <w:b/>
-                <w:bCs/>
-                <w:color w:val="000000" w:themeColor="text1"/>
-                <w:sz w:val="20"/>
-                <w:szCs w:val="20"/>
-              </w:rPr>
               <w:t>COMPETENCIAS</w:t>
             </w:r>
           </w:p>
         </w:tc>
         <w:tc>
           <w:tcPr>
-            <w:tcW w:w="1337" w:type="dxa"/>
+            <w:tcW w:w="1399" w:type="dxa"/>
             <w:shd w:val="clear" w:color="auto" w:fill="C1F0C7" w:themeFill="accent3" w:themeFillTint="33"/>
             <w:vAlign w:val="center"/>
           </w:tcPr>
@@ -12156,7 +11994,7 @@
         </w:trPr>
         <w:tc>
           <w:tcPr>
-            <w:tcW w:w="875" w:type="dxa"/>
+            <w:tcW w:w="818" w:type="dxa"/>
             <w:vMerge w:val="restart"/>
             <w:vAlign w:val="center"/>
           </w:tcPr>
@@ -12195,7 +12033,7 @@
         </w:tc>
         <w:tc>
           <w:tcPr>
-            <w:tcW w:w="1095" w:type="dxa"/>
+            <w:tcW w:w="1018" w:type="dxa"/>
             <w:vAlign w:val="center"/>
           </w:tcPr>
           <w:p>
@@ -12233,7 +12071,7 @@
         </w:tc>
         <w:tc>
           <w:tcPr>
-            <w:tcW w:w="1726" w:type="dxa"/>
+            <w:tcW w:w="5379" w:type="dxa"/>
             <w:vAlign w:val="center"/>
           </w:tcPr>
           <w:p>
@@ -12261,47 +12099,13 @@
                 <w:szCs w:val="20"/>
                 <w:lang w:val="es-ES_tradnl"/>
               </w:rPr>
-              <w:t>{{problemapotencialidad0}}</w:t>
-            </w:r>
-          </w:p>
-        </w:tc>
-        <w:tc>
-          <w:tcPr>
-            <w:tcW w:w="6169" w:type="dxa"/>
-            <w:vAlign w:val="center"/>
-          </w:tcPr>
-          <w:p>
-            <w:pPr>
-              <w:pStyle w:val="Prrafodelista"/>
-              <w:tabs>
-                <w:tab w:val="left" w:pos="0"/>
-                <w:tab w:val="left" w:pos="142"/>
-                <w:tab w:val="left" w:pos="284"/>
-              </w:tabs>
-              <w:spacing w:line="276" w:lineRule="auto"/>
-              <w:ind w:left="0"/>
-              <w:jc w:val="both"/>
-              <w:rPr>
-                <w:rFonts w:ascii="Arial Nova Cond" w:eastAsia="Calibri" w:hAnsi="Arial Nova Cond" w:cs="Times New Roman"/>
-                <w:sz w:val="20"/>
-                <w:szCs w:val="20"/>
-                <w:lang w:val="es-ES_tradnl"/>
-              </w:rPr>
-            </w:pPr>
-            <w:r>
-              <w:rPr>
-                <w:rFonts w:ascii="Arial Nova Cond" w:eastAsia="Calibri" w:hAnsi="Arial Nova Cond" w:cs="Times New Roman"/>
-                <w:sz w:val="20"/>
-                <w:szCs w:val="20"/>
-                <w:lang w:val="es-ES_tradnl"/>
-              </w:rPr>
               <w:t>{{situacionsignificativa0}}</w:t>
             </w:r>
           </w:p>
         </w:tc>
         <w:tc>
           <w:tcPr>
-            <w:tcW w:w="2015" w:type="dxa"/>
+            <w:tcW w:w="1984" w:type="dxa"/>
             <w:vAlign w:val="center"/>
           </w:tcPr>
           <w:p>
@@ -12332,7 +12136,7 @@
         </w:tc>
         <w:tc>
           <w:tcPr>
-            <w:tcW w:w="1634" w:type="dxa"/>
+            <w:tcW w:w="2693" w:type="dxa"/>
             <w:vAlign w:val="center"/>
           </w:tcPr>
           <w:p>
@@ -12357,13 +12161,13 @@
                 <w:sz w:val="20"/>
                 <w:szCs w:val="20"/>
               </w:rPr>
-              <w:t>{{competencias0}}</w:t>
-            </w:r>
-          </w:p>
-        </w:tc>
-        <w:tc>
-          <w:tcPr>
-            <w:tcW w:w="1337" w:type="dxa"/>
+              <w:t>{{campotematico0}}</w:t>
+            </w:r>
+          </w:p>
+        </w:tc>
+        <w:tc>
+          <w:tcPr>
+            <w:tcW w:w="1560" w:type="dxa"/>
             <w:vAlign w:val="center"/>
           </w:tcPr>
           <w:p>
@@ -12371,7 +12175,38 @@
               <w:autoSpaceDE w:val="0"/>
               <w:autoSpaceDN w:val="0"/>
               <w:adjustRightInd w:val="0"/>
-              <w:jc w:val="center"/>
+              <w:jc w:val="both"/>
+              <w:rPr>
+                <w:rFonts w:ascii="Arial Nova Cond" w:hAnsi="Arial Nova Cond" w:cs="Arial"/>
+                <w:color w:val="000000"/>
+                <w:kern w:val="0"/>
+                <w:sz w:val="20"/>
+                <w:szCs w:val="20"/>
+              </w:rPr>
+            </w:pPr>
+            <w:r>
+              <w:rPr>
+                <w:rFonts w:ascii="Arial Nova Cond" w:hAnsi="Arial Nova Cond" w:cs="Arial"/>
+                <w:color w:val="000000"/>
+                <w:kern w:val="0"/>
+                <w:sz w:val="20"/>
+                <w:szCs w:val="20"/>
+              </w:rPr>
+              <w:t>{{competencias0}}</w:t>
+            </w:r>
+          </w:p>
+        </w:tc>
+        <w:tc>
+          <w:tcPr>
+            <w:tcW w:w="1399" w:type="dxa"/>
+            <w:vAlign w:val="center"/>
+          </w:tcPr>
+          <w:p>
+            <w:pPr>
+              <w:autoSpaceDE w:val="0"/>
+              <w:autoSpaceDN w:val="0"/>
+              <w:adjustRightInd w:val="0"/>
+              <w:jc w:val="both"/>
               <w:rPr>
                 <w:rFonts w:ascii="Arial Nova Cond" w:hAnsi="Arial Nova Cond" w:cs="Arial"/>
                 <w:color w:val="000000"/>
@@ -12400,7 +12235,7 @@
         </w:trPr>
         <w:tc>
           <w:tcPr>
-            <w:tcW w:w="875" w:type="dxa"/>
+            <w:tcW w:w="818" w:type="dxa"/>
             <w:vMerge/>
             <w:vAlign w:val="center"/>
           </w:tcPr>
@@ -12428,7 +12263,7 @@
         </w:tc>
         <w:tc>
           <w:tcPr>
-            <w:tcW w:w="1095" w:type="dxa"/>
+            <w:tcW w:w="1018" w:type="dxa"/>
             <w:vAlign w:val="center"/>
           </w:tcPr>
           <w:p>
@@ -12466,33 +12301,7 @@
         </w:tc>
         <w:tc>
           <w:tcPr>
-            <w:tcW w:w="1726" w:type="dxa"/>
-            <w:vAlign w:val="center"/>
-          </w:tcPr>
-          <w:p>
-            <w:pPr>
-              <w:pStyle w:val="NormalWeb"/>
-              <w:jc w:val="both"/>
-              <w:rPr>
-                <w:rFonts w:ascii="Arial Nova Cond" w:hAnsi="Arial Nova Cond"/>
-                <w:sz w:val="20"/>
-                <w:szCs w:val="20"/>
-              </w:rPr>
-            </w:pPr>
-            <w:r>
-              <w:rPr>
-                <w:rFonts w:ascii="Arial Nova Cond" w:eastAsia="Calibri" w:hAnsi="Arial Nova Cond"/>
-                <w:sz w:val="20"/>
-                <w:szCs w:val="20"/>
-                <w:lang w:val="es-ES_tradnl"/>
-              </w:rPr>
-              <w:t>{{problemapotencialidad1}}</w:t>
-            </w:r>
-          </w:p>
-        </w:tc>
-        <w:tc>
-          <w:tcPr>
-            <w:tcW w:w="6169" w:type="dxa"/>
+            <w:tcW w:w="5379" w:type="dxa"/>
             <w:vAlign w:val="center"/>
           </w:tcPr>
           <w:p>
@@ -12526,7 +12335,7 @@
         </w:tc>
         <w:tc>
           <w:tcPr>
-            <w:tcW w:w="2015" w:type="dxa"/>
+            <w:tcW w:w="1984" w:type="dxa"/>
             <w:vAlign w:val="center"/>
           </w:tcPr>
           <w:p>
@@ -12557,7 +12366,7 @@
         </w:tc>
         <w:tc>
           <w:tcPr>
-            <w:tcW w:w="1634" w:type="dxa"/>
+            <w:tcW w:w="2693" w:type="dxa"/>
             <w:vAlign w:val="center"/>
           </w:tcPr>
           <w:p>
@@ -12582,13 +12391,13 @@
                 <w:sz w:val="20"/>
                 <w:szCs w:val="20"/>
               </w:rPr>
-              <w:t>{{competencias1}}</w:t>
-            </w:r>
-          </w:p>
-        </w:tc>
-        <w:tc>
-          <w:tcPr>
-            <w:tcW w:w="1337" w:type="dxa"/>
+              <w:t>{{campotematico1}}</w:t>
+            </w:r>
+          </w:p>
+        </w:tc>
+        <w:tc>
+          <w:tcPr>
+            <w:tcW w:w="1560" w:type="dxa"/>
             <w:vAlign w:val="center"/>
           </w:tcPr>
           <w:p>
@@ -12596,7 +12405,38 @@
               <w:autoSpaceDE w:val="0"/>
               <w:autoSpaceDN w:val="0"/>
               <w:adjustRightInd w:val="0"/>
-              <w:jc w:val="center"/>
+              <w:jc w:val="both"/>
+              <w:rPr>
+                <w:rFonts w:ascii="Arial Nova Cond" w:hAnsi="Arial Nova Cond" w:cs="Arial"/>
+                <w:color w:val="000000"/>
+                <w:kern w:val="0"/>
+                <w:sz w:val="20"/>
+                <w:szCs w:val="20"/>
+              </w:rPr>
+            </w:pPr>
+            <w:r>
+              <w:rPr>
+                <w:rFonts w:ascii="Arial Nova Cond" w:hAnsi="Arial Nova Cond" w:cs="Arial"/>
+                <w:color w:val="000000"/>
+                <w:kern w:val="0"/>
+                <w:sz w:val="20"/>
+                <w:szCs w:val="20"/>
+              </w:rPr>
+              <w:t>{{competencias1}}</w:t>
+            </w:r>
+          </w:p>
+        </w:tc>
+        <w:tc>
+          <w:tcPr>
+            <w:tcW w:w="1399" w:type="dxa"/>
+            <w:vAlign w:val="center"/>
+          </w:tcPr>
+          <w:p>
+            <w:pPr>
+              <w:autoSpaceDE w:val="0"/>
+              <w:autoSpaceDN w:val="0"/>
+              <w:adjustRightInd w:val="0"/>
+              <w:jc w:val="both"/>
               <w:rPr>
                 <w:rFonts w:ascii="Arial Nova Cond" w:hAnsi="Arial Nova Cond" w:cs="Arial"/>
                 <w:color w:val="000000"/>
@@ -12625,7 +12465,7 @@
         </w:trPr>
         <w:tc>
           <w:tcPr>
-            <w:tcW w:w="875" w:type="dxa"/>
+            <w:tcW w:w="818" w:type="dxa"/>
             <w:vMerge/>
             <w:vAlign w:val="center"/>
           </w:tcPr>
@@ -12653,7 +12493,7 @@
         </w:tc>
         <w:tc>
           <w:tcPr>
-            <w:tcW w:w="1095" w:type="dxa"/>
+            <w:tcW w:w="1018" w:type="dxa"/>
             <w:vAlign w:val="center"/>
           </w:tcPr>
           <w:p>
@@ -12691,33 +12531,7 @@
         </w:tc>
         <w:tc>
           <w:tcPr>
-            <w:tcW w:w="1726" w:type="dxa"/>
-            <w:vAlign w:val="center"/>
-          </w:tcPr>
-          <w:p>
-            <w:pPr>
-              <w:pStyle w:val="NormalWeb"/>
-              <w:jc w:val="both"/>
-              <w:rPr>
-                <w:rFonts w:ascii="Arial Nova Cond" w:eastAsia="Calibri" w:hAnsi="Arial Nova Cond"/>
-                <w:sz w:val="20"/>
-                <w:szCs w:val="20"/>
-              </w:rPr>
-            </w:pPr>
-            <w:r>
-              <w:rPr>
-                <w:rFonts w:ascii="Arial Nova Cond" w:eastAsia="Calibri" w:hAnsi="Arial Nova Cond"/>
-                <w:sz w:val="20"/>
-                <w:szCs w:val="20"/>
-                <w:lang w:val="es-ES_tradnl"/>
-              </w:rPr>
-              <w:t>{{problemapotencialidad2}}</w:t>
-            </w:r>
-          </w:p>
-        </w:tc>
-        <w:tc>
-          <w:tcPr>
-            <w:tcW w:w="6169" w:type="dxa"/>
+            <w:tcW w:w="5379" w:type="dxa"/>
             <w:vAlign w:val="center"/>
           </w:tcPr>
           <w:p>
@@ -12751,7 +12565,7 @@
         </w:tc>
         <w:tc>
           <w:tcPr>
-            <w:tcW w:w="2015" w:type="dxa"/>
+            <w:tcW w:w="1984" w:type="dxa"/>
             <w:vAlign w:val="center"/>
           </w:tcPr>
           <w:p>
@@ -12782,7 +12596,7 @@
         </w:tc>
         <w:tc>
           <w:tcPr>
-            <w:tcW w:w="1634" w:type="dxa"/>
+            <w:tcW w:w="2693" w:type="dxa"/>
             <w:vAlign w:val="center"/>
           </w:tcPr>
           <w:p>
@@ -12807,13 +12621,13 @@
                 <w:sz w:val="20"/>
                 <w:szCs w:val="20"/>
               </w:rPr>
-              <w:t>{{competencias2}}</w:t>
-            </w:r>
-          </w:p>
-        </w:tc>
-        <w:tc>
-          <w:tcPr>
-            <w:tcW w:w="1337" w:type="dxa"/>
+              <w:t>{{campotematico2}}</w:t>
+            </w:r>
+          </w:p>
+        </w:tc>
+        <w:tc>
+          <w:tcPr>
+            <w:tcW w:w="1560" w:type="dxa"/>
             <w:vAlign w:val="center"/>
           </w:tcPr>
           <w:p>
@@ -12821,7 +12635,38 @@
               <w:autoSpaceDE w:val="0"/>
               <w:autoSpaceDN w:val="0"/>
               <w:adjustRightInd w:val="0"/>
-              <w:jc w:val="center"/>
+              <w:jc w:val="both"/>
+              <w:rPr>
+                <w:rFonts w:ascii="Arial Nova Cond" w:hAnsi="Arial Nova Cond" w:cs="Arial"/>
+                <w:color w:val="000000"/>
+                <w:kern w:val="0"/>
+                <w:sz w:val="20"/>
+                <w:szCs w:val="20"/>
+              </w:rPr>
+            </w:pPr>
+            <w:r>
+              <w:rPr>
+                <w:rFonts w:ascii="Arial Nova Cond" w:hAnsi="Arial Nova Cond" w:cs="Arial"/>
+                <w:color w:val="000000"/>
+                <w:kern w:val="0"/>
+                <w:sz w:val="20"/>
+                <w:szCs w:val="20"/>
+              </w:rPr>
+              <w:t>{{competencias2}}</w:t>
+            </w:r>
+          </w:p>
+        </w:tc>
+        <w:tc>
+          <w:tcPr>
+            <w:tcW w:w="1399" w:type="dxa"/>
+            <w:vAlign w:val="center"/>
+          </w:tcPr>
+          <w:p>
+            <w:pPr>
+              <w:autoSpaceDE w:val="0"/>
+              <w:autoSpaceDN w:val="0"/>
+              <w:adjustRightInd w:val="0"/>
+              <w:jc w:val="both"/>
               <w:rPr>
                 <w:rFonts w:ascii="Arial Nova Cond" w:hAnsi="Arial Nova Cond" w:cs="Arial"/>
                 <w:color w:val="000000"/>
@@ -12850,7 +12695,7 @@
         </w:trPr>
         <w:tc>
           <w:tcPr>
-            <w:tcW w:w="875" w:type="dxa"/>
+            <w:tcW w:w="818" w:type="dxa"/>
             <w:vMerge w:val="restart"/>
             <w:vAlign w:val="center"/>
           </w:tcPr>
@@ -12889,7 +12734,7 @@
         </w:tc>
         <w:tc>
           <w:tcPr>
-            <w:tcW w:w="1095" w:type="dxa"/>
+            <w:tcW w:w="1018" w:type="dxa"/>
             <w:vAlign w:val="center"/>
           </w:tcPr>
           <w:p>
@@ -12927,33 +12772,7 @@
         </w:tc>
         <w:tc>
           <w:tcPr>
-            <w:tcW w:w="1726" w:type="dxa"/>
-            <w:vAlign w:val="center"/>
-          </w:tcPr>
-          <w:p>
-            <w:pPr>
-              <w:pStyle w:val="Sinespaciado"/>
-              <w:jc w:val="both"/>
-              <w:rPr>
-                <w:rFonts w:ascii="Arial Nova Cond" w:eastAsia="Times New Roman" w:hAnsi="Arial Nova Cond" w:cs="Times New Roman"/>
-                <w:sz w:val="20"/>
-                <w:szCs w:val="20"/>
-              </w:rPr>
-            </w:pPr>
-            <w:r>
-              <w:rPr>
-                <w:rFonts w:ascii="Arial Nova Cond" w:eastAsia="Calibri" w:hAnsi="Arial Nova Cond" w:cs="Times New Roman"/>
-                <w:sz w:val="20"/>
-                <w:szCs w:val="20"/>
-                <w:lang w:val="es-ES_tradnl"/>
-              </w:rPr>
-              <w:t>{{problemapotencialidad3}}</w:t>
-            </w:r>
-          </w:p>
-        </w:tc>
-        <w:tc>
-          <w:tcPr>
-            <w:tcW w:w="6169" w:type="dxa"/>
+            <w:tcW w:w="5379" w:type="dxa"/>
             <w:vAlign w:val="center"/>
           </w:tcPr>
           <w:p>
@@ -12988,7 +12807,7 @@
         </w:tc>
         <w:tc>
           <w:tcPr>
-            <w:tcW w:w="2015" w:type="dxa"/>
+            <w:tcW w:w="1984" w:type="dxa"/>
             <w:vAlign w:val="center"/>
           </w:tcPr>
           <w:p>
@@ -13019,7 +12838,7 @@
         </w:tc>
         <w:tc>
           <w:tcPr>
-            <w:tcW w:w="1634" w:type="dxa"/>
+            <w:tcW w:w="2693" w:type="dxa"/>
             <w:vAlign w:val="center"/>
           </w:tcPr>
           <w:p>
@@ -13044,13 +12863,13 @@
                 <w:sz w:val="20"/>
                 <w:szCs w:val="20"/>
               </w:rPr>
-              <w:t>{{competencias3}}</w:t>
-            </w:r>
-          </w:p>
-        </w:tc>
-        <w:tc>
-          <w:tcPr>
-            <w:tcW w:w="1337" w:type="dxa"/>
+              <w:t>{{campotematico3}}</w:t>
+            </w:r>
+          </w:p>
+        </w:tc>
+        <w:tc>
+          <w:tcPr>
+            <w:tcW w:w="1560" w:type="dxa"/>
             <w:vAlign w:val="center"/>
           </w:tcPr>
           <w:p>
@@ -13058,7 +12877,38 @@
               <w:autoSpaceDE w:val="0"/>
               <w:autoSpaceDN w:val="0"/>
               <w:adjustRightInd w:val="0"/>
-              <w:jc w:val="center"/>
+              <w:jc w:val="both"/>
+              <w:rPr>
+                <w:rFonts w:ascii="Arial Nova Cond" w:hAnsi="Arial Nova Cond" w:cs="Arial"/>
+                <w:color w:val="000000"/>
+                <w:kern w:val="0"/>
+                <w:sz w:val="20"/>
+                <w:szCs w:val="20"/>
+              </w:rPr>
+            </w:pPr>
+            <w:r>
+              <w:rPr>
+                <w:rFonts w:ascii="Arial Nova Cond" w:hAnsi="Arial Nova Cond" w:cs="Arial"/>
+                <w:color w:val="000000"/>
+                <w:kern w:val="0"/>
+                <w:sz w:val="20"/>
+                <w:szCs w:val="20"/>
+              </w:rPr>
+              <w:t>{{competencias3}}</w:t>
+            </w:r>
+          </w:p>
+        </w:tc>
+        <w:tc>
+          <w:tcPr>
+            <w:tcW w:w="1399" w:type="dxa"/>
+            <w:vAlign w:val="center"/>
+          </w:tcPr>
+          <w:p>
+            <w:pPr>
+              <w:autoSpaceDE w:val="0"/>
+              <w:autoSpaceDN w:val="0"/>
+              <w:adjustRightInd w:val="0"/>
+              <w:jc w:val="both"/>
               <w:rPr>
                 <w:rFonts w:ascii="Arial Nova Cond" w:hAnsi="Arial Nova Cond" w:cs="Arial"/>
                 <w:color w:val="000000"/>
@@ -13087,7 +12937,7 @@
         </w:trPr>
         <w:tc>
           <w:tcPr>
-            <w:tcW w:w="875" w:type="dxa"/>
+            <w:tcW w:w="818" w:type="dxa"/>
             <w:vMerge/>
             <w:vAlign w:val="center"/>
           </w:tcPr>
@@ -13115,7 +12965,7 @@
         </w:tc>
         <w:tc>
           <w:tcPr>
-            <w:tcW w:w="1095" w:type="dxa"/>
+            <w:tcW w:w="1018" w:type="dxa"/>
             <w:vAlign w:val="center"/>
           </w:tcPr>
           <w:p>
@@ -13153,33 +13003,7 @@
         </w:tc>
         <w:tc>
           <w:tcPr>
-            <w:tcW w:w="1726" w:type="dxa"/>
-            <w:vAlign w:val="center"/>
-          </w:tcPr>
-          <w:p>
-            <w:pPr>
-              <w:pStyle w:val="Sinespaciado"/>
-              <w:jc w:val="both"/>
-              <w:rPr>
-                <w:rFonts w:ascii="Arial Nova Cond" w:hAnsi="Arial Nova Cond"/>
-                <w:sz w:val="20"/>
-                <w:szCs w:val="20"/>
-              </w:rPr>
-            </w:pPr>
-            <w:r>
-              <w:rPr>
-                <w:rFonts w:ascii="Arial Nova Cond" w:eastAsia="Calibri" w:hAnsi="Arial Nova Cond" w:cs="Times New Roman"/>
-                <w:sz w:val="20"/>
-                <w:szCs w:val="20"/>
-                <w:lang w:val="es-ES_tradnl"/>
-              </w:rPr>
-              <w:t>{{problemapotencialidad4}}</w:t>
-            </w:r>
-          </w:p>
-        </w:tc>
-        <w:tc>
-          <w:tcPr>
-            <w:tcW w:w="6169" w:type="dxa"/>
+            <w:tcW w:w="5379" w:type="dxa"/>
             <w:vAlign w:val="center"/>
           </w:tcPr>
           <w:p>
@@ -13214,7 +13038,7 @@
         </w:tc>
         <w:tc>
           <w:tcPr>
-            <w:tcW w:w="2015" w:type="dxa"/>
+            <w:tcW w:w="1984" w:type="dxa"/>
             <w:vAlign w:val="center"/>
           </w:tcPr>
           <w:p>
@@ -13245,7 +13069,7 @@
         </w:tc>
         <w:tc>
           <w:tcPr>
-            <w:tcW w:w="1634" w:type="dxa"/>
+            <w:tcW w:w="2693" w:type="dxa"/>
             <w:vAlign w:val="center"/>
           </w:tcPr>
           <w:p>
@@ -13270,13 +13094,13 @@
                 <w:sz w:val="20"/>
                 <w:szCs w:val="20"/>
               </w:rPr>
-              <w:t>{{competencias4}}</w:t>
-            </w:r>
-          </w:p>
-        </w:tc>
-        <w:tc>
-          <w:tcPr>
-            <w:tcW w:w="1337" w:type="dxa"/>
+              <w:t>{{campotematico4}}</w:t>
+            </w:r>
+          </w:p>
+        </w:tc>
+        <w:tc>
+          <w:tcPr>
+            <w:tcW w:w="1560" w:type="dxa"/>
             <w:vAlign w:val="center"/>
           </w:tcPr>
           <w:p>
@@ -13284,7 +13108,38 @@
               <w:autoSpaceDE w:val="0"/>
               <w:autoSpaceDN w:val="0"/>
               <w:adjustRightInd w:val="0"/>
-              <w:jc w:val="center"/>
+              <w:jc w:val="both"/>
+              <w:rPr>
+                <w:rFonts w:ascii="Arial Nova Cond" w:hAnsi="Arial Nova Cond" w:cs="Arial"/>
+                <w:color w:val="000000"/>
+                <w:kern w:val="0"/>
+                <w:sz w:val="20"/>
+                <w:szCs w:val="20"/>
+              </w:rPr>
+            </w:pPr>
+            <w:r>
+              <w:rPr>
+                <w:rFonts w:ascii="Arial Nova Cond" w:hAnsi="Arial Nova Cond" w:cs="Arial"/>
+                <w:color w:val="000000"/>
+                <w:kern w:val="0"/>
+                <w:sz w:val="20"/>
+                <w:szCs w:val="20"/>
+              </w:rPr>
+              <w:t>{{competencias4}}</w:t>
+            </w:r>
+          </w:p>
+        </w:tc>
+        <w:tc>
+          <w:tcPr>
+            <w:tcW w:w="1399" w:type="dxa"/>
+            <w:vAlign w:val="center"/>
+          </w:tcPr>
+          <w:p>
+            <w:pPr>
+              <w:autoSpaceDE w:val="0"/>
+              <w:autoSpaceDN w:val="0"/>
+              <w:adjustRightInd w:val="0"/>
+              <w:jc w:val="both"/>
               <w:rPr>
                 <w:rFonts w:ascii="Arial Nova Cond" w:hAnsi="Arial Nova Cond" w:cs="Arial"/>
                 <w:color w:val="000000"/>
@@ -13313,7 +13168,7 @@
         </w:trPr>
         <w:tc>
           <w:tcPr>
-            <w:tcW w:w="875" w:type="dxa"/>
+            <w:tcW w:w="818" w:type="dxa"/>
             <w:vMerge w:val="restart"/>
             <w:vAlign w:val="center"/>
           </w:tcPr>
@@ -13352,7 +13207,7 @@
         </w:tc>
         <w:tc>
           <w:tcPr>
-            <w:tcW w:w="1095" w:type="dxa"/>
+            <w:tcW w:w="1018" w:type="dxa"/>
             <w:vAlign w:val="center"/>
           </w:tcPr>
           <w:p>
@@ -13390,34 +13245,7 @@
         </w:tc>
         <w:tc>
           <w:tcPr>
-            <w:tcW w:w="1726" w:type="dxa"/>
-            <w:vAlign w:val="center"/>
-          </w:tcPr>
-          <w:p>
-            <w:pPr>
-              <w:pStyle w:val="Sinespaciado"/>
-              <w:jc w:val="both"/>
-              <w:rPr>
-                <w:rFonts w:ascii="Arial Nova Cond" w:hAnsi="Arial Nova Cond"/>
-                <w:color w:val="000000" w:themeColor="text1"/>
-                <w:sz w:val="20"/>
-                <w:szCs w:val="20"/>
-              </w:rPr>
-            </w:pPr>
-            <w:r>
-              <w:rPr>
-                <w:rFonts w:ascii="Arial Nova Cond" w:eastAsia="Calibri" w:hAnsi="Arial Nova Cond" w:cs="Times New Roman"/>
-                <w:sz w:val="20"/>
-                <w:szCs w:val="20"/>
-                <w:lang w:val="es-ES_tradnl"/>
-              </w:rPr>
-              <w:t>{{problemapotencialidad5}}</w:t>
-            </w:r>
-          </w:p>
-        </w:tc>
-        <w:tc>
-          <w:tcPr>
-            <w:tcW w:w="6169" w:type="dxa"/>
+            <w:tcW w:w="5379" w:type="dxa"/>
             <w:vAlign w:val="center"/>
           </w:tcPr>
           <w:p>
@@ -13446,13 +13274,13 @@
                 <w:szCs w:val="20"/>
                 <w:lang w:val="es-ES_tradnl"/>
               </w:rPr>
-              <w:t>{{situacionsignificativa5}}</w:t>
-            </w:r>
-          </w:p>
-        </w:tc>
-        <w:tc>
-          <w:tcPr>
-            <w:tcW w:w="2015" w:type="dxa"/>
+              <w:t xml:space="preserve">{{situacionsignificativa5}} </w:t>
+            </w:r>
+          </w:p>
+        </w:tc>
+        <w:tc>
+          <w:tcPr>
+            <w:tcW w:w="1984" w:type="dxa"/>
             <w:vAlign w:val="center"/>
           </w:tcPr>
           <w:p>
@@ -13483,7 +13311,7 @@
         </w:tc>
         <w:tc>
           <w:tcPr>
-            <w:tcW w:w="1634" w:type="dxa"/>
+            <w:tcW w:w="2693" w:type="dxa"/>
             <w:vAlign w:val="center"/>
           </w:tcPr>
           <w:p>
@@ -13508,13 +13336,13 @@
                 <w:sz w:val="20"/>
                 <w:szCs w:val="20"/>
               </w:rPr>
-              <w:t>{{competencias5}}</w:t>
-            </w:r>
-          </w:p>
-        </w:tc>
-        <w:tc>
-          <w:tcPr>
-            <w:tcW w:w="1337" w:type="dxa"/>
+              <w:t>{{campotematico5}}</w:t>
+            </w:r>
+          </w:p>
+        </w:tc>
+        <w:tc>
+          <w:tcPr>
+            <w:tcW w:w="1560" w:type="dxa"/>
             <w:vAlign w:val="center"/>
           </w:tcPr>
           <w:p>
@@ -13522,7 +13350,38 @@
               <w:autoSpaceDE w:val="0"/>
               <w:autoSpaceDN w:val="0"/>
               <w:adjustRightInd w:val="0"/>
-              <w:jc w:val="center"/>
+              <w:jc w:val="both"/>
+              <w:rPr>
+                <w:rFonts w:ascii="Arial Nova Cond" w:hAnsi="Arial Nova Cond" w:cs="Arial"/>
+                <w:color w:val="000000"/>
+                <w:kern w:val="0"/>
+                <w:sz w:val="20"/>
+                <w:szCs w:val="20"/>
+              </w:rPr>
+            </w:pPr>
+            <w:r>
+              <w:rPr>
+                <w:rFonts w:ascii="Arial Nova Cond" w:hAnsi="Arial Nova Cond" w:cs="Arial"/>
+                <w:color w:val="000000"/>
+                <w:kern w:val="0"/>
+                <w:sz w:val="20"/>
+                <w:szCs w:val="20"/>
+              </w:rPr>
+              <w:t>{{competencias5}}</w:t>
+            </w:r>
+          </w:p>
+        </w:tc>
+        <w:tc>
+          <w:tcPr>
+            <w:tcW w:w="1399" w:type="dxa"/>
+            <w:vAlign w:val="center"/>
+          </w:tcPr>
+          <w:p>
+            <w:pPr>
+              <w:autoSpaceDE w:val="0"/>
+              <w:autoSpaceDN w:val="0"/>
+              <w:adjustRightInd w:val="0"/>
+              <w:jc w:val="both"/>
               <w:rPr>
                 <w:rFonts w:ascii="Arial Nova Cond" w:hAnsi="Arial Nova Cond" w:cs="Arial"/>
                 <w:color w:val="000000"/>
@@ -13551,7 +13410,7 @@
         </w:trPr>
         <w:tc>
           <w:tcPr>
-            <w:tcW w:w="875" w:type="dxa"/>
+            <w:tcW w:w="818" w:type="dxa"/>
             <w:vMerge/>
             <w:vAlign w:val="center"/>
           </w:tcPr>
@@ -13579,7 +13438,7 @@
         </w:tc>
         <w:tc>
           <w:tcPr>
-            <w:tcW w:w="1095" w:type="dxa"/>
+            <w:tcW w:w="1018" w:type="dxa"/>
             <w:vAlign w:val="center"/>
           </w:tcPr>
           <w:p>
@@ -13617,33 +13476,7 @@
         </w:tc>
         <w:tc>
           <w:tcPr>
-            <w:tcW w:w="1726" w:type="dxa"/>
-            <w:vAlign w:val="center"/>
-          </w:tcPr>
-          <w:p>
-            <w:pPr>
-              <w:pStyle w:val="Sinespaciado"/>
-              <w:jc w:val="both"/>
-              <w:rPr>
-                <w:rFonts w:ascii="Arial Nova Cond" w:hAnsi="Arial Nova Cond"/>
-                <w:sz w:val="20"/>
-                <w:szCs w:val="20"/>
-              </w:rPr>
-            </w:pPr>
-            <w:r>
-              <w:rPr>
-                <w:rFonts w:ascii="Arial Nova Cond" w:eastAsia="Calibri" w:hAnsi="Arial Nova Cond" w:cs="Times New Roman"/>
-                <w:sz w:val="20"/>
-                <w:szCs w:val="20"/>
-                <w:lang w:val="es-ES_tradnl"/>
-              </w:rPr>
-              <w:t>{{problemapotencialidad6}}</w:t>
-            </w:r>
-          </w:p>
-        </w:tc>
-        <w:tc>
-          <w:tcPr>
-            <w:tcW w:w="6169" w:type="dxa"/>
+            <w:tcW w:w="5379" w:type="dxa"/>
             <w:vAlign w:val="center"/>
           </w:tcPr>
           <w:p>
@@ -13677,7 +13510,7 @@
         </w:tc>
         <w:tc>
           <w:tcPr>
-            <w:tcW w:w="2015" w:type="dxa"/>
+            <w:tcW w:w="1984" w:type="dxa"/>
             <w:vAlign w:val="center"/>
           </w:tcPr>
           <w:p>
@@ -13708,7 +13541,7 @@
         </w:tc>
         <w:tc>
           <w:tcPr>
-            <w:tcW w:w="1634" w:type="dxa"/>
+            <w:tcW w:w="2693" w:type="dxa"/>
             <w:vAlign w:val="center"/>
           </w:tcPr>
           <w:p>
@@ -13733,13 +13566,13 @@
                 <w:sz w:val="20"/>
                 <w:szCs w:val="20"/>
               </w:rPr>
-              <w:t>{{competencias6}}</w:t>
-            </w:r>
-          </w:p>
-        </w:tc>
-        <w:tc>
-          <w:tcPr>
-            <w:tcW w:w="1337" w:type="dxa"/>
+              <w:t>{{campotematico6}}</w:t>
+            </w:r>
+          </w:p>
+        </w:tc>
+        <w:tc>
+          <w:tcPr>
+            <w:tcW w:w="1560" w:type="dxa"/>
             <w:vAlign w:val="center"/>
           </w:tcPr>
           <w:p>
@@ -13747,7 +13580,38 @@
               <w:autoSpaceDE w:val="0"/>
               <w:autoSpaceDN w:val="0"/>
               <w:adjustRightInd w:val="0"/>
-              <w:jc w:val="center"/>
+              <w:jc w:val="both"/>
+              <w:rPr>
+                <w:rFonts w:ascii="Arial Nova Cond" w:hAnsi="Arial Nova Cond" w:cs="Arial"/>
+                <w:color w:val="000000"/>
+                <w:kern w:val="0"/>
+                <w:sz w:val="20"/>
+                <w:szCs w:val="20"/>
+              </w:rPr>
+            </w:pPr>
+            <w:r>
+              <w:rPr>
+                <w:rFonts w:ascii="Arial Nova Cond" w:hAnsi="Arial Nova Cond" w:cs="Arial"/>
+                <w:color w:val="000000"/>
+                <w:kern w:val="0"/>
+                <w:sz w:val="20"/>
+                <w:szCs w:val="20"/>
+              </w:rPr>
+              <w:t>{{competencias6}}</w:t>
+            </w:r>
+          </w:p>
+        </w:tc>
+        <w:tc>
+          <w:tcPr>
+            <w:tcW w:w="1399" w:type="dxa"/>
+            <w:vAlign w:val="center"/>
+          </w:tcPr>
+          <w:p>
+            <w:pPr>
+              <w:autoSpaceDE w:val="0"/>
+              <w:autoSpaceDN w:val="0"/>
+              <w:adjustRightInd w:val="0"/>
+              <w:jc w:val="both"/>
               <w:rPr>
                 <w:rFonts w:ascii="Arial Nova Cond" w:hAnsi="Arial Nova Cond" w:cs="Arial"/>
                 <w:color w:val="000000"/>
@@ -13776,7 +13640,7 @@
         </w:trPr>
         <w:tc>
           <w:tcPr>
-            <w:tcW w:w="875" w:type="dxa"/>
+            <w:tcW w:w="818" w:type="dxa"/>
             <w:vMerge w:val="restart"/>
             <w:vAlign w:val="center"/>
           </w:tcPr>
@@ -13815,7 +13679,7 @@
         </w:tc>
         <w:tc>
           <w:tcPr>
-            <w:tcW w:w="1095" w:type="dxa"/>
+            <w:tcW w:w="1018" w:type="dxa"/>
             <w:vAlign w:val="center"/>
           </w:tcPr>
           <w:p>
@@ -13853,7 +13717,7 @@
         </w:tc>
         <w:tc>
           <w:tcPr>
-            <w:tcW w:w="1726" w:type="dxa"/>
+            <w:tcW w:w="5379" w:type="dxa"/>
             <w:vAlign w:val="center"/>
           </w:tcPr>
           <w:p>
@@ -13866,62 +13730,28 @@
               </w:tabs>
               <w:spacing w:line="276" w:lineRule="auto"/>
               <w:ind w:left="0"/>
+              <w:jc w:val="both"/>
+              <w:rPr>
+                <w:rFonts w:ascii="Arial Nova Cond" w:hAnsi="Arial Nova Cond"/>
+                <w:color w:val="000000" w:themeColor="text1"/>
+                <w:sz w:val="20"/>
+                <w:szCs w:val="20"/>
+              </w:rPr>
+            </w:pPr>
+            <w:r>
               <w:rPr>
                 <w:rFonts w:ascii="Arial Nova Cond" w:eastAsia="Calibri" w:hAnsi="Arial Nova Cond" w:cs="Times New Roman"/>
-                <w:color w:val="000000" w:themeColor="text1"/>
                 <w:sz w:val="20"/>
                 <w:szCs w:val="20"/>
                 <w:lang w:val="es-ES_tradnl"/>
               </w:rPr>
-            </w:pPr>
-            <w:r>
-              <w:rPr>
-                <w:rFonts w:ascii="Arial Nova Cond" w:eastAsia="Calibri" w:hAnsi="Arial Nova Cond" w:cs="Times New Roman"/>
-                <w:sz w:val="20"/>
-                <w:szCs w:val="20"/>
-                <w:lang w:val="es-ES_tradnl"/>
-              </w:rPr>
-              <w:t>{{problemapotencialidad7}}</w:t>
-            </w:r>
-          </w:p>
-        </w:tc>
-        <w:tc>
-          <w:tcPr>
-            <w:tcW w:w="6169" w:type="dxa"/>
-            <w:vAlign w:val="center"/>
-          </w:tcPr>
-          <w:p>
-            <w:pPr>
-              <w:pStyle w:val="Prrafodelista"/>
-              <w:tabs>
-                <w:tab w:val="left" w:pos="0"/>
-                <w:tab w:val="left" w:pos="142"/>
-                <w:tab w:val="left" w:pos="284"/>
-              </w:tabs>
-              <w:spacing w:line="276" w:lineRule="auto"/>
-              <w:ind w:left="0"/>
-              <w:jc w:val="both"/>
-              <w:rPr>
-                <w:rFonts w:ascii="Arial Nova Cond" w:hAnsi="Arial Nova Cond"/>
-                <w:color w:val="000000" w:themeColor="text1"/>
-                <w:sz w:val="20"/>
-                <w:szCs w:val="20"/>
-              </w:rPr>
-            </w:pPr>
-            <w:r>
-              <w:rPr>
-                <w:rFonts w:ascii="Arial Nova Cond" w:eastAsia="Calibri" w:hAnsi="Arial Nova Cond" w:cs="Times New Roman"/>
-                <w:sz w:val="20"/>
-                <w:szCs w:val="20"/>
-                <w:lang w:val="es-ES_tradnl"/>
-              </w:rPr>
               <w:t>{{situacionsignificativa7}}</w:t>
             </w:r>
           </w:p>
         </w:tc>
         <w:tc>
           <w:tcPr>
-            <w:tcW w:w="2015" w:type="dxa"/>
+            <w:tcW w:w="1984" w:type="dxa"/>
             <w:vAlign w:val="center"/>
           </w:tcPr>
           <w:p>
@@ -13952,7 +13782,7 @@
         </w:tc>
         <w:tc>
           <w:tcPr>
-            <w:tcW w:w="1634" w:type="dxa"/>
+            <w:tcW w:w="2693" w:type="dxa"/>
             <w:vAlign w:val="center"/>
           </w:tcPr>
           <w:p>
@@ -13977,13 +13807,13 @@
                 <w:sz w:val="20"/>
                 <w:szCs w:val="20"/>
               </w:rPr>
-              <w:t>{{competencias7}}</w:t>
-            </w:r>
-          </w:p>
-        </w:tc>
-        <w:tc>
-          <w:tcPr>
-            <w:tcW w:w="1337" w:type="dxa"/>
+              <w:t>{{campotematico7}}</w:t>
+            </w:r>
+          </w:p>
+        </w:tc>
+        <w:tc>
+          <w:tcPr>
+            <w:tcW w:w="1560" w:type="dxa"/>
             <w:vAlign w:val="center"/>
           </w:tcPr>
           <w:p>
@@ -13991,7 +13821,38 @@
               <w:autoSpaceDE w:val="0"/>
               <w:autoSpaceDN w:val="0"/>
               <w:adjustRightInd w:val="0"/>
-              <w:jc w:val="center"/>
+              <w:jc w:val="both"/>
+              <w:rPr>
+                <w:rFonts w:ascii="Arial Nova Cond" w:hAnsi="Arial Nova Cond" w:cs="Arial"/>
+                <w:color w:val="000000"/>
+                <w:kern w:val="0"/>
+                <w:sz w:val="20"/>
+                <w:szCs w:val="20"/>
+              </w:rPr>
+            </w:pPr>
+            <w:r>
+              <w:rPr>
+                <w:rFonts w:ascii="Arial Nova Cond" w:hAnsi="Arial Nova Cond" w:cs="Arial"/>
+                <w:color w:val="000000"/>
+                <w:kern w:val="0"/>
+                <w:sz w:val="20"/>
+                <w:szCs w:val="20"/>
+              </w:rPr>
+              <w:t>{{competencias7}}</w:t>
+            </w:r>
+          </w:p>
+        </w:tc>
+        <w:tc>
+          <w:tcPr>
+            <w:tcW w:w="1399" w:type="dxa"/>
+            <w:vAlign w:val="center"/>
+          </w:tcPr>
+          <w:p>
+            <w:pPr>
+              <w:autoSpaceDE w:val="0"/>
+              <w:autoSpaceDN w:val="0"/>
+              <w:adjustRightInd w:val="0"/>
+              <w:jc w:val="both"/>
               <w:rPr>
                 <w:rFonts w:ascii="Arial Nova Cond" w:hAnsi="Arial Nova Cond" w:cs="Arial"/>
                 <w:color w:val="000000"/>
@@ -14020,7 +13881,7 @@
         </w:trPr>
         <w:tc>
           <w:tcPr>
-            <w:tcW w:w="875" w:type="dxa"/>
+            <w:tcW w:w="818" w:type="dxa"/>
             <w:vMerge/>
             <w:vAlign w:val="center"/>
           </w:tcPr>
@@ -14048,7 +13909,7 @@
         </w:tc>
         <w:tc>
           <w:tcPr>
-            <w:tcW w:w="1095" w:type="dxa"/>
+            <w:tcW w:w="1018" w:type="dxa"/>
             <w:vAlign w:val="center"/>
           </w:tcPr>
           <w:p>
@@ -14086,7 +13947,7 @@
         </w:tc>
         <w:tc>
           <w:tcPr>
-            <w:tcW w:w="1726" w:type="dxa"/>
+            <w:tcW w:w="5379" w:type="dxa"/>
             <w:vAlign w:val="center"/>
           </w:tcPr>
           <w:p>
@@ -14099,6 +13960,7 @@
               </w:tabs>
               <w:spacing w:line="276" w:lineRule="auto"/>
               <w:ind w:left="0"/>
+              <w:jc w:val="both"/>
               <w:rPr>
                 <w:rFonts w:ascii="Arial Nova Cond" w:eastAsia="Calibri" w:hAnsi="Arial Nova Cond" w:cs="Times New Roman"/>
                 <w:color w:val="000000" w:themeColor="text1"/>
@@ -14114,48 +13976,13 @@
                 <w:szCs w:val="20"/>
                 <w:lang w:val="es-ES_tradnl"/>
               </w:rPr>
-              <w:t>{{problemapotencialidad8}}</w:t>
-            </w:r>
-          </w:p>
-        </w:tc>
-        <w:tc>
-          <w:tcPr>
-            <w:tcW w:w="6169" w:type="dxa"/>
-            <w:vAlign w:val="center"/>
-          </w:tcPr>
-          <w:p>
-            <w:pPr>
-              <w:pStyle w:val="Prrafodelista"/>
-              <w:tabs>
-                <w:tab w:val="left" w:pos="0"/>
-                <w:tab w:val="left" w:pos="142"/>
-                <w:tab w:val="left" w:pos="284"/>
-              </w:tabs>
-              <w:spacing w:line="276" w:lineRule="auto"/>
-              <w:ind w:left="0"/>
-              <w:jc w:val="both"/>
-              <w:rPr>
-                <w:rFonts w:ascii="Arial Nova Cond" w:eastAsia="Calibri" w:hAnsi="Arial Nova Cond" w:cs="Times New Roman"/>
-                <w:color w:val="000000" w:themeColor="text1"/>
-                <w:sz w:val="20"/>
-                <w:szCs w:val="20"/>
-                <w:lang w:val="es-ES_tradnl"/>
-              </w:rPr>
-            </w:pPr>
-            <w:r>
-              <w:rPr>
-                <w:rFonts w:ascii="Arial Nova Cond" w:eastAsia="Calibri" w:hAnsi="Arial Nova Cond" w:cs="Times New Roman"/>
-                <w:sz w:val="20"/>
-                <w:szCs w:val="20"/>
-                <w:lang w:val="es-ES_tradnl"/>
-              </w:rPr>
               <w:t>{{situacionsignificativa8}}</w:t>
             </w:r>
           </w:p>
         </w:tc>
         <w:tc>
           <w:tcPr>
-            <w:tcW w:w="2015" w:type="dxa"/>
+            <w:tcW w:w="1984" w:type="dxa"/>
             <w:vAlign w:val="center"/>
           </w:tcPr>
           <w:p>
@@ -14185,7 +14012,7 @@
         </w:tc>
         <w:tc>
           <w:tcPr>
-            <w:tcW w:w="1634" w:type="dxa"/>
+            <w:tcW w:w="2693" w:type="dxa"/>
             <w:vAlign w:val="center"/>
           </w:tcPr>
           <w:p>
@@ -14210,13 +14037,13 @@
                 <w:sz w:val="20"/>
                 <w:szCs w:val="20"/>
               </w:rPr>
-              <w:t>{{competencias8}}</w:t>
-            </w:r>
-          </w:p>
-        </w:tc>
-        <w:tc>
-          <w:tcPr>
-            <w:tcW w:w="1337" w:type="dxa"/>
+              <w:t>{{campotematico8}}</w:t>
+            </w:r>
+          </w:p>
+        </w:tc>
+        <w:tc>
+          <w:tcPr>
+            <w:tcW w:w="1560" w:type="dxa"/>
             <w:vAlign w:val="center"/>
           </w:tcPr>
           <w:p>
@@ -14224,7 +14051,7 @@
               <w:autoSpaceDE w:val="0"/>
               <w:autoSpaceDN w:val="0"/>
               <w:adjustRightInd w:val="0"/>
-              <w:jc w:val="center"/>
+              <w:jc w:val="both"/>
               <w:rPr>
                 <w:rFonts w:ascii="Arial Nova Cond" w:hAnsi="Arial Nova Cond" w:cs="Arial"/>
                 <w:color w:val="000000"/>
@@ -14241,6 +14068,37 @@
                 <w:sz w:val="20"/>
                 <w:szCs w:val="20"/>
               </w:rPr>
+              <w:t>{{competencias8}}</w:t>
+            </w:r>
+          </w:p>
+        </w:tc>
+        <w:tc>
+          <w:tcPr>
+            <w:tcW w:w="1399" w:type="dxa"/>
+            <w:vAlign w:val="center"/>
+          </w:tcPr>
+          <w:p>
+            <w:pPr>
+              <w:autoSpaceDE w:val="0"/>
+              <w:autoSpaceDN w:val="0"/>
+              <w:adjustRightInd w:val="0"/>
+              <w:jc w:val="both"/>
+              <w:rPr>
+                <w:rFonts w:ascii="Arial Nova Cond" w:hAnsi="Arial Nova Cond" w:cs="Arial"/>
+                <w:color w:val="000000"/>
+                <w:kern w:val="0"/>
+                <w:sz w:val="20"/>
+                <w:szCs w:val="20"/>
+              </w:rPr>
+            </w:pPr>
+            <w:r>
+              <w:rPr>
+                <w:rFonts w:ascii="Arial Nova Cond" w:hAnsi="Arial Nova Cond" w:cs="Arial"/>
+                <w:color w:val="000000"/>
+                <w:kern w:val="0"/>
+                <w:sz w:val="20"/>
+                <w:szCs w:val="20"/>
+              </w:rPr>
               <w:t>{{producto8}}</w:t>
             </w:r>
           </w:p>
@@ -14248,28 +14106,6 @@
       </w:tr>
       <w:bookmarkEnd w:id="1"/>
     </w:tbl>
-    <w:p>
-      <w:pPr>
-        <w:pStyle w:val="Sinespaciado"/>
-        <w:spacing w:line="276" w:lineRule="auto"/>
-        <w:rPr>
-          <w:rFonts w:ascii="Arial Nova Cond Light" w:hAnsi="Arial Nova Cond Light"/>
-          <w:sz w:val="20"/>
-          <w:szCs w:val="20"/>
-        </w:rPr>
-      </w:pPr>
-    </w:p>
-    <w:p>
-      <w:pPr>
-        <w:pStyle w:val="Sinespaciado"/>
-        <w:spacing w:line="276" w:lineRule="auto"/>
-        <w:rPr>
-          <w:rFonts w:ascii="Arial Nova Cond Light" w:hAnsi="Arial Nova Cond Light"/>
-          <w:sz w:val="20"/>
-          <w:szCs w:val="20"/>
-        </w:rPr>
-      </w:pPr>
-    </w:p>
     <w:p>
       <w:pPr>
         <w:pStyle w:val="Sinespaciado"/>
@@ -14320,6 +14156,7 @@
           <w:sz w:val="20"/>
           <w:szCs w:val="20"/>
         </w:rPr>
+        <w:lastRenderedPageBreak/>
         <w:t xml:space="preserve">ORGANIZACIÓN DE LOS PROPÓSITOS DE APRENDIZAJE: </w:t>
       </w:r>
     </w:p>
@@ -24673,27 +24510,7 @@
                 <w:sz w:val="20"/>
                 <w:szCs w:val="20"/>
               </w:rPr>
-              <w:t xml:space="preserve">Google </w:t>
-            </w:r>
-            <w:proofErr w:type="spellStart"/>
-            <w:r>
-              <w:rPr>
-                <w:rFonts w:ascii="Arial Nova Cond Light" w:hAnsi="Arial Nova Cond Light" w:cs="Times New Roman"/>
-                <w:color w:val="000000" w:themeColor="text1"/>
-                <w:sz w:val="20"/>
-                <w:szCs w:val="20"/>
-              </w:rPr>
-              <w:t>Maps</w:t>
-            </w:r>
-            <w:proofErr w:type="spellEnd"/>
-            <w:r>
-              <w:rPr>
-                <w:rFonts w:ascii="Arial Nova Cond Light" w:hAnsi="Arial Nova Cond Light" w:cs="Times New Roman"/>
-                <w:color w:val="000000" w:themeColor="text1"/>
-                <w:sz w:val="20"/>
-                <w:szCs w:val="20"/>
-              </w:rPr>
-              <w:t xml:space="preserve">. </w:t>
+              <w:t xml:space="preserve">Google Maps. </w:t>
             </w:r>
           </w:p>
           <w:p>
@@ -25829,29 +25646,7 @@
                 <w:szCs w:val="20"/>
                 <w14:ligatures w14:val="none"/>
               </w:rPr>
-              <w:t xml:space="preserve">Minedu (2016). Programa curricular de educación secundaria. Resolución Ministerial </w:t>
-            </w:r>
-            <w:proofErr w:type="spellStart"/>
-            <w:r>
-              <w:rPr>
-                <w:rFonts w:ascii="Arial Nova Cond Light" w:eastAsia="Calibri" w:hAnsi="Arial Nova Cond Light" w:cs="Calibri Light"/>
-                <w:kern w:val="0"/>
-                <w:sz w:val="20"/>
-                <w:szCs w:val="20"/>
-                <w14:ligatures w14:val="none"/>
-              </w:rPr>
-              <w:t>N.°</w:t>
-            </w:r>
-            <w:proofErr w:type="spellEnd"/>
-            <w:r>
-              <w:rPr>
-                <w:rFonts w:ascii="Arial Nova Cond Light" w:eastAsia="Calibri" w:hAnsi="Arial Nova Cond Light" w:cs="Calibri Light"/>
-                <w:kern w:val="0"/>
-                <w:sz w:val="20"/>
-                <w:szCs w:val="20"/>
-                <w14:ligatures w14:val="none"/>
-              </w:rPr>
-              <w:t xml:space="preserve"> 649-2016-Minedu. </w:t>
+              <w:t xml:space="preserve">Minedu (2016). Programa curricular de educación secundaria. Resolución Ministerial N.° 649-2016-Minedu. </w:t>
             </w:r>
           </w:p>
           <w:p>
@@ -25880,29 +25675,7 @@
                 <w:szCs w:val="20"/>
                 <w14:ligatures w14:val="none"/>
               </w:rPr>
-              <w:t xml:space="preserve">Minedu (2016). Currículo Nacional de la educación básica. Resolución Ministerial </w:t>
-            </w:r>
-            <w:proofErr w:type="spellStart"/>
-            <w:r>
-              <w:rPr>
-                <w:rFonts w:ascii="Arial Nova Cond Light" w:eastAsia="Calibri" w:hAnsi="Arial Nova Cond Light" w:cs="Calibri Light"/>
-                <w:kern w:val="0"/>
-                <w:sz w:val="20"/>
-                <w:szCs w:val="20"/>
-                <w14:ligatures w14:val="none"/>
-              </w:rPr>
-              <w:t>N.°</w:t>
-            </w:r>
-            <w:proofErr w:type="spellEnd"/>
-            <w:r>
-              <w:rPr>
-                <w:rFonts w:ascii="Arial Nova Cond Light" w:eastAsia="Calibri" w:hAnsi="Arial Nova Cond Light" w:cs="Calibri Light"/>
-                <w:kern w:val="0"/>
-                <w:sz w:val="20"/>
-                <w:szCs w:val="20"/>
-                <w14:ligatures w14:val="none"/>
-              </w:rPr>
-              <w:t xml:space="preserve"> 281-2016-Minedu y su modificatoria. </w:t>
+              <w:t xml:space="preserve">Minedu (2016). Currículo Nacional de la educación básica. Resolución Ministerial N.° 281-2016-Minedu y su modificatoria. </w:t>
             </w:r>
           </w:p>
           <w:p>
@@ -25966,25 +25739,7 @@
                 <w:kern w:val="0"/>
                 <w14:ligatures w14:val="none"/>
               </w:rPr>
-              <w:t xml:space="preserve">Resolución Ministerial </w:t>
-            </w:r>
-            <w:proofErr w:type="spellStart"/>
-            <w:r>
-              <w:rPr>
-                <w:rFonts w:ascii="Arial Nova Cond Light" w:eastAsia="Calibri" w:hAnsi="Arial Nova Cond Light" w:cs="Calibri Light"/>
-                <w:kern w:val="0"/>
-                <w14:ligatures w14:val="none"/>
-              </w:rPr>
-              <w:t>N.°</w:t>
-            </w:r>
-            <w:proofErr w:type="spellEnd"/>
-            <w:r>
-              <w:rPr>
-                <w:rFonts w:ascii="Arial Nova Cond Light" w:eastAsia="Calibri" w:hAnsi="Arial Nova Cond Light" w:cs="Calibri Light"/>
-                <w:kern w:val="0"/>
-                <w14:ligatures w14:val="none"/>
-              </w:rPr>
-              <w:t xml:space="preserve"> 501-2025</w:t>
+              <w:t>Resolución Ministerial N.° 501-2025</w:t>
             </w:r>
             <w:r>
               <w:rPr>
@@ -26679,7 +26434,7 @@
 </file>
 
 <file path=word/endnotes.xml><?xml version="1.0" encoding="utf-8"?>
-<w:endnotes xmlns:wpc="http://schemas.microsoft.com/office/word/2010/wordprocessingCanvas" xmlns:cx="http://schemas.microsoft.com/office/drawing/2014/chartex" xmlns:cx1="http://schemas.microsoft.com/office/drawing/2015/9/8/chartex" xmlns:cx2="http://schemas.microsoft.com/office/drawing/2015/10/21/chartex" xmlns:cx3="http://schemas.microsoft.com/office/drawing/2016/5/9/chartex" xmlns:cx4="http://schemas.microsoft.com/office/drawing/2016/5/10/chartex" xmlns:cx5="http://schemas.microsoft.com/office/drawing/2016/5/11/chartex" xmlns:cx6="http://schemas.microsoft.com/office/drawing/2016/5/12/chartex" xmlns:cx7="http://schemas.microsoft.com/office/drawing/2016/5/13/chartex" xmlns:cx8="http://schemas.microsoft.com/office/drawing/2016/5/14/chartex" xmlns:mc="http://schemas.openxmlformats.org/markup-compatibility/2006" xmlns:aink="http://schemas.microsoft.com/office/drawing/2016/ink" xmlns:am3d="http://schemas.microsoft.com/office/drawing/2017/model3d" xmlns:o="urn:schemas-microsoft-com:office:office" xmlns:oel="http://schemas.microsoft.com/office/2019/extlst" xmlns:r="http://schemas.openxmlformats.org/officeDocument/2006/relationships" xmlns:m="http://schemas.openxmlformats.org/officeDocument/2006/math" xmlns:v="urn:schemas-microsoft-com:vml" xmlns:wp14="http://schemas.microsoft.com/office/word/2010/wordprocessingDrawing" xmlns:wp="http://schemas.openxmlformats.org/drawingml/2006/wordprocessingDrawing" xmlns:w10="urn:schemas-microsoft-com:office:word" xmlns:w="http://schemas.openxmlformats.org/wordprocessingml/2006/main" xmlns:w14="http://schemas.microsoft.com/office/word/2010/wordml" xmlns:w15="http://schemas.microsoft.com/office/word/2012/wordml" xmlns:w16cex="http://schemas.microsoft.com/office/word/2018/wordml/cex" xmlns:w16cid="http://schemas.microsoft.com/office/word/2016/wordml/cid" xmlns:w16="http://schemas.microsoft.com/office/word/2018/wordml" xmlns:w16du="http://schemas.microsoft.com/office/word/2023/wordml/word16du" xmlns:w16sdtdh="http://schemas.microsoft.com/office/word/2020/wordml/sdtdatahash" xmlns:w16se="http://schemas.microsoft.com/office/word/2015/wordml/symex" xmlns:wpg="http://schemas.microsoft.com/office/word/2010/wordprocessingGroup" xmlns:wpi="http://schemas.microsoft.com/office/word/2010/wordprocessingInk" xmlns:wne="http://schemas.microsoft.com/office/word/2006/wordml" xmlns:wps="http://schemas.microsoft.com/office/word/2010/wordprocessingShape" mc:Ignorable="w14 w15 w16se w16cid w16 w16cex w16sdtdh w16du wp14">
+<w:endnotes xmlns:wpc="http://schemas.microsoft.com/office/word/2010/wordprocessingCanvas" xmlns:cx="http://schemas.microsoft.com/office/drawing/2014/chartex" xmlns:cx1="http://schemas.microsoft.com/office/drawing/2015/9/8/chartex" xmlns:cx2="http://schemas.microsoft.com/office/drawing/2015/10/21/chartex" xmlns:cx3="http://schemas.microsoft.com/office/drawing/2016/5/9/chartex" xmlns:cx4="http://schemas.microsoft.com/office/drawing/2016/5/10/chartex" xmlns:cx5="http://schemas.microsoft.com/office/drawing/2016/5/11/chartex" xmlns:cx6="http://schemas.microsoft.com/office/drawing/2016/5/12/chartex" xmlns:cx7="http://schemas.microsoft.com/office/drawing/2016/5/13/chartex" xmlns:cx8="http://schemas.microsoft.com/office/drawing/2016/5/14/chartex" xmlns:mc="http://schemas.openxmlformats.org/markup-compatibility/2006" xmlns:aink="http://schemas.microsoft.com/office/drawing/2016/ink" xmlns:am3d="http://schemas.microsoft.com/office/drawing/2017/model3d" xmlns:o="urn:schemas-microsoft-com:office:office" xmlns:oel="http://schemas.microsoft.com/office/2019/extlst" xmlns:r="http://schemas.openxmlformats.org/officeDocument/2006/relationships" xmlns:m="http://schemas.openxmlformats.org/officeDocument/2006/math" xmlns:v="urn:schemas-microsoft-com:vml" xmlns:wp14="http://schemas.microsoft.com/office/word/2010/wordprocessingDrawing" xmlns:wp="http://schemas.openxmlformats.org/drawingml/2006/wordprocessingDrawing" xmlns:w10="urn:schemas-microsoft-com:office:word" xmlns:w="http://schemas.openxmlformats.org/wordprocessingml/2006/main" xmlns:w14="http://schemas.microsoft.com/office/word/2010/wordml" xmlns:w15="http://schemas.microsoft.com/office/word/2012/wordml" xmlns:w16cex="http://schemas.microsoft.com/office/word/2018/wordml/cex" xmlns:w16cid="http://schemas.microsoft.com/office/word/2016/wordml/cid" xmlns:w16="http://schemas.microsoft.com/office/word/2018/wordml" xmlns:w16du="http://schemas.microsoft.com/office/word/2023/wordml/word16du" xmlns:w16sdtdh="http://schemas.microsoft.com/office/word/2020/wordml/sdtdatahash" xmlns:w16sdtfl="http://schemas.microsoft.com/office/word/2024/wordml/sdtformatlock" xmlns:w16se="http://schemas.microsoft.com/office/word/2015/wordml/symex" xmlns:wpg="http://schemas.microsoft.com/office/word/2010/wordprocessingGroup" xmlns:wpi="http://schemas.microsoft.com/office/word/2010/wordprocessingInk" xmlns:wne="http://schemas.microsoft.com/office/word/2006/wordml" xmlns:wps="http://schemas.microsoft.com/office/word/2010/wordprocessingShape" mc:Ignorable="w14 w15 w16se w16cid w16 w16cex w16sdtdh w16sdtfl w16du wp14">
   <w:endnote w:type="separator" w:id="-1">
     <w:p>
       <w:pPr>
@@ -26704,7 +26459,7 @@
 </file>
 
 <file path=word/footer1.xml><?xml version="1.0" encoding="utf-8"?>
-<w:ftr xmlns:wpc="http://schemas.microsoft.com/office/word/2010/wordprocessingCanvas" xmlns:cx="http://schemas.microsoft.com/office/drawing/2014/chartex" xmlns:cx1="http://schemas.microsoft.com/office/drawing/2015/9/8/chartex" xmlns:cx2="http://schemas.microsoft.com/office/drawing/2015/10/21/chartex" xmlns:cx3="http://schemas.microsoft.com/office/drawing/2016/5/9/chartex" xmlns:cx4="http://schemas.microsoft.com/office/drawing/2016/5/10/chartex" xmlns:cx5="http://schemas.microsoft.com/office/drawing/2016/5/11/chartex" xmlns:cx6="http://schemas.microsoft.com/office/drawing/2016/5/12/chartex" xmlns:cx7="http://schemas.microsoft.com/office/drawing/2016/5/13/chartex" xmlns:cx8="http://schemas.microsoft.com/office/drawing/2016/5/14/chartex" xmlns:mc="http://schemas.openxmlformats.org/markup-compatibility/2006" xmlns:aink="http://schemas.microsoft.com/office/drawing/2016/ink" xmlns:am3d="http://schemas.microsoft.com/office/drawing/2017/model3d" xmlns:o="urn:schemas-microsoft-com:office:office" xmlns:oel="http://schemas.microsoft.com/office/2019/extlst" xmlns:r="http://schemas.openxmlformats.org/officeDocument/2006/relationships" xmlns:m="http://schemas.openxmlformats.org/officeDocument/2006/math" xmlns:v="urn:schemas-microsoft-com:vml" xmlns:wp14="http://schemas.microsoft.com/office/word/2010/wordprocessingDrawing" xmlns:wp="http://schemas.openxmlformats.org/drawingml/2006/wordprocessingDrawing" xmlns:w10="urn:schemas-microsoft-com:office:word" xmlns:w="http://schemas.openxmlformats.org/wordprocessingml/2006/main" xmlns:w14="http://schemas.microsoft.com/office/word/2010/wordml" xmlns:w15="http://schemas.microsoft.com/office/word/2012/wordml" xmlns:w16cex="http://schemas.microsoft.com/office/word/2018/wordml/cex" xmlns:w16cid="http://schemas.microsoft.com/office/word/2016/wordml/cid" xmlns:w16="http://schemas.microsoft.com/office/word/2018/wordml" xmlns:w16du="http://schemas.microsoft.com/office/word/2023/wordml/word16du" xmlns:w16sdtdh="http://schemas.microsoft.com/office/word/2020/wordml/sdtdatahash" xmlns:w16se="http://schemas.microsoft.com/office/word/2015/wordml/symex" xmlns:wpg="http://schemas.microsoft.com/office/word/2010/wordprocessingGroup" xmlns:wpi="http://schemas.microsoft.com/office/word/2010/wordprocessingInk" xmlns:wne="http://schemas.microsoft.com/office/word/2006/wordml" xmlns:wps="http://schemas.microsoft.com/office/word/2010/wordprocessingShape" mc:Ignorable="w14 w15 w16se w16cid w16 w16cex w16sdtdh w16du wp14">
+<w:ftr xmlns:wpc="http://schemas.microsoft.com/office/word/2010/wordprocessingCanvas" xmlns:cx="http://schemas.microsoft.com/office/drawing/2014/chartex" xmlns:cx1="http://schemas.microsoft.com/office/drawing/2015/9/8/chartex" xmlns:cx2="http://schemas.microsoft.com/office/drawing/2015/10/21/chartex" xmlns:cx3="http://schemas.microsoft.com/office/drawing/2016/5/9/chartex" xmlns:cx4="http://schemas.microsoft.com/office/drawing/2016/5/10/chartex" xmlns:cx5="http://schemas.microsoft.com/office/drawing/2016/5/11/chartex" xmlns:cx6="http://schemas.microsoft.com/office/drawing/2016/5/12/chartex" xmlns:cx7="http://schemas.microsoft.com/office/drawing/2016/5/13/chartex" xmlns:cx8="http://schemas.microsoft.com/office/drawing/2016/5/14/chartex" xmlns:mc="http://schemas.openxmlformats.org/markup-compatibility/2006" xmlns:aink="http://schemas.microsoft.com/office/drawing/2016/ink" xmlns:am3d="http://schemas.microsoft.com/office/drawing/2017/model3d" xmlns:o="urn:schemas-microsoft-com:office:office" xmlns:oel="http://schemas.microsoft.com/office/2019/extlst" xmlns:r="http://schemas.openxmlformats.org/officeDocument/2006/relationships" xmlns:m="http://schemas.openxmlformats.org/officeDocument/2006/math" xmlns:v="urn:schemas-microsoft-com:vml" xmlns:wp14="http://schemas.microsoft.com/office/word/2010/wordprocessingDrawing" xmlns:wp="http://schemas.openxmlformats.org/drawingml/2006/wordprocessingDrawing" xmlns:w10="urn:schemas-microsoft-com:office:word" xmlns:w="http://schemas.openxmlformats.org/wordprocessingml/2006/main" xmlns:w14="http://schemas.microsoft.com/office/word/2010/wordml" xmlns:w15="http://schemas.microsoft.com/office/word/2012/wordml" xmlns:w16cex="http://schemas.microsoft.com/office/word/2018/wordml/cex" xmlns:w16cid="http://schemas.microsoft.com/office/word/2016/wordml/cid" xmlns:w16="http://schemas.microsoft.com/office/word/2018/wordml" xmlns:w16du="http://schemas.microsoft.com/office/word/2023/wordml/word16du" xmlns:w16sdtdh="http://schemas.microsoft.com/office/word/2020/wordml/sdtdatahash" xmlns:w16sdtfl="http://schemas.microsoft.com/office/word/2024/wordml/sdtformatlock" xmlns:w16se="http://schemas.microsoft.com/office/word/2015/wordml/symex" xmlns:wpg="http://schemas.microsoft.com/office/word/2010/wordprocessingGroup" xmlns:wpi="http://schemas.microsoft.com/office/word/2010/wordprocessingInk" xmlns:wne="http://schemas.microsoft.com/office/word/2006/wordml" xmlns:wps="http://schemas.microsoft.com/office/word/2010/wordprocessingShape" mc:Ignorable="w14 w15 w16se w16cid w16 w16cex w16sdtdh w16sdtfl w16du wp14">
   <w:p>
     <w:pPr>
       <w:pStyle w:val="Piedepgina"/>
@@ -27165,7 +26920,7 @@
 </file>
 
 <file path=word/footnotes.xml><?xml version="1.0" encoding="utf-8"?>
-<w:footnotes xmlns:wpc="http://schemas.microsoft.com/office/word/2010/wordprocessingCanvas" xmlns:cx="http://schemas.microsoft.com/office/drawing/2014/chartex" xmlns:cx1="http://schemas.microsoft.com/office/drawing/2015/9/8/chartex" xmlns:cx2="http://schemas.microsoft.com/office/drawing/2015/10/21/chartex" xmlns:cx3="http://schemas.microsoft.com/office/drawing/2016/5/9/chartex" xmlns:cx4="http://schemas.microsoft.com/office/drawing/2016/5/10/chartex" xmlns:cx5="http://schemas.microsoft.com/office/drawing/2016/5/11/chartex" xmlns:cx6="http://schemas.microsoft.com/office/drawing/2016/5/12/chartex" xmlns:cx7="http://schemas.microsoft.com/office/drawing/2016/5/13/chartex" xmlns:cx8="http://schemas.microsoft.com/office/drawing/2016/5/14/chartex" xmlns:mc="http://schemas.openxmlformats.org/markup-compatibility/2006" xmlns:aink="http://schemas.microsoft.com/office/drawing/2016/ink" xmlns:am3d="http://schemas.microsoft.com/office/drawing/2017/model3d" xmlns:o="urn:schemas-microsoft-com:office:office" xmlns:oel="http://schemas.microsoft.com/office/2019/extlst" xmlns:r="http://schemas.openxmlformats.org/officeDocument/2006/relationships" xmlns:m="http://schemas.openxmlformats.org/officeDocument/2006/math" xmlns:v="urn:schemas-microsoft-com:vml" xmlns:wp14="http://schemas.microsoft.com/office/word/2010/wordprocessingDrawing" xmlns:wp="http://schemas.openxmlformats.org/drawingml/2006/wordprocessingDrawing" xmlns:w10="urn:schemas-microsoft-com:office:word" xmlns:w="http://schemas.openxmlformats.org/wordprocessingml/2006/main" xmlns:w14="http://schemas.microsoft.com/office/word/2010/wordml" xmlns:w15="http://schemas.microsoft.com/office/word/2012/wordml" xmlns:w16cex="http://schemas.microsoft.com/office/word/2018/wordml/cex" xmlns:w16cid="http://schemas.microsoft.com/office/word/2016/wordml/cid" xmlns:w16="http://schemas.microsoft.com/office/word/2018/wordml" xmlns:w16du="http://schemas.microsoft.com/office/word/2023/wordml/word16du" xmlns:w16sdtdh="http://schemas.microsoft.com/office/word/2020/wordml/sdtdatahash" xmlns:w16se="http://schemas.microsoft.com/office/word/2015/wordml/symex" xmlns:wpg="http://schemas.microsoft.com/office/word/2010/wordprocessingGroup" xmlns:wpi="http://schemas.microsoft.com/office/word/2010/wordprocessingInk" xmlns:wne="http://schemas.microsoft.com/office/word/2006/wordml" xmlns:wps="http://schemas.microsoft.com/office/word/2010/wordprocessingShape" mc:Ignorable="w14 w15 w16se w16cid w16 w16cex w16sdtdh w16du wp14">
+<w:footnotes xmlns:wpc="http://schemas.microsoft.com/office/word/2010/wordprocessingCanvas" xmlns:cx="http://schemas.microsoft.com/office/drawing/2014/chartex" xmlns:cx1="http://schemas.microsoft.com/office/drawing/2015/9/8/chartex" xmlns:cx2="http://schemas.microsoft.com/office/drawing/2015/10/21/chartex" xmlns:cx3="http://schemas.microsoft.com/office/drawing/2016/5/9/chartex" xmlns:cx4="http://schemas.microsoft.com/office/drawing/2016/5/10/chartex" xmlns:cx5="http://schemas.microsoft.com/office/drawing/2016/5/11/chartex" xmlns:cx6="http://schemas.microsoft.com/office/drawing/2016/5/12/chartex" xmlns:cx7="http://schemas.microsoft.com/office/drawing/2016/5/13/chartex" xmlns:cx8="http://schemas.microsoft.com/office/drawing/2016/5/14/chartex" xmlns:mc="http://schemas.openxmlformats.org/markup-compatibility/2006" xmlns:aink="http://schemas.microsoft.com/office/drawing/2016/ink" xmlns:am3d="http://schemas.microsoft.com/office/drawing/2017/model3d" xmlns:o="urn:schemas-microsoft-com:office:office" xmlns:oel="http://schemas.microsoft.com/office/2019/extlst" xmlns:r="http://schemas.openxmlformats.org/officeDocument/2006/relationships" xmlns:m="http://schemas.openxmlformats.org/officeDocument/2006/math" xmlns:v="urn:schemas-microsoft-com:vml" xmlns:wp14="http://schemas.microsoft.com/office/word/2010/wordprocessingDrawing" xmlns:wp="http://schemas.openxmlformats.org/drawingml/2006/wordprocessingDrawing" xmlns:w10="urn:schemas-microsoft-com:office:word" xmlns:w="http://schemas.openxmlformats.org/wordprocessingml/2006/main" xmlns:w14="http://schemas.microsoft.com/office/word/2010/wordml" xmlns:w15="http://schemas.microsoft.com/office/word/2012/wordml" xmlns:w16cex="http://schemas.microsoft.com/office/word/2018/wordml/cex" xmlns:w16cid="http://schemas.microsoft.com/office/word/2016/wordml/cid" xmlns:w16="http://schemas.microsoft.com/office/word/2018/wordml" xmlns:w16du="http://schemas.microsoft.com/office/word/2023/wordml/word16du" xmlns:w16sdtdh="http://schemas.microsoft.com/office/word/2020/wordml/sdtdatahash" xmlns:w16sdtfl="http://schemas.microsoft.com/office/word/2024/wordml/sdtformatlock" xmlns:w16se="http://schemas.microsoft.com/office/word/2015/wordml/symex" xmlns:wpg="http://schemas.microsoft.com/office/word/2010/wordprocessingGroup" xmlns:wpi="http://schemas.microsoft.com/office/word/2010/wordprocessingInk" xmlns:wne="http://schemas.microsoft.com/office/word/2006/wordml" xmlns:wps="http://schemas.microsoft.com/office/word/2010/wordprocessingShape" mc:Ignorable="w14 w15 w16se w16cid w16 w16cex w16sdtdh w16sdtfl w16du wp14">
   <w:footnote w:type="separator" w:id="-1">
     <w:p>
       <w:pPr>
@@ -27190,7 +26945,7 @@
 </file>
 
 <file path=word/header1.xml><?xml version="1.0" encoding="utf-8"?>
-<w:hdr xmlns:wpc="http://schemas.microsoft.com/office/word/2010/wordprocessingCanvas" xmlns:cx="http://schemas.microsoft.com/office/drawing/2014/chartex" xmlns:cx1="http://schemas.microsoft.com/office/drawing/2015/9/8/chartex" xmlns:cx2="http://schemas.microsoft.com/office/drawing/2015/10/21/chartex" xmlns:cx3="http://schemas.microsoft.com/office/drawing/2016/5/9/chartex" xmlns:cx4="http://schemas.microsoft.com/office/drawing/2016/5/10/chartex" xmlns:cx5="http://schemas.microsoft.com/office/drawing/2016/5/11/chartex" xmlns:cx6="http://schemas.microsoft.com/office/drawing/2016/5/12/chartex" xmlns:cx7="http://schemas.microsoft.com/office/drawing/2016/5/13/chartex" xmlns:cx8="http://schemas.microsoft.com/office/drawing/2016/5/14/chartex" xmlns:mc="http://schemas.openxmlformats.org/markup-compatibility/2006" xmlns:aink="http://schemas.microsoft.com/office/drawing/2016/ink" xmlns:am3d="http://schemas.microsoft.com/office/drawing/2017/model3d" xmlns:o="urn:schemas-microsoft-com:office:office" xmlns:oel="http://schemas.microsoft.com/office/2019/extlst" xmlns:r="http://schemas.openxmlformats.org/officeDocument/2006/relationships" xmlns:m="http://schemas.openxmlformats.org/officeDocument/2006/math" xmlns:v="urn:schemas-microsoft-com:vml" xmlns:wp14="http://schemas.microsoft.com/office/word/2010/wordprocessingDrawing" xmlns:wp="http://schemas.openxmlformats.org/drawingml/2006/wordprocessingDrawing" xmlns:w10="urn:schemas-microsoft-com:office:word" xmlns:w="http://schemas.openxmlformats.org/wordprocessingml/2006/main" xmlns:w14="http://schemas.microsoft.com/office/word/2010/wordml" xmlns:w15="http://schemas.microsoft.com/office/word/2012/wordml" xmlns:w16cex="http://schemas.microsoft.com/office/word/2018/wordml/cex" xmlns:w16cid="http://schemas.microsoft.com/office/word/2016/wordml/cid" xmlns:w16="http://schemas.microsoft.com/office/word/2018/wordml" xmlns:w16du="http://schemas.microsoft.com/office/word/2023/wordml/word16du" xmlns:w16sdtdh="http://schemas.microsoft.com/office/word/2020/wordml/sdtdatahash" xmlns:w16se="http://schemas.microsoft.com/office/word/2015/wordml/symex" xmlns:wpg="http://schemas.microsoft.com/office/word/2010/wordprocessingGroup" xmlns:wpi="http://schemas.microsoft.com/office/word/2010/wordprocessingInk" xmlns:wne="http://schemas.microsoft.com/office/word/2006/wordml" xmlns:wps="http://schemas.microsoft.com/office/word/2010/wordprocessingShape" mc:Ignorable="w14 w15 w16se w16cid w16 w16cex w16sdtdh w16du wp14">
+<w:hdr xmlns:wpc="http://schemas.microsoft.com/office/word/2010/wordprocessingCanvas" xmlns:cx="http://schemas.microsoft.com/office/drawing/2014/chartex" xmlns:cx1="http://schemas.microsoft.com/office/drawing/2015/9/8/chartex" xmlns:cx2="http://schemas.microsoft.com/office/drawing/2015/10/21/chartex" xmlns:cx3="http://schemas.microsoft.com/office/drawing/2016/5/9/chartex" xmlns:cx4="http://schemas.microsoft.com/office/drawing/2016/5/10/chartex" xmlns:cx5="http://schemas.microsoft.com/office/drawing/2016/5/11/chartex" xmlns:cx6="http://schemas.microsoft.com/office/drawing/2016/5/12/chartex" xmlns:cx7="http://schemas.microsoft.com/office/drawing/2016/5/13/chartex" xmlns:cx8="http://schemas.microsoft.com/office/drawing/2016/5/14/chartex" xmlns:mc="http://schemas.openxmlformats.org/markup-compatibility/2006" xmlns:aink="http://schemas.microsoft.com/office/drawing/2016/ink" xmlns:am3d="http://schemas.microsoft.com/office/drawing/2017/model3d" xmlns:o="urn:schemas-microsoft-com:office:office" xmlns:oel="http://schemas.microsoft.com/office/2019/extlst" xmlns:r="http://schemas.openxmlformats.org/officeDocument/2006/relationships" xmlns:m="http://schemas.openxmlformats.org/officeDocument/2006/math" xmlns:v="urn:schemas-microsoft-com:vml" xmlns:wp14="http://schemas.microsoft.com/office/word/2010/wordprocessingDrawing" xmlns:wp="http://schemas.openxmlformats.org/drawingml/2006/wordprocessingDrawing" xmlns:w10="urn:schemas-microsoft-com:office:word" xmlns:w="http://schemas.openxmlformats.org/wordprocessingml/2006/main" xmlns:w14="http://schemas.microsoft.com/office/word/2010/wordml" xmlns:w15="http://schemas.microsoft.com/office/word/2012/wordml" xmlns:w16cex="http://schemas.microsoft.com/office/word/2018/wordml/cex" xmlns:w16cid="http://schemas.microsoft.com/office/word/2016/wordml/cid" xmlns:w16="http://schemas.microsoft.com/office/word/2018/wordml" xmlns:w16du="http://schemas.microsoft.com/office/word/2023/wordml/word16du" xmlns:w16sdtdh="http://schemas.microsoft.com/office/word/2020/wordml/sdtdatahash" xmlns:w16sdtfl="http://schemas.microsoft.com/office/word/2024/wordml/sdtformatlock" xmlns:w16se="http://schemas.microsoft.com/office/word/2015/wordml/symex" xmlns:wpg="http://schemas.microsoft.com/office/word/2010/wordprocessingGroup" xmlns:wpi="http://schemas.microsoft.com/office/word/2010/wordprocessingInk" xmlns:wne="http://schemas.microsoft.com/office/word/2006/wordml" xmlns:wps="http://schemas.microsoft.com/office/word/2010/wordprocessingShape" mc:Ignorable="w14 w15 w16se w16cid w16 w16cex w16sdtdh w16sdtfl w16du wp14">
   <w:tbl>
     <w:tblPr>
       <w:tblStyle w:val="Tablaconcuadrcula"/>
@@ -27480,7 +27235,7 @@
 </file>
 
 <file path=word/numbering.xml><?xml version="1.0" encoding="utf-8"?>
-<w:numbering xmlns:wpc="http://schemas.microsoft.com/office/word/2010/wordprocessingCanvas" xmlns:cx="http://schemas.microsoft.com/office/drawing/2014/chartex" xmlns:cx1="http://schemas.microsoft.com/office/drawing/2015/9/8/chartex" xmlns:cx2="http://schemas.microsoft.com/office/drawing/2015/10/21/chartex" xmlns:cx3="http://schemas.microsoft.com/office/drawing/2016/5/9/chartex" xmlns:cx4="http://schemas.microsoft.com/office/drawing/2016/5/10/chartex" xmlns:cx5="http://schemas.microsoft.com/office/drawing/2016/5/11/chartex" xmlns:cx6="http://schemas.microsoft.com/office/drawing/2016/5/12/chartex" xmlns:cx7="http://schemas.microsoft.com/office/drawing/2016/5/13/chartex" xmlns:cx8="http://schemas.microsoft.com/office/drawing/2016/5/14/chartex" xmlns:mc="http://schemas.openxmlformats.org/markup-compatibility/2006" xmlns:aink="http://schemas.microsoft.com/office/drawing/2016/ink" xmlns:am3d="http://schemas.microsoft.com/office/drawing/2017/model3d" xmlns:o="urn:schemas-microsoft-com:office:office" xmlns:oel="http://schemas.microsoft.com/office/2019/extlst" xmlns:r="http://schemas.openxmlformats.org/officeDocument/2006/relationships" xmlns:m="http://schemas.openxmlformats.org/officeDocument/2006/math" xmlns:v="urn:schemas-microsoft-com:vml" xmlns:wp14="http://schemas.microsoft.com/office/word/2010/wordprocessingDrawing" xmlns:wp="http://schemas.openxmlformats.org/drawingml/2006/wordprocessingDrawing" xmlns:w10="urn:schemas-microsoft-com:office:word" xmlns:w="http://schemas.openxmlformats.org/wordprocessingml/2006/main" xmlns:w14="http://schemas.microsoft.com/office/word/2010/wordml" xmlns:w15="http://schemas.microsoft.com/office/word/2012/wordml" xmlns:w16cex="http://schemas.microsoft.com/office/word/2018/wordml/cex" xmlns:w16cid="http://schemas.microsoft.com/office/word/2016/wordml/cid" xmlns:w16="http://schemas.microsoft.com/office/word/2018/wordml" xmlns:w16du="http://schemas.microsoft.com/office/word/2023/wordml/word16du" xmlns:w16sdtdh="http://schemas.microsoft.com/office/word/2020/wordml/sdtdatahash" xmlns:w16se="http://schemas.microsoft.com/office/word/2015/wordml/symex" xmlns:wpg="http://schemas.microsoft.com/office/word/2010/wordprocessingGroup" xmlns:wpi="http://schemas.microsoft.com/office/word/2010/wordprocessingInk" xmlns:wne="http://schemas.microsoft.com/office/word/2006/wordml" xmlns:wps="http://schemas.microsoft.com/office/word/2010/wordprocessingShape" mc:Ignorable="w14 w15 w16se w16cid w16 w16cex w16sdtdh w16du wp14">
+<w:numbering xmlns:wpc="http://schemas.microsoft.com/office/word/2010/wordprocessingCanvas" xmlns:cx="http://schemas.microsoft.com/office/drawing/2014/chartex" xmlns:cx1="http://schemas.microsoft.com/office/drawing/2015/9/8/chartex" xmlns:cx2="http://schemas.microsoft.com/office/drawing/2015/10/21/chartex" xmlns:cx3="http://schemas.microsoft.com/office/drawing/2016/5/9/chartex" xmlns:cx4="http://schemas.microsoft.com/office/drawing/2016/5/10/chartex" xmlns:cx5="http://schemas.microsoft.com/office/drawing/2016/5/11/chartex" xmlns:cx6="http://schemas.microsoft.com/office/drawing/2016/5/12/chartex" xmlns:cx7="http://schemas.microsoft.com/office/drawing/2016/5/13/chartex" xmlns:cx8="http://schemas.microsoft.com/office/drawing/2016/5/14/chartex" xmlns:mc="http://schemas.openxmlformats.org/markup-compatibility/2006" xmlns:aink="http://schemas.microsoft.com/office/drawing/2016/ink" xmlns:am3d="http://schemas.microsoft.com/office/drawing/2017/model3d" xmlns:o="urn:schemas-microsoft-com:office:office" xmlns:oel="http://schemas.microsoft.com/office/2019/extlst" xmlns:r="http://schemas.openxmlformats.org/officeDocument/2006/relationships" xmlns:m="http://schemas.openxmlformats.org/officeDocument/2006/math" xmlns:v="urn:schemas-microsoft-com:vml" xmlns:wp14="http://schemas.microsoft.com/office/word/2010/wordprocessingDrawing" xmlns:wp="http://schemas.openxmlformats.org/drawingml/2006/wordprocessingDrawing" xmlns:w10="urn:schemas-microsoft-com:office:word" xmlns:w="http://schemas.openxmlformats.org/wordprocessingml/2006/main" xmlns:w14="http://schemas.microsoft.com/office/word/2010/wordml" xmlns:w15="http://schemas.microsoft.com/office/word/2012/wordml" xmlns:w16cex="http://schemas.microsoft.com/office/word/2018/wordml/cex" xmlns:w16cid="http://schemas.microsoft.com/office/word/2016/wordml/cid" xmlns:w16="http://schemas.microsoft.com/office/word/2018/wordml" xmlns:w16du="http://schemas.microsoft.com/office/word/2023/wordml/word16du" xmlns:w16sdtdh="http://schemas.microsoft.com/office/word/2020/wordml/sdtdatahash" xmlns:w16sdtfl="http://schemas.microsoft.com/office/word/2024/wordml/sdtformatlock" xmlns:w16se="http://schemas.microsoft.com/office/word/2015/wordml/symex" xmlns:wpg="http://schemas.microsoft.com/office/word/2010/wordprocessingGroup" xmlns:wpi="http://schemas.microsoft.com/office/word/2010/wordprocessingInk" xmlns:wne="http://schemas.microsoft.com/office/word/2006/wordml" xmlns:wps="http://schemas.microsoft.com/office/word/2010/wordprocessingShape" mc:Ignorable="w14 w15 w16se w16cid w16 w16cex w16sdtdh w16sdtfl w16du wp14">
   <w:abstractNum w:abstractNumId="0" w15:restartNumberingAfterBreak="0">
     <w:nsid w:val="00D50E59"/>
     <w:multiLevelType w:val="hybridMultilevel"/>
@@ -28391,7 +28146,7 @@
 </file>
 
 <file path=word/styles.xml><?xml version="1.0" encoding="utf-8"?>
-<w:styles xmlns:mc="http://schemas.openxmlformats.org/markup-compatibility/2006" xmlns:r="http://schemas.openxmlformats.org/officeDocument/2006/relationships" xmlns:w="http://schemas.openxmlformats.org/wordprocessingml/2006/main" xmlns:w14="http://schemas.microsoft.com/office/word/2010/wordml" xmlns:w15="http://schemas.microsoft.com/office/word/2012/wordml" xmlns:w16cex="http://schemas.microsoft.com/office/word/2018/wordml/cex" xmlns:w16cid="http://schemas.microsoft.com/office/word/2016/wordml/cid" xmlns:w16="http://schemas.microsoft.com/office/word/2018/wordml" xmlns:w16du="http://schemas.microsoft.com/office/word/2023/wordml/word16du" xmlns:w16sdtdh="http://schemas.microsoft.com/office/word/2020/wordml/sdtdatahash" xmlns:w16se="http://schemas.microsoft.com/office/word/2015/wordml/symex" mc:Ignorable="w14 w15 w16se w16cid w16 w16cex w16sdtdh w16du">
+<w:styles xmlns:mc="http://schemas.openxmlformats.org/markup-compatibility/2006" xmlns:r="http://schemas.openxmlformats.org/officeDocument/2006/relationships" xmlns:w="http://schemas.openxmlformats.org/wordprocessingml/2006/main" xmlns:w14="http://schemas.microsoft.com/office/word/2010/wordml" xmlns:w15="http://schemas.microsoft.com/office/word/2012/wordml" xmlns:w16cex="http://schemas.microsoft.com/office/word/2018/wordml/cex" xmlns:w16cid="http://schemas.microsoft.com/office/word/2016/wordml/cid" xmlns:w16="http://schemas.microsoft.com/office/word/2018/wordml" xmlns:w16du="http://schemas.microsoft.com/office/word/2023/wordml/word16du" xmlns:w16sdtdh="http://schemas.microsoft.com/office/word/2020/wordml/sdtdatahash" xmlns:w16sdtfl="http://schemas.microsoft.com/office/word/2024/wordml/sdtformatlock" xmlns:w16se="http://schemas.microsoft.com/office/word/2015/wordml/symex" mc:Ignorable="w14 w15 w16se w16cid w16 w16cex w16sdtdh w16sdtfl w16du">
   <w:docDefaults>
     <w:rPrDefault>
       <w:rPr>
@@ -29427,7 +29182,7 @@
       <w14:ligatures w14:val="none"/>
     </w:rPr>
   </w:style>
-  <w:style w:type="character" w:styleId="Textoennegrita">
+  <w:style w:type="character" w:styleId="Fuerte">
     <w:name w:val="Strong"/>
     <w:basedOn w:val="Fuentedeprrafopredeter"/>
     <w:uiPriority w:val="22"/>
